--- a/por/docx/017.content.docx
+++ b/por/docx/017.content.docx
@@ -19,7 +19,7 @@
         <w:rPr>
           <w:lang w:val="pt_PT" w:bidi="pt_PT"/>
         </w:rPr>
-        <w:t>Resource: Tyndale Open Study Notes</w:t>
+        <w:t>Resource: Aquifer Open Study Notes (Profiles)</w:t>
       </w:r>
       <w:r>
         <w:rPr>
@@ -112,7 +112,7 @@
         <w:rPr>
           <w:lang w:val="pt_PT" w:bidi="pt_PT"/>
         </w:rPr>
-        <w:t>Tyndale Open Study Notes</w:t>
+        <w:t>Aquifer Open Study Notes (Profiles)</w:t>
       </w:r>
     </w:p>
     <w:p>

--- a/por/docx/017.content.docx
+++ b/por/docx/017.content.docx
@@ -233,18 +233,12 @@
         </w:rPr>
         <w:t>Salomão foi o terceiro rei de Israel e o segundo filho de Davi e Bate-Seba (</w:t>
       </w:r>
-      <w:hyperlink r:id="rId13">
-        <w:r>
-          <w:rPr>
-            <w:lang w:val="pt_PT" w:bidi="pt_PT"/>
-          </w:rPr>
-          <w:rPr>
-            <w:color w:val="0000EE"/>
-            <w:u w:val="single"/>
-          </w:rPr>
-          <w:t>2Sm 12.13–25</w:t>
-        </w:r>
-      </w:hyperlink>
+      <w:r>
+        <w:rPr>
+          <w:lang w:val="pt_PT" w:bidi="pt_PT"/>
+        </w:rPr>
+        <w:t>2Sm 12.13–25</w:t>
+      </w:r>
       <w:r>
         <w:rPr>
           <w:lang w:val="pt_PT" w:bidi="pt_PT"/>
@@ -265,90 +259,60 @@
         </w:rPr>
         <w:t>Quando o rei Davi estava perto da morte, seu filho Adonias tentou se tornar rei com o apoio do sacerdote Abiatar e do general Joabe (</w:t>
       </w:r>
-      <w:hyperlink r:id="rId14">
-        <w:r>
-          <w:rPr>
-            <w:lang w:val="pt_PT" w:bidi="pt_PT"/>
-          </w:rPr>
-          <w:rPr>
-            <w:color w:val="0000EE"/>
-            <w:u w:val="single"/>
-          </w:rPr>
-          <w:t>1Rs 1.1–53</w:t>
-        </w:r>
-      </w:hyperlink>
+      <w:r>
+        <w:rPr>
+          <w:lang w:val="pt_PT" w:bidi="pt_PT"/>
+        </w:rPr>
+        <w:t>1Rs 1.1–53</w:t>
+      </w:r>
       <w:r>
         <w:rPr>
           <w:lang w:val="pt_PT" w:bidi="pt_PT"/>
         </w:rPr>
         <w:t>). No entanto, o reino foi prometido a Salomão (</w:t>
       </w:r>
-      <w:hyperlink r:id="rId15">
-        <w:r>
-          <w:rPr>
-            <w:lang w:val="pt_PT" w:bidi="pt_PT"/>
-          </w:rPr>
-          <w:rPr>
-            <w:color w:val="0000EE"/>
-            <w:u w:val="single"/>
-          </w:rPr>
-          <w:t>1Rs 1.17</w:t>
-        </w:r>
-      </w:hyperlink>
+      <w:r>
+        <w:rPr>
+          <w:lang w:val="pt_PT" w:bidi="pt_PT"/>
+        </w:rPr>
+        <w:t>1Rs 1.17</w:t>
+      </w:r>
       <w:r>
         <w:rPr>
           <w:lang w:val="pt_PT" w:bidi="pt_PT"/>
         </w:rPr>
         <w:t xml:space="preserve">; veja </w:t>
       </w:r>
-      <w:hyperlink r:id="rId16">
-        <w:r>
-          <w:rPr>
-            <w:lang w:val="pt_PT" w:bidi="pt_PT"/>
-          </w:rPr>
-          <w:rPr>
-            <w:color w:val="0000EE"/>
-            <w:u w:val="single"/>
-          </w:rPr>
-          <w:t>2Sm 12.24–25</w:t>
-        </w:r>
-      </w:hyperlink>
-      <w:r>
-        <w:rPr>
-          <w:lang w:val="pt_PT" w:bidi="pt_PT"/>
-        </w:rPr>
-        <w:t xml:space="preserve">; </w:t>
-      </w:r>
-      <w:hyperlink r:id="rId17">
-        <w:r>
-          <w:rPr>
-            <w:lang w:val="pt_PT" w:bidi="pt_PT"/>
-          </w:rPr>
-          <w:rPr>
-            <w:color w:val="0000EE"/>
-            <w:u w:val="single"/>
-          </w:rPr>
-          <w:t>1Cr 28.4–7</w:t>
-        </w:r>
-      </w:hyperlink>
+      <w:r>
+        <w:rPr>
+          <w:lang w:val="pt_PT" w:bidi="pt_PT"/>
+        </w:rPr>
+        <w:t>2Sm 12.24–25</w:t>
+      </w:r>
+      <w:r>
+        <w:rPr>
+          <w:lang w:val="pt_PT" w:bidi="pt_PT"/>
+        </w:rPr>
+        <w:t xml:space="preserve">; </w:t>
+      </w:r>
+      <w:r>
+        <w:rPr>
+          <w:lang w:val="pt_PT" w:bidi="pt_PT"/>
+        </w:rPr>
+        <w:t>1Cr 28.4–7</w:t>
+      </w:r>
       <w:r>
         <w:rPr>
           <w:lang w:val="pt_PT" w:bidi="pt_PT"/>
         </w:rPr>
         <w:t>). Então, Bate-Seba e o profeta Natã informaram a Davi sobre os planos de Adonias. Davi rapidamente providenciou para que Salomão fosse oficialmente declarado rei. Em seguida, Davi aconselhou Salomão a seguir fielmente a Deus (</w:t>
       </w:r>
-      <w:hyperlink r:id="rId18">
-        <w:r>
-          <w:rPr>
-            <w:lang w:val="pt_PT" w:bidi="pt_PT"/>
-          </w:rPr>
-          <w:rPr>
-            <w:color w:val="0000EE"/>
-            <w:u w:val="single"/>
-          </w:rPr>
-          <w:t>1Rs 2.1–9</w:t>
-        </w:r>
-      </w:hyperlink>
+      <w:r>
+        <w:rPr>
+          <w:lang w:val="pt_PT" w:bidi="pt_PT"/>
+        </w:rPr>
+        <w:t>1Rs 2.1–9</w:t>
+      </w:r>
       <w:r>
         <w:rPr>
           <w:lang w:val="pt_PT" w:bidi="pt_PT"/>
@@ -387,18 +351,12 @@
         </w:rPr>
         <w:t>Ele governou sabiamente (</w:t>
       </w:r>
-      <w:hyperlink r:id="rId19">
-        <w:r>
-          <w:rPr>
-            <w:lang w:val="pt_PT" w:bidi="pt_PT"/>
-          </w:rPr>
-          <w:rPr>
-            <w:color w:val="0000EE"/>
-            <w:u w:val="single"/>
-          </w:rPr>
-          <w:t>1Rs 3.16–28</w:t>
-        </w:r>
-      </w:hyperlink>
+      <w:r>
+        <w:rPr>
+          <w:lang w:val="pt_PT" w:bidi="pt_PT"/>
+        </w:rPr>
+        <w:t>1Rs 3.16–28</w:t>
+      </w:r>
       <w:r>
         <w:rPr>
           <w:lang w:val="pt_PT" w:bidi="pt_PT"/>
@@ -423,18 +381,12 @@
         </w:rPr>
         <w:t>Ele ganhou respeito mundial (</w:t>
       </w:r>
-      <w:hyperlink r:id="rId20">
-        <w:r>
-          <w:rPr>
-            <w:lang w:val="pt_PT" w:bidi="pt_PT"/>
-          </w:rPr>
-          <w:rPr>
-            <w:color w:val="0000EE"/>
-            <w:u w:val="single"/>
-          </w:rPr>
-          <w:t>1Rs 4.20–34</w:t>
-        </w:r>
-      </w:hyperlink>
+      <w:r>
+        <w:rPr>
+          <w:lang w:val="pt_PT" w:bidi="pt_PT"/>
+        </w:rPr>
+        <w:t>1Rs 4.20–34</w:t>
+      </w:r>
       <w:r>
         <w:rPr>
           <w:lang w:val="pt_PT" w:bidi="pt_PT"/>
@@ -486,18 +438,12 @@
         </w:rPr>
         <w:t>). Ele também construiu o templo em Jerusalém e seu palácio. Ele expandiu o comércio e aumentou a riqueza e a segurança de Israel. Sua sabedoria e riqueza eram famosas. A Rainha de Sabá visitou Jerusalém para vê-lo pessoalmente (</w:t>
       </w:r>
-      <w:hyperlink r:id="rId21">
-        <w:r>
-          <w:rPr>
-            <w:lang w:val="pt_PT" w:bidi="pt_PT"/>
-          </w:rPr>
-          <w:rPr>
-            <w:color w:val="0000EE"/>
-            <w:u w:val="single"/>
-          </w:rPr>
-          <w:t>1Rs 10.1–29</w:t>
-        </w:r>
-      </w:hyperlink>
+      <w:r>
+        <w:rPr>
+          <w:lang w:val="pt_PT" w:bidi="pt_PT"/>
+        </w:rPr>
+        <w:t>1Rs 10.1–29</w:t>
+      </w:r>
       <w:r>
         <w:rPr>
           <w:lang w:val="pt_PT" w:bidi="pt_PT"/>
@@ -518,18 +464,12 @@
         </w:rPr>
         <w:t>Salomão fez muitas alianças estrangeiras e casou-se com muitas mulheres estrangeiras, começando com a filha do Faraó do Egito (</w:t>
       </w:r>
-      <w:hyperlink r:id="rId22">
-        <w:r>
-          <w:rPr>
-            <w:lang w:val="pt_PT" w:bidi="pt_PT"/>
-          </w:rPr>
-          <w:rPr>
-            <w:color w:val="0000EE"/>
-            <w:u w:val="single"/>
-          </w:rPr>
-          <w:t>1Rs 3.1</w:t>
-        </w:r>
-      </w:hyperlink>
+      <w:r>
+        <w:rPr>
+          <w:lang w:val="pt_PT" w:bidi="pt_PT"/>
+        </w:rPr>
+        <w:t>1Rs 3.1</w:t>
+      </w:r>
       <w:r>
         <w:rPr>
           <w:lang w:val="pt_PT" w:bidi="pt_PT"/>
@@ -550,36 +490,24 @@
         </w:rPr>
         <w:t>Mesmo assim, o Novo Testamento destaca a sabedoria e a glória de Salomão como o exemplo pelo qual os outros são julgados. Jesus é a encarnação da sabedoria de Deus (ou a sabedoria de Deus em forma humana), que excede grandemente a de Salomão (</w:t>
       </w:r>
-      <w:hyperlink r:id="rId23">
-        <w:r>
-          <w:rPr>
-            <w:lang w:val="pt_PT" w:bidi="pt_PT"/>
-          </w:rPr>
-          <w:rPr>
-            <w:color w:val="0000EE"/>
-            <w:u w:val="single"/>
-          </w:rPr>
-          <w:t>Mt 12.42</w:t>
-        </w:r>
-      </w:hyperlink>
-      <w:r>
-        <w:rPr>
-          <w:lang w:val="pt_PT" w:bidi="pt_PT"/>
-        </w:rPr>
-        <w:t xml:space="preserve">; </w:t>
-      </w:r>
-      <w:hyperlink r:id="rId24">
-        <w:r>
-          <w:rPr>
-            <w:lang w:val="pt_PT" w:bidi="pt_PT"/>
-          </w:rPr>
-          <w:rPr>
-            <w:color w:val="0000EE"/>
-            <w:u w:val="single"/>
-          </w:rPr>
-          <w:t>Lc 11.31</w:t>
-        </w:r>
-      </w:hyperlink>
+      <w:r>
+        <w:rPr>
+          <w:lang w:val="pt_PT" w:bidi="pt_PT"/>
+        </w:rPr>
+        <w:t>Mt 12.42</w:t>
+      </w:r>
+      <w:r>
+        <w:rPr>
+          <w:lang w:val="pt_PT" w:bidi="pt_PT"/>
+        </w:rPr>
+        <w:t xml:space="preserve">; </w:t>
+      </w:r>
+      <w:r>
+        <w:rPr>
+          <w:lang w:val="pt_PT" w:bidi="pt_PT"/>
+        </w:rPr>
+        <w:t>Lc 11.31</w:t>
+      </w:r>
       <w:r>
         <w:rPr>
           <w:lang w:val="pt_PT" w:bidi="pt_PT"/>
@@ -609,180 +537,120 @@
           <w:lang w:val="pt_PT" w:bidi="pt_PT"/>
         </w:rPr>
       </w:r>
-      <w:hyperlink r:id="rId16">
-        <w:r>
-          <w:rPr>
-            <w:lang w:val="pt_PT" w:bidi="pt_PT"/>
-          </w:rPr>
-          <w:rPr>
-            <w:color w:val="0000EE"/>
-            <w:u w:val="single"/>
-          </w:rPr>
-          <w:t>2 Samuel 12.24–25</w:t>
-        </w:r>
-      </w:hyperlink>
-      <w:r>
-        <w:rPr>
-          <w:lang w:val="pt_PT" w:bidi="pt_PT"/>
-        </w:rPr>
-        <w:t xml:space="preserve">; </w:t>
-      </w:r>
-      <w:hyperlink r:id="rId25">
-        <w:r>
-          <w:rPr>
-            <w:lang w:val="pt_PT" w:bidi="pt_PT"/>
-          </w:rPr>
-          <w:rPr>
-            <w:color w:val="0000EE"/>
-            <w:u w:val="single"/>
-          </w:rPr>
-          <w:t>1 Reis 1.1–11.43</w:t>
-        </w:r>
-      </w:hyperlink>
-      <w:r>
-        <w:rPr>
-          <w:lang w:val="pt_PT" w:bidi="pt_PT"/>
-        </w:rPr>
-        <w:t xml:space="preserve">; </w:t>
-      </w:r>
-      <w:hyperlink r:id="rId26">
-        <w:r>
-          <w:rPr>
-            <w:lang w:val="pt_PT" w:bidi="pt_PT"/>
-          </w:rPr>
-          <w:rPr>
-            <w:color w:val="0000EE"/>
-            <w:u w:val="single"/>
-          </w:rPr>
-          <w:t>2 Crônicas 1.1–9.31</w:t>
-        </w:r>
-      </w:hyperlink>
-      <w:r>
-        <w:rPr>
-          <w:lang w:val="pt_PT" w:bidi="pt_PT"/>
-        </w:rPr>
-        <w:t xml:space="preserve">; </w:t>
-      </w:r>
-      <w:hyperlink r:id="rId27">
-        <w:r>
-          <w:rPr>
-            <w:lang w:val="pt_PT" w:bidi="pt_PT"/>
-          </w:rPr>
-          <w:rPr>
-            <w:color w:val="0000EE"/>
-            <w:u w:val="single"/>
-          </w:rPr>
-          <w:t>Salmos 72.1–20</w:t>
-        </w:r>
-      </w:hyperlink>
-      <w:r>
-        <w:rPr>
-          <w:lang w:val="pt_PT" w:bidi="pt_PT"/>
-        </w:rPr>
-        <w:t xml:space="preserve">; </w:t>
-      </w:r>
-      <w:hyperlink r:id="rId28">
-        <w:r>
-          <w:rPr>
-            <w:lang w:val="pt_PT" w:bidi="pt_PT"/>
-          </w:rPr>
-          <w:rPr>
-            <w:color w:val="0000EE"/>
-            <w:u w:val="single"/>
-          </w:rPr>
-          <w:t>127.1–5</w:t>
-        </w:r>
-      </w:hyperlink>
-      <w:r>
-        <w:rPr>
-          <w:lang w:val="pt_PT" w:bidi="pt_PT"/>
-        </w:rPr>
-        <w:t xml:space="preserve">; </w:t>
-      </w:r>
-      <w:hyperlink r:id="rId29">
-        <w:r>
-          <w:rPr>
-            <w:lang w:val="pt_PT" w:bidi="pt_PT"/>
-          </w:rPr>
-          <w:rPr>
-            <w:color w:val="0000EE"/>
-            <w:u w:val="single"/>
-          </w:rPr>
-          <w:t>Provérbios 1.1</w:t>
-        </w:r>
-      </w:hyperlink>
-      <w:r>
-        <w:rPr>
-          <w:lang w:val="pt_PT" w:bidi="pt_PT"/>
-        </w:rPr>
-        <w:t xml:space="preserve">; </w:t>
-      </w:r>
-      <w:hyperlink r:id="rId30">
-        <w:r>
-          <w:rPr>
-            <w:lang w:val="pt_PT" w:bidi="pt_PT"/>
-          </w:rPr>
-          <w:rPr>
-            <w:color w:val="0000EE"/>
-            <w:u w:val="single"/>
-          </w:rPr>
-          <w:t>Mateus 6.28–30</w:t>
-        </w:r>
-      </w:hyperlink>
-      <w:r>
-        <w:rPr>
-          <w:lang w:val="pt_PT" w:bidi="pt_PT"/>
-        </w:rPr>
-        <w:t xml:space="preserve">; </w:t>
-      </w:r>
-      <w:hyperlink r:id="rId23">
-        <w:r>
-          <w:rPr>
-            <w:lang w:val="pt_PT" w:bidi="pt_PT"/>
-          </w:rPr>
-          <w:rPr>
-            <w:color w:val="0000EE"/>
-            <w:u w:val="single"/>
-          </w:rPr>
-          <w:t>12.42</w:t>
-        </w:r>
-      </w:hyperlink>
-      <w:r>
-        <w:rPr>
-          <w:lang w:val="pt_PT" w:bidi="pt_PT"/>
-        </w:rPr>
-        <w:t xml:space="preserve">; </w:t>
-      </w:r>
-      <w:hyperlink r:id="rId24">
-        <w:r>
-          <w:rPr>
-            <w:lang w:val="pt_PT" w:bidi="pt_PT"/>
-          </w:rPr>
-          <w:rPr>
-            <w:color w:val="0000EE"/>
-            <w:u w:val="single"/>
-          </w:rPr>
-          <w:t>Lucas 11.31</w:t>
-        </w:r>
-      </w:hyperlink>
-      <w:r>
-        <w:rPr>
-          <w:lang w:val="pt_PT" w:bidi="pt_PT"/>
-        </w:rPr>
-        <w:t xml:space="preserve">; </w:t>
-      </w:r>
-      <w:hyperlink r:id="rId31">
-        <w:r>
-          <w:rPr>
-            <w:lang w:val="pt_PT" w:bidi="pt_PT"/>
-          </w:rPr>
-          <w:rPr>
-            <w:color w:val="0000EE"/>
-            <w:u w:val="single"/>
-          </w:rPr>
-          <w:t>12.27</w:t>
-        </w:r>
-      </w:hyperlink>
+      <w:r>
+        <w:rPr>
+          <w:lang w:val="pt_PT" w:bidi="pt_PT"/>
+        </w:rPr>
+        <w:t>2 Samuel 12.24–25</w:t>
+      </w:r>
+      <w:r>
+        <w:rPr>
+          <w:lang w:val="pt_PT" w:bidi="pt_PT"/>
+        </w:rPr>
+        <w:t xml:space="preserve">; </w:t>
+      </w:r>
+      <w:r>
+        <w:rPr>
+          <w:lang w:val="pt_PT" w:bidi="pt_PT"/>
+        </w:rPr>
+        <w:t>1 Reis 1.1–11.43</w:t>
+      </w:r>
+      <w:r>
+        <w:rPr>
+          <w:lang w:val="pt_PT" w:bidi="pt_PT"/>
+        </w:rPr>
+        <w:t xml:space="preserve">; </w:t>
+      </w:r>
+      <w:r>
+        <w:rPr>
+          <w:lang w:val="pt_PT" w:bidi="pt_PT"/>
+        </w:rPr>
+        <w:t>2 Crônicas 1.1–9.31</w:t>
+      </w:r>
+      <w:r>
+        <w:rPr>
+          <w:lang w:val="pt_PT" w:bidi="pt_PT"/>
+        </w:rPr>
+        <w:t xml:space="preserve">; </w:t>
+      </w:r>
+      <w:r>
+        <w:rPr>
+          <w:lang w:val="pt_PT" w:bidi="pt_PT"/>
+        </w:rPr>
+        <w:t>Salmos 72.1–20</w:t>
+      </w:r>
+      <w:r>
+        <w:rPr>
+          <w:lang w:val="pt_PT" w:bidi="pt_PT"/>
+        </w:rPr>
+        <w:t xml:space="preserve">; </w:t>
+      </w:r>
+      <w:r>
+        <w:rPr>
+          <w:lang w:val="pt_PT" w:bidi="pt_PT"/>
+        </w:rPr>
+        <w:t>127.1–5</w:t>
+      </w:r>
+      <w:r>
+        <w:rPr>
+          <w:lang w:val="pt_PT" w:bidi="pt_PT"/>
+        </w:rPr>
+        <w:t xml:space="preserve">; </w:t>
+      </w:r>
+      <w:r>
+        <w:rPr>
+          <w:lang w:val="pt_PT" w:bidi="pt_PT"/>
+        </w:rPr>
+        <w:t>Provérbios 1.1</w:t>
+      </w:r>
+      <w:r>
+        <w:rPr>
+          <w:lang w:val="pt_PT" w:bidi="pt_PT"/>
+        </w:rPr>
+        <w:t xml:space="preserve">; </w:t>
+      </w:r>
+      <w:r>
+        <w:rPr>
+          <w:lang w:val="pt_PT" w:bidi="pt_PT"/>
+        </w:rPr>
+        <w:t>Mateus 6.28–30</w:t>
+      </w:r>
+      <w:r>
+        <w:rPr>
+          <w:lang w:val="pt_PT" w:bidi="pt_PT"/>
+        </w:rPr>
+        <w:t xml:space="preserve">; </w:t>
+      </w:r>
+      <w:r>
+        <w:rPr>
+          <w:lang w:val="pt_PT" w:bidi="pt_PT"/>
+        </w:rPr>
+        <w:t>12.42</w:t>
+      </w:r>
+      <w:r>
+        <w:rPr>
+          <w:lang w:val="pt_PT" w:bidi="pt_PT"/>
+        </w:rPr>
+        <w:t xml:space="preserve">; </w:t>
+      </w:r>
+      <w:r>
+        <w:rPr>
+          <w:lang w:val="pt_PT" w:bidi="pt_PT"/>
+        </w:rPr>
+        <w:t>Lucas 11.31</w:t>
+      </w:r>
+      <w:r>
+        <w:rPr>
+          <w:lang w:val="pt_PT" w:bidi="pt_PT"/>
+        </w:rPr>
+        <w:t xml:space="preserve">; </w:t>
+      </w:r>
+      <w:r>
+        <w:rPr>
+          <w:lang w:val="pt_PT" w:bidi="pt_PT"/>
+        </w:rPr>
+        <w:t>12.27</w:t>
+      </w:r>
       <w:r>
         <w:rPr>
           <w:lang w:val="pt_PT" w:bidi="pt_PT"/>
@@ -831,18 +699,12 @@
         </w:rPr>
         <w:t>Samaria era uma região ao norte da Judeia, centrada em torno da antiga cidade de Siquém, chamada de Sicar no Novo Testamento. Após a conquista de Israel em 722 a.C., as cidades de Samaria e Siquém foram destruídas. Pessoas de todo o império assírio repovoaram a área (</w:t>
       </w:r>
-      <w:hyperlink r:id="rId32">
-        <w:r>
-          <w:rPr>
-            <w:lang w:val="pt_PT" w:bidi="pt_PT"/>
-          </w:rPr>
-          <w:rPr>
-            <w:color w:val="0000EE"/>
-            <w:u w:val="single"/>
-          </w:rPr>
-          <w:t>2Rs 17.21–41</w:t>
-        </w:r>
-      </w:hyperlink>
+      <w:r>
+        <w:rPr>
+          <w:lang w:val="pt_PT" w:bidi="pt_PT"/>
+        </w:rPr>
+        <w:t>2Rs 17.21–41</w:t>
+      </w:r>
       <w:r>
         <w:rPr>
           <w:lang w:val="pt_PT" w:bidi="pt_PT"/>
@@ -863,36 +725,24 @@
         </w:rPr>
         <w:t xml:space="preserve">Os samaritanos e os judeus tinham uma longa história de conflito, começando após o retorno dos judeus do exílio (veja </w:t>
       </w:r>
-      <w:hyperlink r:id="rId33">
-        <w:r>
-          <w:rPr>
-            <w:lang w:val="pt_PT" w:bidi="pt_PT"/>
-          </w:rPr>
-          <w:rPr>
-            <w:color w:val="0000EE"/>
-            <w:u w:val="single"/>
-          </w:rPr>
-          <w:t>Ed 4.1–5</w:t>
-        </w:r>
-      </w:hyperlink>
-      <w:r>
-        <w:rPr>
-          <w:lang w:val="pt_PT" w:bidi="pt_PT"/>
-        </w:rPr>
-        <w:t xml:space="preserve">; </w:t>
-      </w:r>
-      <w:hyperlink r:id="rId34">
-        <w:r>
-          <w:rPr>
-            <w:lang w:val="pt_PT" w:bidi="pt_PT"/>
-          </w:rPr>
-          <w:rPr>
-            <w:color w:val="0000EE"/>
-            <w:u w:val="single"/>
-          </w:rPr>
-          <w:t>Ne 4.1–23</w:t>
-        </w:r>
-      </w:hyperlink>
+      <w:r>
+        <w:rPr>
+          <w:lang w:val="pt_PT" w:bidi="pt_PT"/>
+        </w:rPr>
+        <w:t>Ed 4.1–5</w:t>
+      </w:r>
+      <w:r>
+        <w:rPr>
+          <w:lang w:val="pt_PT" w:bidi="pt_PT"/>
+        </w:rPr>
+        <w:t xml:space="preserve">; </w:t>
+      </w:r>
+      <w:r>
+        <w:rPr>
+          <w:lang w:val="pt_PT" w:bidi="pt_PT"/>
+        </w:rPr>
+        <w:t>Ne 4.1–23</w:t>
+      </w:r>
       <w:r>
         <w:rPr>
           <w:lang w:val="pt_PT" w:bidi="pt_PT"/>
@@ -936,72 +786,48 @@
           <w:lang w:val="pt_PT" w:bidi="pt_PT"/>
         </w:rPr>
       </w:r>
-      <w:hyperlink r:id="rId32">
-        <w:r>
-          <w:rPr>
-            <w:lang w:val="pt_PT" w:bidi="pt_PT"/>
-          </w:rPr>
-          <w:rPr>
-            <w:color w:val="0000EE"/>
-            <w:u w:val="single"/>
-          </w:rPr>
-          <w:t>2 Reis 17.21–41</w:t>
-        </w:r>
-      </w:hyperlink>
-      <w:r>
-        <w:rPr>
-          <w:lang w:val="pt_PT" w:bidi="pt_PT"/>
-        </w:rPr>
-        <w:t xml:space="preserve">; </w:t>
-      </w:r>
-      <w:hyperlink r:id="rId33">
-        <w:r>
-          <w:rPr>
-            <w:lang w:val="pt_PT" w:bidi="pt_PT"/>
-          </w:rPr>
-          <w:rPr>
-            <w:color w:val="0000EE"/>
-            <w:u w:val="single"/>
-          </w:rPr>
-          <w:t>Esdras 4.1–5</w:t>
-        </w:r>
-      </w:hyperlink>
-      <w:r>
-        <w:rPr>
-          <w:lang w:val="pt_PT" w:bidi="pt_PT"/>
-        </w:rPr>
-        <w:t xml:space="preserve">; </w:t>
-      </w:r>
-      <w:hyperlink r:id="rId34">
-        <w:r>
-          <w:rPr>
-            <w:lang w:val="pt_PT" w:bidi="pt_PT"/>
-          </w:rPr>
-          <w:rPr>
-            <w:color w:val="0000EE"/>
-            <w:u w:val="single"/>
-          </w:rPr>
-          <w:t>Neemias 4.1–23</w:t>
-        </w:r>
-      </w:hyperlink>
-      <w:r>
-        <w:rPr>
-          <w:lang w:val="pt_PT" w:bidi="pt_PT"/>
-        </w:rPr>
-        <w:t xml:space="preserve">; </w:t>
-      </w:r>
-      <w:hyperlink r:id="rId35">
-        <w:r>
-          <w:rPr>
-            <w:lang w:val="pt_PT" w:bidi="pt_PT"/>
-          </w:rPr>
-          <w:rPr>
-            <w:color w:val="0000EE"/>
-            <w:u w:val="single"/>
-          </w:rPr>
-          <w:t>João 4.1–42</w:t>
-        </w:r>
-      </w:hyperlink>
+      <w:r>
+        <w:rPr>
+          <w:lang w:val="pt_PT" w:bidi="pt_PT"/>
+        </w:rPr>
+        <w:t>2 Reis 17.21–41</w:t>
+      </w:r>
+      <w:r>
+        <w:rPr>
+          <w:lang w:val="pt_PT" w:bidi="pt_PT"/>
+        </w:rPr>
+        <w:t xml:space="preserve">; </w:t>
+      </w:r>
+      <w:r>
+        <w:rPr>
+          <w:lang w:val="pt_PT" w:bidi="pt_PT"/>
+        </w:rPr>
+        <w:t>Esdras 4.1–5</w:t>
+      </w:r>
+      <w:r>
+        <w:rPr>
+          <w:lang w:val="pt_PT" w:bidi="pt_PT"/>
+        </w:rPr>
+        <w:t xml:space="preserve">; </w:t>
+      </w:r>
+      <w:r>
+        <w:rPr>
+          <w:lang w:val="pt_PT" w:bidi="pt_PT"/>
+        </w:rPr>
+        <w:t>Neemias 4.1–23</w:t>
+      </w:r>
+      <w:r>
+        <w:rPr>
+          <w:lang w:val="pt_PT" w:bidi="pt_PT"/>
+        </w:rPr>
+        <w:t xml:space="preserve">; </w:t>
+      </w:r>
+      <w:r>
+        <w:rPr>
+          <w:lang w:val="pt_PT" w:bidi="pt_PT"/>
+        </w:rPr>
+        <w:t>João 4.1–42</w:t>
+      </w:r>
       <w:r>
         <w:rPr>
           <w:lang w:val="pt_PT" w:bidi="pt_PT"/>
@@ -1050,126 +876,84 @@
         </w:rPr>
         <w:t>Samuel viveu no final do tempo dos juízes e ajudou a conduzir Israel para a era dos reis. Ele foi o último juiz de Israel (</w:t>
       </w:r>
-      <w:hyperlink r:id="rId36">
-        <w:r>
-          <w:rPr>
-            <w:lang w:val="pt_PT" w:bidi="pt_PT"/>
-          </w:rPr>
-          <w:rPr>
-            <w:color w:val="0000EE"/>
-            <w:u w:val="single"/>
-          </w:rPr>
-          <w:t>1Sm 7.6</w:t>
-        </w:r>
-      </w:hyperlink>
+      <w:r>
+        <w:rPr>
+          <w:lang w:val="pt_PT" w:bidi="pt_PT"/>
+        </w:rPr>
+        <w:t>1Sm 7.6</w:t>
+      </w:r>
       <w:r>
         <w:rPr>
           <w:lang w:val="pt_PT" w:bidi="pt_PT"/>
         </w:rPr>
         <w:t>,</w:t>
       </w:r>
-      <w:hyperlink r:id="rId37">
-        <w:r>
-          <w:rPr>
-            <w:lang w:val="pt_PT" w:bidi="pt_PT"/>
-          </w:rPr>
-          <w:rPr>
-            <w:color w:val="0000EE"/>
-            <w:u w:val="single"/>
-          </w:rPr>
-          <w:t>15–17</w:t>
-        </w:r>
-      </w:hyperlink>
+      <w:r>
+        <w:rPr>
+          <w:lang w:val="pt_PT" w:bidi="pt_PT"/>
+        </w:rPr>
+        <w:t>15–17</w:t>
+      </w:r>
       <w:r>
         <w:rPr>
           <w:lang w:val="pt_PT" w:bidi="pt_PT"/>
         </w:rPr>
         <w:t>). Samuel é frequentemente visto como o primeiro profeta de Israel (</w:t>
       </w:r>
-      <w:hyperlink r:id="rId38">
-        <w:r>
-          <w:rPr>
-            <w:lang w:val="pt_PT" w:bidi="pt_PT"/>
-          </w:rPr>
-          <w:rPr>
-            <w:color w:val="0000EE"/>
-            <w:u w:val="single"/>
-          </w:rPr>
-          <w:t>1Sm 3.20</w:t>
-        </w:r>
-      </w:hyperlink>
-      <w:r>
-        <w:rPr>
-          <w:lang w:val="pt_PT" w:bidi="pt_PT"/>
-        </w:rPr>
-        <w:t xml:space="preserve">; </w:t>
-      </w:r>
-      <w:hyperlink r:id="rId39">
-        <w:r>
-          <w:rPr>
-            <w:lang w:val="pt_PT" w:bidi="pt_PT"/>
-          </w:rPr>
-          <w:rPr>
-            <w:color w:val="0000EE"/>
-            <w:u w:val="single"/>
-          </w:rPr>
-          <w:t>At 3.24</w:t>
-        </w:r>
-      </w:hyperlink>
-      <w:r>
-        <w:rPr>
-          <w:lang w:val="pt_PT" w:bidi="pt_PT"/>
-        </w:rPr>
-        <w:t xml:space="preserve">; </w:t>
-      </w:r>
-      <w:hyperlink r:id="rId40">
-        <w:r>
-          <w:rPr>
-            <w:lang w:val="pt_PT" w:bidi="pt_PT"/>
-          </w:rPr>
-          <w:rPr>
-            <w:color w:val="0000EE"/>
-            <w:u w:val="single"/>
-          </w:rPr>
-          <w:t>13.20</w:t>
-        </w:r>
-      </w:hyperlink>
+      <w:r>
+        <w:rPr>
+          <w:lang w:val="pt_PT" w:bidi="pt_PT"/>
+        </w:rPr>
+        <w:t>1Sm 3.20</w:t>
+      </w:r>
+      <w:r>
+        <w:rPr>
+          <w:lang w:val="pt_PT" w:bidi="pt_PT"/>
+        </w:rPr>
+        <w:t xml:space="preserve">; </w:t>
+      </w:r>
+      <w:r>
+        <w:rPr>
+          <w:lang w:val="pt_PT" w:bidi="pt_PT"/>
+        </w:rPr>
+        <w:t>At 3.24</w:t>
+      </w:r>
+      <w:r>
+        <w:rPr>
+          <w:lang w:val="pt_PT" w:bidi="pt_PT"/>
+        </w:rPr>
+        <w:t xml:space="preserve">; </w:t>
+      </w:r>
+      <w:r>
+        <w:rPr>
+          <w:lang w:val="pt_PT" w:bidi="pt_PT"/>
+        </w:rPr>
+        <w:t>13.20</w:t>
+      </w:r>
       <w:r>
         <w:rPr>
           <w:lang w:val="pt_PT" w:bidi="pt_PT"/>
         </w:rPr>
         <w:t xml:space="preserve">). Ele serviu como sacerdote (veja </w:t>
       </w:r>
-      <w:hyperlink r:id="rId41">
-        <w:r>
-          <w:rPr>
-            <w:lang w:val="pt_PT" w:bidi="pt_PT"/>
-          </w:rPr>
-          <w:rPr>
-            <w:color w:val="0000EE"/>
-            <w:u w:val="single"/>
-          </w:rPr>
-          <w:t>1Sm 2.18</w:t>
-        </w:r>
-      </w:hyperlink>
+      <w:r>
+        <w:rPr>
+          <w:lang w:val="pt_PT" w:bidi="pt_PT"/>
+        </w:rPr>
+        <w:t>1Sm 2.18</w:t>
+      </w:r>
       <w:r>
         <w:rPr>
           <w:lang w:val="pt_PT" w:bidi="pt_PT"/>
         </w:rPr>
         <w:t>). Ele foi um homem de grande fé (</w:t>
       </w:r>
-      <w:hyperlink r:id="rId42">
-        <w:r>
-          <w:rPr>
-            <w:lang w:val="pt_PT" w:bidi="pt_PT"/>
-          </w:rPr>
-          <w:rPr>
-            <w:color w:val="0000EE"/>
-            <w:u w:val="single"/>
-          </w:rPr>
-          <w:t>Hb 11.32</w:t>
-        </w:r>
-      </w:hyperlink>
+      <w:r>
+        <w:rPr>
+          <w:lang w:val="pt_PT" w:bidi="pt_PT"/>
+        </w:rPr>
+        <w:t>Hb 11.32</w:t>
+      </w:r>
       <w:r>
         <w:rPr>
           <w:lang w:val="pt_PT" w:bidi="pt_PT"/>
@@ -1190,90 +974,60 @@
         </w:rPr>
         <w:t>Samuel nasceu porque sua mãe Ana orou por ele. Os pais de Samuel viajavam todos os anos de Ramá para o santuário em Siló (</w:t>
       </w:r>
-      <w:hyperlink r:id="rId43">
-        <w:r>
-          <w:rPr>
-            <w:lang w:val="pt_PT" w:bidi="pt_PT"/>
-          </w:rPr>
-          <w:rPr>
-            <w:color w:val="0000EE"/>
-            <w:u w:val="single"/>
-          </w:rPr>
-          <w:t>1Sm 1.3</w:t>
-        </w:r>
-      </w:hyperlink>
+      <w:r>
+        <w:rPr>
+          <w:lang w:val="pt_PT" w:bidi="pt_PT"/>
+        </w:rPr>
+        <w:t>1Sm 1.3</w:t>
+      </w:r>
       <w:r>
         <w:rPr>
           <w:lang w:val="pt_PT" w:bidi="pt_PT"/>
         </w:rPr>
         <w:t>). No santuário, Ana, que não podia ter filhos, orou por um filho e prometeu dedicá-lo a Deus para serviço em tempo integral (</w:t>
       </w:r>
-      <w:hyperlink r:id="rId44">
-        <w:r>
-          <w:rPr>
-            <w:lang w:val="pt_PT" w:bidi="pt_PT"/>
-          </w:rPr>
-          <w:rPr>
-            <w:color w:val="0000EE"/>
-            <w:u w:val="single"/>
-          </w:rPr>
-          <w:t>1Sm 1.9–11</w:t>
-        </w:r>
-      </w:hyperlink>
+      <w:r>
+        <w:rPr>
+          <w:lang w:val="pt_PT" w:bidi="pt_PT"/>
+        </w:rPr>
+        <w:t>1Sm 1.9–11</w:t>
+      </w:r>
       <w:r>
         <w:rPr>
           <w:lang w:val="pt_PT" w:bidi="pt_PT"/>
         </w:rPr>
         <w:t>). Deus atendeu sua oração, e Samuel nasceu (</w:t>
       </w:r>
-      <w:hyperlink r:id="rId45">
-        <w:r>
-          <w:rPr>
-            <w:lang w:val="pt_PT" w:bidi="pt_PT"/>
-          </w:rPr>
-          <w:rPr>
-            <w:color w:val="0000EE"/>
-            <w:u w:val="single"/>
-          </w:rPr>
-          <w:t>1Sm 1.19–20</w:t>
-        </w:r>
-      </w:hyperlink>
+      <w:r>
+        <w:rPr>
+          <w:lang w:val="pt_PT" w:bidi="pt_PT"/>
+        </w:rPr>
+        <w:t>1Sm 1.19–20</w:t>
+      </w:r>
       <w:r>
         <w:rPr>
           <w:lang w:val="pt_PT" w:bidi="pt_PT"/>
         </w:rPr>
         <w:t>). Quando Samuel tinha idade suficiente, Ana o levou para servir no santuário com Eli, o sumo sacerdote (</w:t>
       </w:r>
-      <w:hyperlink r:id="rId46">
-        <w:r>
-          <w:rPr>
-            <w:lang w:val="pt_PT" w:bidi="pt_PT"/>
-          </w:rPr>
-          <w:rPr>
-            <w:color w:val="0000EE"/>
-            <w:u w:val="single"/>
-          </w:rPr>
-          <w:t>1Sm 1.24–28</w:t>
-        </w:r>
-      </w:hyperlink>
-      <w:r>
-        <w:rPr>
-          <w:lang w:val="pt_PT" w:bidi="pt_PT"/>
-        </w:rPr>
-        <w:t xml:space="preserve">; </w:t>
-      </w:r>
-      <w:hyperlink r:id="rId47">
-        <w:r>
-          <w:rPr>
-            <w:lang w:val="pt_PT" w:bidi="pt_PT"/>
-          </w:rPr>
-          <w:rPr>
-            <w:color w:val="0000EE"/>
-            <w:u w:val="single"/>
-          </w:rPr>
-          <w:t>2.11</w:t>
-        </w:r>
-      </w:hyperlink>
+      <w:r>
+        <w:rPr>
+          <w:lang w:val="pt_PT" w:bidi="pt_PT"/>
+        </w:rPr>
+        <w:t>1Sm 1.24–28</w:t>
+      </w:r>
+      <w:r>
+        <w:rPr>
+          <w:lang w:val="pt_PT" w:bidi="pt_PT"/>
+        </w:rPr>
+        <w:t xml:space="preserve">; </w:t>
+      </w:r>
+      <w:r>
+        <w:rPr>
+          <w:lang w:val="pt_PT" w:bidi="pt_PT"/>
+        </w:rPr>
+        <w:t>2.11</w:t>
+      </w:r>
       <w:r>
         <w:rPr>
           <w:lang w:val="pt_PT" w:bidi="pt_PT"/>
@@ -1294,54 +1048,36 @@
         </w:rPr>
         <w:t>Os filhos de Eli eram perversos, mas Samuel servia ao Senhor. Logo ficou claro que Deus falava mais de perto com Samuel do que com Eli. Deus avisou Samuel sobre o desastre que estava por vir à família de Eli (</w:t>
       </w:r>
-      <w:hyperlink r:id="rId48">
-        <w:r>
-          <w:rPr>
-            <w:lang w:val="pt_PT" w:bidi="pt_PT"/>
-          </w:rPr>
-          <w:rPr>
-            <w:color w:val="0000EE"/>
-            <w:u w:val="single"/>
-          </w:rPr>
-          <w:t>1Sm 3.1–18</w:t>
-        </w:r>
-      </w:hyperlink>
+      <w:r>
+        <w:rPr>
+          <w:lang w:val="pt_PT" w:bidi="pt_PT"/>
+        </w:rPr>
+        <w:t>1Sm 3.1–18</w:t>
+      </w:r>
       <w:r>
         <w:rPr>
           <w:lang w:val="pt_PT" w:bidi="pt_PT"/>
         </w:rPr>
         <w:t>). Esta profecia se cumpriu quando os filisteus derrotaram Israel, mataram os filhos de Eli e levaram a Arca da Aliança (</w:t>
       </w:r>
-      <w:hyperlink r:id="rId49">
-        <w:r>
-          <w:rPr>
-            <w:lang w:val="pt_PT" w:bidi="pt_PT"/>
-          </w:rPr>
-          <w:rPr>
-            <w:color w:val="0000EE"/>
-            <w:u w:val="single"/>
-          </w:rPr>
-          <w:t>1Sm 4.1–22</w:t>
-        </w:r>
-      </w:hyperlink>
+      <w:r>
+        <w:rPr>
+          <w:lang w:val="pt_PT" w:bidi="pt_PT"/>
+        </w:rPr>
+        <w:t>1Sm 4.1–22</w:t>
+      </w:r>
       <w:r>
         <w:rPr>
           <w:lang w:val="pt_PT" w:bidi="pt_PT"/>
         </w:rPr>
         <w:t>). Mais tarde, sob a liderança de Samuel, o povo se arrependeu de sua idolatria (adoração de falsos deuses) e venceu uma batalha importante contra os filisteus (</w:t>
       </w:r>
-      <w:hyperlink r:id="rId50">
-        <w:r>
-          <w:rPr>
-            <w:lang w:val="pt_PT" w:bidi="pt_PT"/>
-          </w:rPr>
-          <w:rPr>
-            <w:color w:val="0000EE"/>
-            <w:u w:val="single"/>
-          </w:rPr>
-          <w:t>1Sm 7.3–17</w:t>
-        </w:r>
-      </w:hyperlink>
+      <w:r>
+        <w:rPr>
+          <w:lang w:val="pt_PT" w:bidi="pt_PT"/>
+        </w:rPr>
+        <w:t>1Sm 7.3–17</w:t>
+      </w:r>
       <w:r>
         <w:rPr>
           <w:lang w:val="pt_PT" w:bidi="pt_PT"/>
@@ -1362,54 +1098,36 @@
         </w:rPr>
         <w:t>À medida que Samuel envelhecia, ficou claro que ele tinha a mesma fraqueza de Eli. Os filhos de Samuel eram maus (</w:t>
       </w:r>
-      <w:hyperlink r:id="rId51">
-        <w:r>
-          <w:rPr>
-            <w:lang w:val="pt_PT" w:bidi="pt_PT"/>
-          </w:rPr>
-          <w:rPr>
-            <w:color w:val="0000EE"/>
-            <w:u w:val="single"/>
-          </w:rPr>
-          <w:t>1Sm 8.1–3</w:t>
-        </w:r>
-      </w:hyperlink>
+      <w:r>
+        <w:rPr>
+          <w:lang w:val="pt_PT" w:bidi="pt_PT"/>
+        </w:rPr>
+        <w:t>1Sm 8.1–3</w:t>
+      </w:r>
       <w:r>
         <w:rPr>
           <w:lang w:val="pt_PT" w:bidi="pt_PT"/>
         </w:rPr>
         <w:t>), e o povo não queria que eles liderassem a nação. Em vez disso, pediram a Samuel que nomeasse um rei para liderá-los na batalha contra seus inimigos (</w:t>
       </w:r>
-      <w:hyperlink r:id="rId52">
-        <w:r>
-          <w:rPr>
-            <w:lang w:val="pt_PT" w:bidi="pt_PT"/>
-          </w:rPr>
-          <w:rPr>
-            <w:color w:val="0000EE"/>
-            <w:u w:val="single"/>
-          </w:rPr>
-          <w:t>1Sm 8.4–5</w:t>
-        </w:r>
-      </w:hyperlink>
+      <w:r>
+        <w:rPr>
+          <w:lang w:val="pt_PT" w:bidi="pt_PT"/>
+        </w:rPr>
+        <w:t>1Sm 8.4–5</w:t>
+      </w:r>
       <w:r>
         <w:rPr>
           <w:lang w:val="pt_PT" w:bidi="pt_PT"/>
         </w:rPr>
         <w:t>). Samuel então ungiu Saul como o primeiro rei de Israel (</w:t>
       </w:r>
-      <w:hyperlink r:id="rId53">
-        <w:r>
-          <w:rPr>
-            <w:lang w:val="pt_PT" w:bidi="pt_PT"/>
-          </w:rPr>
-          <w:rPr>
-            <w:color w:val="0000EE"/>
-            <w:u w:val="single"/>
-          </w:rPr>
-          <w:t>1Sm 9.1–10.24</w:t>
-        </w:r>
-      </w:hyperlink>
+      <w:r>
+        <w:rPr>
+          <w:lang w:val="pt_PT" w:bidi="pt_PT"/>
+        </w:rPr>
+        <w:t>1Sm 9.1–10.24</w:t>
+      </w:r>
       <w:r>
         <w:rPr>
           <w:lang w:val="pt_PT" w:bidi="pt_PT"/>
@@ -1430,72 +1148,48 @@
         </w:rPr>
         <w:t>A transição do período dos juízes para o reinado foi desafiadora. Samuel, como sacerdote, orou pelo povo. Como profeta, ele criticou Saul por sua impaciência e desobediência (</w:t>
       </w:r>
-      <w:hyperlink r:id="rId54">
-        <w:r>
-          <w:rPr>
-            <w:lang w:val="pt_PT" w:bidi="pt_PT"/>
-          </w:rPr>
-          <w:rPr>
-            <w:color w:val="0000EE"/>
-            <w:u w:val="single"/>
-          </w:rPr>
-          <w:t>1Sm 13.5–14</w:t>
-        </w:r>
-      </w:hyperlink>
-      <w:r>
-        <w:rPr>
-          <w:lang w:val="pt_PT" w:bidi="pt_PT"/>
-        </w:rPr>
-        <w:t xml:space="preserve">; </w:t>
-      </w:r>
-      <w:hyperlink r:id="rId55">
-        <w:r>
-          <w:rPr>
-            <w:lang w:val="pt_PT" w:bidi="pt_PT"/>
-          </w:rPr>
-          <w:rPr>
-            <w:color w:val="0000EE"/>
-            <w:u w:val="single"/>
-          </w:rPr>
-          <w:t>15.12–35</w:t>
-        </w:r>
-      </w:hyperlink>
+      <w:r>
+        <w:rPr>
+          <w:lang w:val="pt_PT" w:bidi="pt_PT"/>
+        </w:rPr>
+        <w:t>1Sm 13.5–14</w:t>
+      </w:r>
+      <w:r>
+        <w:rPr>
+          <w:lang w:val="pt_PT" w:bidi="pt_PT"/>
+        </w:rPr>
+        <w:t xml:space="preserve">; </w:t>
+      </w:r>
+      <w:r>
+        <w:rPr>
+          <w:lang w:val="pt_PT" w:bidi="pt_PT"/>
+        </w:rPr>
+        <w:t>15.12–35</w:t>
+      </w:r>
       <w:r>
         <w:rPr>
           <w:lang w:val="pt_PT" w:bidi="pt_PT"/>
         </w:rPr>
         <w:t>). Quando Deus rejeitou Saul como rei, Samuel ungiu Davi como o escolhido de Deus (</w:t>
       </w:r>
-      <w:hyperlink r:id="rId56">
-        <w:r>
-          <w:rPr>
-            <w:lang w:val="pt_PT" w:bidi="pt_PT"/>
-          </w:rPr>
-          <w:rPr>
-            <w:color w:val="0000EE"/>
-            <w:u w:val="single"/>
-          </w:rPr>
-          <w:t>1Sm 16.1–13</w:t>
-        </w:r>
-      </w:hyperlink>
+      <w:r>
+        <w:rPr>
+          <w:lang w:val="pt_PT" w:bidi="pt_PT"/>
+        </w:rPr>
+        <w:t>1Sm 16.1–13</w:t>
+      </w:r>
       <w:r>
         <w:rPr>
           <w:lang w:val="pt_PT" w:bidi="pt_PT"/>
         </w:rPr>
         <w:t>) e protegeu Davi de Saul (</w:t>
       </w:r>
-      <w:hyperlink r:id="rId57">
-        <w:r>
-          <w:rPr>
-            <w:lang w:val="pt_PT" w:bidi="pt_PT"/>
-          </w:rPr>
-          <w:rPr>
-            <w:color w:val="0000EE"/>
-            <w:u w:val="single"/>
-          </w:rPr>
-          <w:t>19.18–24</w:t>
-        </w:r>
-      </w:hyperlink>
+      <w:r>
+        <w:rPr>
+          <w:lang w:val="pt_PT" w:bidi="pt_PT"/>
+        </w:rPr>
+        <w:t>19.18–24</w:t>
+      </w:r>
       <w:r>
         <w:rPr>
           <w:lang w:val="pt_PT" w:bidi="pt_PT"/>
@@ -1516,36 +1210,24 @@
         </w:rPr>
         <w:t>Através da oração e determinação, Samuel foi um líder fiel (</w:t>
       </w:r>
-      <w:hyperlink r:id="rId58">
-        <w:r>
-          <w:rPr>
-            <w:lang w:val="pt_PT" w:bidi="pt_PT"/>
-          </w:rPr>
-          <w:rPr>
-            <w:color w:val="0000EE"/>
-            <w:u w:val="single"/>
-          </w:rPr>
-          <w:t>Jr 15.1</w:t>
-        </w:r>
-      </w:hyperlink>
-      <w:r>
-        <w:rPr>
-          <w:lang w:val="pt_PT" w:bidi="pt_PT"/>
-        </w:rPr>
-        <w:t xml:space="preserve">; </w:t>
-      </w:r>
-      <w:hyperlink r:id="rId42">
-        <w:r>
-          <w:rPr>
-            <w:lang w:val="pt_PT" w:bidi="pt_PT"/>
-          </w:rPr>
-          <w:rPr>
-            <w:color w:val="0000EE"/>
-            <w:u w:val="single"/>
-          </w:rPr>
-          <w:t>Hb 11.32</w:t>
-        </w:r>
-      </w:hyperlink>
+      <w:r>
+        <w:rPr>
+          <w:lang w:val="pt_PT" w:bidi="pt_PT"/>
+        </w:rPr>
+        <w:t>Jr 15.1</w:t>
+      </w:r>
+      <w:r>
+        <w:rPr>
+          <w:lang w:val="pt_PT" w:bidi="pt_PT"/>
+        </w:rPr>
+        <w:t xml:space="preserve">; </w:t>
+      </w:r>
+      <w:r>
+        <w:rPr>
+          <w:lang w:val="pt_PT" w:bidi="pt_PT"/>
+        </w:rPr>
+        <w:t>Hb 11.32</w:t>
+      </w:r>
       <w:r>
         <w:rPr>
           <w:lang w:val="pt_PT" w:bidi="pt_PT"/>
@@ -1565,54 +1247,36 @@
         </w:rPr>
         <w:t xml:space="preserve"> (</w:t>
       </w:r>
-      <w:hyperlink r:id="rId59">
-        <w:r>
-          <w:rPr>
-            <w:lang w:val="pt_PT" w:bidi="pt_PT"/>
-          </w:rPr>
-          <w:rPr>
-            <w:color w:val="0000EE"/>
-            <w:u w:val="single"/>
-          </w:rPr>
-          <w:t>1Cr 29.29</w:t>
-        </w:r>
-      </w:hyperlink>
+      <w:r>
+        <w:rPr>
+          <w:lang w:val="pt_PT" w:bidi="pt_PT"/>
+        </w:rPr>
+        <w:t>1Cr 29.29</w:t>
+      </w:r>
       <w:r>
         <w:rPr>
           <w:lang w:val="pt_PT" w:bidi="pt_PT"/>
         </w:rPr>
         <w:t>). Ele escreveu sobre como um bom rei deveria governar (</w:t>
       </w:r>
-      <w:hyperlink r:id="rId60">
-        <w:r>
-          <w:rPr>
-            <w:lang w:val="pt_PT" w:bidi="pt_PT"/>
-          </w:rPr>
-          <w:rPr>
-            <w:color w:val="0000EE"/>
-            <w:u w:val="single"/>
-          </w:rPr>
-          <w:t>1Sm 10.25</w:t>
-        </w:r>
-      </w:hyperlink>
+      <w:r>
+        <w:rPr>
+          <w:lang w:val="pt_PT" w:bidi="pt_PT"/>
+        </w:rPr>
+        <w:t>1Sm 10.25</w:t>
+      </w:r>
       <w:r>
         <w:rPr>
           <w:lang w:val="pt_PT" w:bidi="pt_PT"/>
         </w:rPr>
         <w:t>). Quando ele morreu, todo Israel o lamentou. Ele foi enterrado em Ramá, sua cidade natal (</w:t>
       </w:r>
-      <w:hyperlink r:id="rId61">
-        <w:r>
-          <w:rPr>
-            <w:lang w:val="pt_PT" w:bidi="pt_PT"/>
-          </w:rPr>
-          <w:rPr>
-            <w:color w:val="0000EE"/>
-            <w:u w:val="single"/>
-          </w:rPr>
-          <w:t>1Sm 25.1</w:t>
-        </w:r>
-      </w:hyperlink>
+      <w:r>
+        <w:rPr>
+          <w:lang w:val="pt_PT" w:bidi="pt_PT"/>
+        </w:rPr>
+        <w:t>1Sm 25.1</w:t>
+      </w:r>
       <w:r>
         <w:rPr>
           <w:lang w:val="pt_PT" w:bidi="pt_PT"/>
@@ -1642,198 +1306,132 @@
           <w:lang w:val="pt_PT" w:bidi="pt_PT"/>
         </w:rPr>
       </w:r>
-      <w:hyperlink r:id="rId62">
-        <w:r>
-          <w:rPr>
-            <w:lang w:val="pt_PT" w:bidi="pt_PT"/>
-          </w:rPr>
-          <w:rPr>
-            <w:color w:val="0000EE"/>
-            <w:u w:val="single"/>
-          </w:rPr>
-          <w:t>1 Samuel 1.19–2.11</w:t>
-        </w:r>
-      </w:hyperlink>
-      <w:r>
-        <w:rPr>
-          <w:lang w:val="pt_PT" w:bidi="pt_PT"/>
-        </w:rPr>
-        <w:t xml:space="preserve">; </w:t>
-      </w:r>
-      <w:hyperlink r:id="rId63">
-        <w:r>
-          <w:rPr>
-            <w:lang w:val="pt_PT" w:bidi="pt_PT"/>
-          </w:rPr>
-          <w:rPr>
-            <w:color w:val="0000EE"/>
-            <w:u w:val="single"/>
-          </w:rPr>
-          <w:t>3.1–4.1</w:t>
-        </w:r>
-      </w:hyperlink>
-      <w:r>
-        <w:rPr>
-          <w:lang w:val="pt_PT" w:bidi="pt_PT"/>
-        </w:rPr>
-        <w:t xml:space="preserve">; </w:t>
-      </w:r>
-      <w:hyperlink r:id="rId64">
-        <w:r>
-          <w:rPr>
-            <w:lang w:val="pt_PT" w:bidi="pt_PT"/>
-          </w:rPr>
-          <w:rPr>
-            <w:color w:val="0000EE"/>
-            <w:u w:val="single"/>
-          </w:rPr>
-          <w:t>7.3–16.13</w:t>
-        </w:r>
-      </w:hyperlink>
-      <w:r>
-        <w:rPr>
-          <w:lang w:val="pt_PT" w:bidi="pt_PT"/>
-        </w:rPr>
-        <w:t xml:space="preserve">; </w:t>
-      </w:r>
-      <w:hyperlink r:id="rId57">
-        <w:r>
-          <w:rPr>
-            <w:lang w:val="pt_PT" w:bidi="pt_PT"/>
-          </w:rPr>
-          <w:rPr>
-            <w:color w:val="0000EE"/>
-            <w:u w:val="single"/>
-          </w:rPr>
-          <w:t>19.18–24</w:t>
-        </w:r>
-      </w:hyperlink>
-      <w:r>
-        <w:rPr>
-          <w:lang w:val="pt_PT" w:bidi="pt_PT"/>
-        </w:rPr>
-        <w:t xml:space="preserve">; </w:t>
-      </w:r>
-      <w:hyperlink r:id="rId61">
-        <w:r>
-          <w:rPr>
-            <w:lang w:val="pt_PT" w:bidi="pt_PT"/>
-          </w:rPr>
-          <w:rPr>
-            <w:color w:val="0000EE"/>
-            <w:u w:val="single"/>
-          </w:rPr>
-          <w:t>25.1</w:t>
-        </w:r>
-      </w:hyperlink>
-      <w:r>
-        <w:rPr>
-          <w:lang w:val="pt_PT" w:bidi="pt_PT"/>
-        </w:rPr>
-        <w:t xml:space="preserve">; </w:t>
-      </w:r>
-      <w:hyperlink r:id="rId65">
-        <w:r>
-          <w:rPr>
-            <w:lang w:val="pt_PT" w:bidi="pt_PT"/>
-          </w:rPr>
-          <w:rPr>
-            <w:color w:val="0000EE"/>
-            <w:u w:val="single"/>
-          </w:rPr>
-          <w:t>28.1–25</w:t>
-        </w:r>
-      </w:hyperlink>
-      <w:r>
-        <w:rPr>
-          <w:lang w:val="pt_PT" w:bidi="pt_PT"/>
-        </w:rPr>
-        <w:t xml:space="preserve">; </w:t>
-      </w:r>
-      <w:hyperlink r:id="rId66">
-        <w:r>
-          <w:rPr>
-            <w:lang w:val="pt_PT" w:bidi="pt_PT"/>
-          </w:rPr>
-          <w:rPr>
-            <w:color w:val="0000EE"/>
-            <w:u w:val="single"/>
-          </w:rPr>
-          <w:t>Salmos 99.6</w:t>
-        </w:r>
-      </w:hyperlink>
-      <w:r>
-        <w:rPr>
-          <w:lang w:val="pt_PT" w:bidi="pt_PT"/>
-        </w:rPr>
-        <w:t xml:space="preserve">; </w:t>
-      </w:r>
-      <w:hyperlink r:id="rId58">
-        <w:r>
-          <w:rPr>
-            <w:lang w:val="pt_PT" w:bidi="pt_PT"/>
-          </w:rPr>
-          <w:rPr>
-            <w:color w:val="0000EE"/>
-            <w:u w:val="single"/>
-          </w:rPr>
-          <w:t>Jeremias 15.1</w:t>
-        </w:r>
-      </w:hyperlink>
-      <w:r>
-        <w:rPr>
-          <w:lang w:val="pt_PT" w:bidi="pt_PT"/>
-        </w:rPr>
-        <w:t xml:space="preserve">; </w:t>
-      </w:r>
-      <w:hyperlink r:id="rId39">
-        <w:r>
-          <w:rPr>
-            <w:lang w:val="pt_PT" w:bidi="pt_PT"/>
-          </w:rPr>
-          <w:rPr>
-            <w:color w:val="0000EE"/>
-            <w:u w:val="single"/>
-          </w:rPr>
-          <w:t>Atos 3.24</w:t>
-        </w:r>
-      </w:hyperlink>
-      <w:r>
-        <w:rPr>
-          <w:lang w:val="pt_PT" w:bidi="pt_PT"/>
-        </w:rPr>
-        <w:t xml:space="preserve">; </w:t>
-      </w:r>
-      <w:hyperlink r:id="rId40">
-        <w:r>
-          <w:rPr>
-            <w:lang w:val="pt_PT" w:bidi="pt_PT"/>
-          </w:rPr>
-          <w:rPr>
-            <w:color w:val="0000EE"/>
-            <w:u w:val="single"/>
-          </w:rPr>
-          <w:t>13.20</w:t>
-        </w:r>
-      </w:hyperlink>
-      <w:r>
-        <w:rPr>
-          <w:lang w:val="pt_PT" w:bidi="pt_PT"/>
-        </w:rPr>
-        <w:t xml:space="preserve">; </w:t>
-      </w:r>
-      <w:hyperlink r:id="rId42">
-        <w:r>
-          <w:rPr>
-            <w:lang w:val="pt_PT" w:bidi="pt_PT"/>
-          </w:rPr>
-          <w:rPr>
-            <w:color w:val="0000EE"/>
-            <w:u w:val="single"/>
-          </w:rPr>
-          <w:t>Hebreus 11.32</w:t>
-        </w:r>
-      </w:hyperlink>
+      <w:r>
+        <w:rPr>
+          <w:lang w:val="pt_PT" w:bidi="pt_PT"/>
+        </w:rPr>
+        <w:t>1 Samuel 1.19–2.11</w:t>
+      </w:r>
+      <w:r>
+        <w:rPr>
+          <w:lang w:val="pt_PT" w:bidi="pt_PT"/>
+        </w:rPr>
+        <w:t xml:space="preserve">; </w:t>
+      </w:r>
+      <w:r>
+        <w:rPr>
+          <w:lang w:val="pt_PT" w:bidi="pt_PT"/>
+        </w:rPr>
+        <w:t>3.1–4.1</w:t>
+      </w:r>
+      <w:r>
+        <w:rPr>
+          <w:lang w:val="pt_PT" w:bidi="pt_PT"/>
+        </w:rPr>
+        <w:t xml:space="preserve">; </w:t>
+      </w:r>
+      <w:r>
+        <w:rPr>
+          <w:lang w:val="pt_PT" w:bidi="pt_PT"/>
+        </w:rPr>
+        <w:t>7.3–16.13</w:t>
+      </w:r>
+      <w:r>
+        <w:rPr>
+          <w:lang w:val="pt_PT" w:bidi="pt_PT"/>
+        </w:rPr>
+        <w:t xml:space="preserve">; </w:t>
+      </w:r>
+      <w:r>
+        <w:rPr>
+          <w:lang w:val="pt_PT" w:bidi="pt_PT"/>
+        </w:rPr>
+        <w:t>19.18–24</w:t>
+      </w:r>
+      <w:r>
+        <w:rPr>
+          <w:lang w:val="pt_PT" w:bidi="pt_PT"/>
+        </w:rPr>
+        <w:t xml:space="preserve">; </w:t>
+      </w:r>
+      <w:r>
+        <w:rPr>
+          <w:lang w:val="pt_PT" w:bidi="pt_PT"/>
+        </w:rPr>
+        <w:t>25.1</w:t>
+      </w:r>
+      <w:r>
+        <w:rPr>
+          <w:lang w:val="pt_PT" w:bidi="pt_PT"/>
+        </w:rPr>
+        <w:t xml:space="preserve">; </w:t>
+      </w:r>
+      <w:r>
+        <w:rPr>
+          <w:lang w:val="pt_PT" w:bidi="pt_PT"/>
+        </w:rPr>
+        <w:t>28.1–25</w:t>
+      </w:r>
+      <w:r>
+        <w:rPr>
+          <w:lang w:val="pt_PT" w:bidi="pt_PT"/>
+        </w:rPr>
+        <w:t xml:space="preserve">; </w:t>
+      </w:r>
+      <w:r>
+        <w:rPr>
+          <w:lang w:val="pt_PT" w:bidi="pt_PT"/>
+        </w:rPr>
+        <w:t>Salmos 99.6</w:t>
+      </w:r>
+      <w:r>
+        <w:rPr>
+          <w:lang w:val="pt_PT" w:bidi="pt_PT"/>
+        </w:rPr>
+        <w:t xml:space="preserve">; </w:t>
+      </w:r>
+      <w:r>
+        <w:rPr>
+          <w:lang w:val="pt_PT" w:bidi="pt_PT"/>
+        </w:rPr>
+        <w:t>Jeremias 15.1</w:t>
+      </w:r>
+      <w:r>
+        <w:rPr>
+          <w:lang w:val="pt_PT" w:bidi="pt_PT"/>
+        </w:rPr>
+        <w:t xml:space="preserve">; </w:t>
+      </w:r>
+      <w:r>
+        <w:rPr>
+          <w:lang w:val="pt_PT" w:bidi="pt_PT"/>
+        </w:rPr>
+        <w:t>Atos 3.24</w:t>
+      </w:r>
+      <w:r>
+        <w:rPr>
+          <w:lang w:val="pt_PT" w:bidi="pt_PT"/>
+        </w:rPr>
+        <w:t xml:space="preserve">; </w:t>
+      </w:r>
+      <w:r>
+        <w:rPr>
+          <w:lang w:val="pt_PT" w:bidi="pt_PT"/>
+        </w:rPr>
+        <w:t>13.20</w:t>
+      </w:r>
+      <w:r>
+        <w:rPr>
+          <w:lang w:val="pt_PT" w:bidi="pt_PT"/>
+        </w:rPr>
+        <w:t xml:space="preserve">; </w:t>
+      </w:r>
+      <w:r>
+        <w:rPr>
+          <w:lang w:val="pt_PT" w:bidi="pt_PT"/>
+        </w:rPr>
+        <w:t>Hebreus 11.32</w:t>
+      </w:r>
       <w:r>
         <w:rPr>
           <w:lang w:val="pt_PT" w:bidi="pt_PT"/>
@@ -1896,54 +1494,36 @@
         </w:rPr>
         <w:t>O primeiro exemplo de como Deus usou Sansão ocorreu quando ele disse aos seus pais que queria se casar com uma moça filisteia. Isso surpreendeu seus pais porque os israelitas foram ordenados a não se casar com o povo da terra (</w:t>
       </w:r>
-      <w:hyperlink r:id="rId67">
-        <w:r>
-          <w:rPr>
-            <w:lang w:val="pt_PT" w:bidi="pt_PT"/>
-          </w:rPr>
-          <w:rPr>
-            <w:color w:val="0000EE"/>
-            <w:u w:val="single"/>
-          </w:rPr>
-          <w:t>Dt 7.1–4</w:t>
-        </w:r>
-      </w:hyperlink>
-      <w:r>
-        <w:rPr>
-          <w:lang w:val="pt_PT" w:bidi="pt_PT"/>
-        </w:rPr>
-        <w:t xml:space="preserve">; </w:t>
-      </w:r>
-      <w:hyperlink r:id="rId68">
-        <w:r>
-          <w:rPr>
-            <w:lang w:val="pt_PT" w:bidi="pt_PT"/>
-          </w:rPr>
-          <w:rPr>
-            <w:color w:val="0000EE"/>
-            <w:u w:val="single"/>
-          </w:rPr>
-          <w:t>Js 23.12–13</w:t>
-        </w:r>
-      </w:hyperlink>
+      <w:r>
+        <w:rPr>
+          <w:lang w:val="pt_PT" w:bidi="pt_PT"/>
+        </w:rPr>
+        <w:t>Dt 7.1–4</w:t>
+      </w:r>
+      <w:r>
+        <w:rPr>
+          <w:lang w:val="pt_PT" w:bidi="pt_PT"/>
+        </w:rPr>
+        <w:t xml:space="preserve">; </w:t>
+      </w:r>
+      <w:r>
+        <w:rPr>
+          <w:lang w:val="pt_PT" w:bidi="pt_PT"/>
+        </w:rPr>
+        <w:t>Js 23.12–13</w:t>
+      </w:r>
       <w:r>
         <w:rPr>
           <w:lang w:val="pt_PT" w:bidi="pt_PT"/>
         </w:rPr>
         <w:t xml:space="preserve">; veja também </w:t>
       </w:r>
-      <w:hyperlink r:id="rId69">
-        <w:r>
-          <w:rPr>
-            <w:lang w:val="pt_PT" w:bidi="pt_PT"/>
-          </w:rPr>
-          <w:rPr>
-            <w:color w:val="0000EE"/>
-            <w:u w:val="single"/>
-          </w:rPr>
-          <w:t>2Co 6.14–18</w:t>
-        </w:r>
-      </w:hyperlink>
+      <w:r>
+        <w:rPr>
+          <w:lang w:val="pt_PT" w:bidi="pt_PT"/>
+        </w:rPr>
+        <w:t>2Co 6.14–18</w:t>
+      </w:r>
       <w:r>
         <w:rPr>
           <w:lang w:val="pt_PT" w:bidi="pt_PT"/>
@@ -1964,54 +1544,36 @@
         </w:rPr>
         <w:t>No caminho para a festa de casamento, ele pegou mel de um leão morto que havia matado anteriormente. Sansão nasceu nazireu, e os nazireus eram estritamente proibidos de tocar em um corpo morto (</w:t>
       </w:r>
-      <w:hyperlink r:id="rId70">
-        <w:r>
-          <w:rPr>
-            <w:lang w:val="pt_PT" w:bidi="pt_PT"/>
-          </w:rPr>
-          <w:rPr>
-            <w:color w:val="0000EE"/>
-            <w:u w:val="single"/>
-          </w:rPr>
-          <w:t>Nm 6.1–21</w:t>
-        </w:r>
-      </w:hyperlink>
+      <w:r>
+        <w:rPr>
+          <w:lang w:val="pt_PT" w:bidi="pt_PT"/>
+        </w:rPr>
+        <w:t>Nm 6.1–21</w:t>
+      </w:r>
       <w:r>
         <w:rPr>
           <w:lang w:val="pt_PT" w:bidi="pt_PT"/>
         </w:rPr>
         <w:t>). Mas Sansão não se importou. Ele então criou um enigma sobre o leão (</w:t>
       </w:r>
-      <w:hyperlink r:id="rId71">
-        <w:r>
-          <w:rPr>
-            <w:lang w:val="pt_PT" w:bidi="pt_PT"/>
-          </w:rPr>
-          <w:rPr>
-            <w:color w:val="0000EE"/>
-            <w:u w:val="single"/>
-          </w:rPr>
-          <w:t>Jz 14.14</w:t>
-        </w:r>
-      </w:hyperlink>
+      <w:r>
+        <w:rPr>
+          <w:lang w:val="pt_PT" w:bidi="pt_PT"/>
+        </w:rPr>
+        <w:t>Jz 14.14</w:t>
+      </w:r>
       <w:r>
         <w:rPr>
           <w:lang w:val="pt_PT" w:bidi="pt_PT"/>
         </w:rPr>
         <w:t>). Ele apostou com trinta jovens filisteus que eles não conseguiriam resolver o enigma. Os homens filisteus pressionaram sua esposa a revelar a resposta. Como resultado, Sansão ficou tão furioso que matou trinta homens filisteus e pegou suas roupas para resolver a aposta. Deus usou esse herói egoísta para “começar a libertação de Israel das mãos dos filisteus” (</w:t>
       </w:r>
-      <w:hyperlink r:id="rId72">
-        <w:r>
-          <w:rPr>
-            <w:lang w:val="pt_PT" w:bidi="pt_PT"/>
-          </w:rPr>
-          <w:rPr>
-            <w:color w:val="0000EE"/>
-            <w:u w:val="single"/>
-          </w:rPr>
-          <w:t>Jz 13.5</w:t>
-        </w:r>
-      </w:hyperlink>
+      <w:r>
+        <w:rPr>
+          <w:lang w:val="pt_PT" w:bidi="pt_PT"/>
+        </w:rPr>
+        <w:t>Jz 13.5</w:t>
+      </w:r>
       <w:r>
         <w:rPr>
           <w:lang w:val="pt_PT" w:bidi="pt_PT"/>
@@ -2032,18 +1594,12 @@
         </w:rPr>
         <w:t>A última história importante da vida de Sansão envolve uma mulher chamada Dalila (</w:t>
       </w:r>
-      <w:hyperlink r:id="rId73">
-        <w:r>
-          <w:rPr>
-            <w:lang w:val="pt_PT" w:bidi="pt_PT"/>
-          </w:rPr>
-          <w:rPr>
-            <w:color w:val="0000EE"/>
-            <w:u w:val="single"/>
-          </w:rPr>
-          <w:t>Jz 16.4–31</w:t>
-        </w:r>
-      </w:hyperlink>
+      <w:r>
+        <w:rPr>
+          <w:lang w:val="pt_PT" w:bidi="pt_PT"/>
+        </w:rPr>
+        <w:t>Jz 16.4–31</w:t>
+      </w:r>
       <w:r>
         <w:rPr>
           <w:lang w:val="pt_PT" w:bidi="pt_PT"/>
@@ -2064,18 +1620,12 @@
         </w:rPr>
         <w:t>Enquanto estava em cativeiro, o cabelo de Sansão começou a crescer novamente. Durante uma celebração dos filisteus, onde zombavam dele, ele pediu para ser levado até os dois pilares principais do templo deles. Ele orou a Deus por força para derrotar os filisteus e acabar com sua própria vida. Então, ele derrubou o templo, matando cerca de 3.000 filisteus e a si mesmo. Este ato não foi por seu povo ou por Deus, mas para "vingar-me dos filisteus pelos meus dois olhos" (</w:t>
       </w:r>
-      <w:hyperlink r:id="rId74">
-        <w:r>
-          <w:rPr>
-            <w:lang w:val="pt_PT" w:bidi="pt_PT"/>
-          </w:rPr>
-          <w:rPr>
-            <w:color w:val="0000EE"/>
-            <w:u w:val="single"/>
-          </w:rPr>
-          <w:t>Jz 16.28</w:t>
-        </w:r>
-      </w:hyperlink>
+      <w:r>
+        <w:rPr>
+          <w:lang w:val="pt_PT" w:bidi="pt_PT"/>
+        </w:rPr>
+        <w:t>Jz 16.28</w:t>
+      </w:r>
       <w:r>
         <w:rPr>
           <w:lang w:val="pt_PT" w:bidi="pt_PT"/>
@@ -2105,36 +1655,24 @@
           <w:lang w:val="pt_PT" w:bidi="pt_PT"/>
         </w:rPr>
       </w:r>
-      <w:hyperlink r:id="rId75">
-        <w:r>
-          <w:rPr>
-            <w:lang w:val="pt_PT" w:bidi="pt_PT"/>
-          </w:rPr>
-          <w:rPr>
-            <w:color w:val="0000EE"/>
-            <w:u w:val="single"/>
-          </w:rPr>
-          <w:t>Juízes 13.1–16.31</w:t>
-        </w:r>
-      </w:hyperlink>
-      <w:r>
-        <w:rPr>
-          <w:lang w:val="pt_PT" w:bidi="pt_PT"/>
-        </w:rPr>
-        <w:t xml:space="preserve">; </w:t>
-      </w:r>
-      <w:hyperlink r:id="rId42">
-        <w:r>
-          <w:rPr>
-            <w:lang w:val="pt_PT" w:bidi="pt_PT"/>
-          </w:rPr>
-          <w:rPr>
-            <w:color w:val="0000EE"/>
-            <w:u w:val="single"/>
-          </w:rPr>
-          <w:t>Hebreus 11.32</w:t>
-        </w:r>
-      </w:hyperlink>
+      <w:r>
+        <w:rPr>
+          <w:lang w:val="pt_PT" w:bidi="pt_PT"/>
+        </w:rPr>
+        <w:t>Juízes 13.1–16.31</w:t>
+      </w:r>
+      <w:r>
+        <w:rPr>
+          <w:lang w:val="pt_PT" w:bidi="pt_PT"/>
+        </w:rPr>
+        <w:t xml:space="preserve">; </w:t>
+      </w:r>
+      <w:r>
+        <w:rPr>
+          <w:lang w:val="pt_PT" w:bidi="pt_PT"/>
+        </w:rPr>
+        <w:t>Hebreus 11.32</w:t>
+      </w:r>
       <w:r>
         <w:rPr>
           <w:lang w:val="pt_PT" w:bidi="pt_PT"/>
@@ -2183,144 +1721,96 @@
         </w:rPr>
         <w:t>Sara era tanto esposa quanto meia-irmã de Abraão (</w:t>
       </w:r>
-      <w:hyperlink r:id="rId76">
-        <w:r>
-          <w:rPr>
-            <w:lang w:val="pt_PT" w:bidi="pt_PT"/>
-          </w:rPr>
-          <w:rPr>
-            <w:color w:val="0000EE"/>
-            <w:u w:val="single"/>
-          </w:rPr>
-          <w:t>Gn 11.29</w:t>
-        </w:r>
-      </w:hyperlink>
-      <w:r>
-        <w:rPr>
-          <w:lang w:val="pt_PT" w:bidi="pt_PT"/>
-        </w:rPr>
-        <w:t xml:space="preserve">; </w:t>
-      </w:r>
-      <w:hyperlink r:id="rId77">
-        <w:r>
-          <w:rPr>
-            <w:lang w:val="pt_PT" w:bidi="pt_PT"/>
-          </w:rPr>
-          <w:rPr>
-            <w:color w:val="0000EE"/>
-            <w:u w:val="single"/>
-          </w:rPr>
-          <w:t>20.12</w:t>
-        </w:r>
-      </w:hyperlink>
+      <w:r>
+        <w:rPr>
+          <w:lang w:val="pt_PT" w:bidi="pt_PT"/>
+        </w:rPr>
+        <w:t>Gn 11.29</w:t>
+      </w:r>
+      <w:r>
+        <w:rPr>
+          <w:lang w:val="pt_PT" w:bidi="pt_PT"/>
+        </w:rPr>
+        <w:t xml:space="preserve">; </w:t>
+      </w:r>
+      <w:r>
+        <w:rPr>
+          <w:lang w:val="pt_PT" w:bidi="pt_PT"/>
+        </w:rPr>
+        <w:t>20.12</w:t>
+      </w:r>
       <w:r>
         <w:rPr>
           <w:lang w:val="pt_PT" w:bidi="pt_PT"/>
         </w:rPr>
         <w:t>). Ela viajou com Abraão de Ur para Harã e depois para Canaã (</w:t>
       </w:r>
-      <w:hyperlink r:id="rId78">
-        <w:r>
-          <w:rPr>
-            <w:lang w:val="pt_PT" w:bidi="pt_PT"/>
-          </w:rPr>
-          <w:rPr>
-            <w:color w:val="0000EE"/>
-            <w:u w:val="single"/>
-          </w:rPr>
-          <w:t>Gn 11.31</w:t>
-        </w:r>
-      </w:hyperlink>
-      <w:r>
-        <w:rPr>
-          <w:lang w:val="pt_PT" w:bidi="pt_PT"/>
-        </w:rPr>
-        <w:t xml:space="preserve">; </w:t>
-      </w:r>
-      <w:hyperlink r:id="rId79">
-        <w:r>
-          <w:rPr>
-            <w:lang w:val="pt_PT" w:bidi="pt_PT"/>
-          </w:rPr>
-          <w:rPr>
-            <w:color w:val="0000EE"/>
-            <w:u w:val="single"/>
-          </w:rPr>
-          <w:t>12.5</w:t>
-        </w:r>
-      </w:hyperlink>
+      <w:r>
+        <w:rPr>
+          <w:lang w:val="pt_PT" w:bidi="pt_PT"/>
+        </w:rPr>
+        <w:t>Gn 11.31</w:t>
+      </w:r>
+      <w:r>
+        <w:rPr>
+          <w:lang w:val="pt_PT" w:bidi="pt_PT"/>
+        </w:rPr>
+        <w:t xml:space="preserve">; </w:t>
+      </w:r>
+      <w:r>
+        <w:rPr>
+          <w:lang w:val="pt_PT" w:bidi="pt_PT"/>
+        </w:rPr>
+        <w:t>12.5</w:t>
+      </w:r>
       <w:r>
         <w:rPr>
           <w:lang w:val="pt_PT" w:bidi="pt_PT"/>
         </w:rPr>
         <w:t>). Duas vezes, no Egito e em Gerar, Abraão pediu a Sara que dissesse ser sua irmã, não sua esposa (</w:t>
       </w:r>
-      <w:hyperlink r:id="rId80">
-        <w:r>
-          <w:rPr>
-            <w:lang w:val="pt_PT" w:bidi="pt_PT"/>
-          </w:rPr>
-          <w:rPr>
-            <w:color w:val="0000EE"/>
-            <w:u w:val="single"/>
-          </w:rPr>
-          <w:t>Gn 12.10–20</w:t>
-        </w:r>
-      </w:hyperlink>
-      <w:r>
-        <w:rPr>
-          <w:lang w:val="pt_PT" w:bidi="pt_PT"/>
-        </w:rPr>
-        <w:t xml:space="preserve">; </w:t>
-      </w:r>
-      <w:hyperlink r:id="rId81">
-        <w:r>
-          <w:rPr>
-            <w:lang w:val="pt_PT" w:bidi="pt_PT"/>
-          </w:rPr>
-          <w:rPr>
-            <w:color w:val="0000EE"/>
-            <w:u w:val="single"/>
-          </w:rPr>
-          <w:t>20.1–18</w:t>
-        </w:r>
-      </w:hyperlink>
+      <w:r>
+        <w:rPr>
+          <w:lang w:val="pt_PT" w:bidi="pt_PT"/>
+        </w:rPr>
+        <w:t>Gn 12.10–20</w:t>
+      </w:r>
+      <w:r>
+        <w:rPr>
+          <w:lang w:val="pt_PT" w:bidi="pt_PT"/>
+        </w:rPr>
+        <w:t xml:space="preserve">; </w:t>
+      </w:r>
+      <w:r>
+        <w:rPr>
+          <w:lang w:val="pt_PT" w:bidi="pt_PT"/>
+        </w:rPr>
+        <w:t>20.1–18</w:t>
+      </w:r>
       <w:r>
         <w:rPr>
           <w:lang w:val="pt_PT" w:bidi="pt_PT"/>
         </w:rPr>
         <w:t>), pois ele temia ser morto por causa dela. Apesar da falta de fé de Abraão, Deus protegeu Sara em ambas as ocasiões. Isso preservou a linhagem escolhida através da qual Deus prometeu fazer crescer a nação israelita (</w:t>
       </w:r>
-      <w:hyperlink r:id="rId82">
-        <w:r>
-          <w:rPr>
-            <w:lang w:val="pt_PT" w:bidi="pt_PT"/>
-          </w:rPr>
-          <w:rPr>
-            <w:color w:val="0000EE"/>
-            <w:u w:val="single"/>
-          </w:rPr>
-          <w:t>Gn 12.2</w:t>
-        </w:r>
-      </w:hyperlink>
-      <w:r>
-        <w:rPr>
-          <w:lang w:val="pt_PT" w:bidi="pt_PT"/>
-        </w:rPr>
-        <w:t xml:space="preserve">; </w:t>
-      </w:r>
-      <w:hyperlink r:id="rId83">
-        <w:r>
-          <w:rPr>
-            <w:lang w:val="pt_PT" w:bidi="pt_PT"/>
-          </w:rPr>
-          <w:rPr>
-            <w:color w:val="0000EE"/>
-            <w:u w:val="single"/>
-          </w:rPr>
-          <w:t>17.19</w:t>
-        </w:r>
-      </w:hyperlink>
+      <w:r>
+        <w:rPr>
+          <w:lang w:val="pt_PT" w:bidi="pt_PT"/>
+        </w:rPr>
+        <w:t>Gn 12.2</w:t>
+      </w:r>
+      <w:r>
+        <w:rPr>
+          <w:lang w:val="pt_PT" w:bidi="pt_PT"/>
+        </w:rPr>
+        <w:t xml:space="preserve">; </w:t>
+      </w:r>
+      <w:r>
+        <w:rPr>
+          <w:lang w:val="pt_PT" w:bidi="pt_PT"/>
+        </w:rPr>
+        <w:t>17.19</w:t>
+      </w:r>
       <w:r>
         <w:rPr>
           <w:lang w:val="pt_PT" w:bidi="pt_PT"/>
@@ -2341,144 +1831,96 @@
         </w:rPr>
         <w:t xml:space="preserve">Sara é uma das várias mulheres na Bíblia que não podiam ter filhos, mas milagrosamente tiveram um filho (veja também </w:t>
       </w:r>
-      <w:hyperlink r:id="rId84">
-        <w:r>
-          <w:rPr>
-            <w:lang w:val="pt_PT" w:bidi="pt_PT"/>
-          </w:rPr>
-          <w:rPr>
-            <w:color w:val="0000EE"/>
-            <w:u w:val="single"/>
-          </w:rPr>
-          <w:t>Gn 30.22–24</w:t>
-        </w:r>
-      </w:hyperlink>
-      <w:r>
-        <w:rPr>
-          <w:lang w:val="pt_PT" w:bidi="pt_PT"/>
-        </w:rPr>
-        <w:t xml:space="preserve">; </w:t>
-      </w:r>
-      <w:hyperlink r:id="rId85">
-        <w:r>
-          <w:rPr>
-            <w:lang w:val="pt_PT" w:bidi="pt_PT"/>
-          </w:rPr>
-          <w:rPr>
-            <w:color w:val="0000EE"/>
-            <w:u w:val="single"/>
-          </w:rPr>
-          <w:t>1 Sm 1.9–20</w:t>
-        </w:r>
-      </w:hyperlink>
-      <w:r>
-        <w:rPr>
-          <w:lang w:val="pt_PT" w:bidi="pt_PT"/>
-        </w:rPr>
-        <w:t xml:space="preserve">; </w:t>
-      </w:r>
-      <w:hyperlink r:id="rId86">
-        <w:r>
-          <w:rPr>
-            <w:lang w:val="pt_PT" w:bidi="pt_PT"/>
-          </w:rPr>
-          <w:rPr>
-            <w:color w:val="0000EE"/>
-            <w:u w:val="single"/>
-          </w:rPr>
-          <w:t>2Rs 4.14–17</w:t>
-        </w:r>
-      </w:hyperlink>
-      <w:r>
-        <w:rPr>
-          <w:lang w:val="pt_PT" w:bidi="pt_PT"/>
-        </w:rPr>
-        <w:t xml:space="preserve">; </w:t>
-      </w:r>
-      <w:hyperlink r:id="rId87">
-        <w:r>
-          <w:rPr>
-            <w:lang w:val="pt_PT" w:bidi="pt_PT"/>
-          </w:rPr>
-          <w:rPr>
-            <w:color w:val="0000EE"/>
-            <w:u w:val="single"/>
-          </w:rPr>
-          <w:t>Lc 1.5–25</w:t>
-        </w:r>
-      </w:hyperlink>
+      <w:r>
+        <w:rPr>
+          <w:lang w:val="pt_PT" w:bidi="pt_PT"/>
+        </w:rPr>
+        <w:t>Gn 30.22–24</w:t>
+      </w:r>
+      <w:r>
+        <w:rPr>
+          <w:lang w:val="pt_PT" w:bidi="pt_PT"/>
+        </w:rPr>
+        <w:t xml:space="preserve">; </w:t>
+      </w:r>
+      <w:r>
+        <w:rPr>
+          <w:lang w:val="pt_PT" w:bidi="pt_PT"/>
+        </w:rPr>
+        <w:t>1 Sm 1.9–20</w:t>
+      </w:r>
+      <w:r>
+        <w:rPr>
+          <w:lang w:val="pt_PT" w:bidi="pt_PT"/>
+        </w:rPr>
+        <w:t xml:space="preserve">; </w:t>
+      </w:r>
+      <w:r>
+        <w:rPr>
+          <w:lang w:val="pt_PT" w:bidi="pt_PT"/>
+        </w:rPr>
+        <w:t>2Rs 4.14–17</w:t>
+      </w:r>
+      <w:r>
+        <w:rPr>
+          <w:lang w:val="pt_PT" w:bidi="pt_PT"/>
+        </w:rPr>
+        <w:t xml:space="preserve">; </w:t>
+      </w:r>
+      <w:r>
+        <w:rPr>
+          <w:lang w:val="pt_PT" w:bidi="pt_PT"/>
+        </w:rPr>
+        <w:t>Lc 1.5–25</w:t>
+      </w:r>
       <w:r>
         <w:rPr>
           <w:lang w:val="pt_PT" w:bidi="pt_PT"/>
         </w:rPr>
         <w:t xml:space="preserve">). Após Deus fazer várias promessas, Sara ficou grávida e deu à luz Isaque. Sara tinha noventa anos quando isso aconteceu, mostrando o poder de Deus para realizar o que parece impossível (compare </w:t>
       </w:r>
-      <w:hyperlink r:id="rId88">
-        <w:r>
-          <w:rPr>
-            <w:lang w:val="pt_PT" w:bidi="pt_PT"/>
-          </w:rPr>
-          <w:rPr>
-            <w:color w:val="0000EE"/>
-            <w:u w:val="single"/>
-          </w:rPr>
-          <w:t>Gn 17.17</w:t>
-        </w:r>
-      </w:hyperlink>
-      <w:r>
-        <w:rPr>
-          <w:lang w:val="pt_PT" w:bidi="pt_PT"/>
-        </w:rPr>
-        <w:t xml:space="preserve">; </w:t>
-      </w:r>
-      <w:hyperlink r:id="rId89">
-        <w:r>
-          <w:rPr>
-            <w:lang w:val="pt_PT" w:bidi="pt_PT"/>
-          </w:rPr>
-          <w:rPr>
-            <w:color w:val="0000EE"/>
-            <w:u w:val="single"/>
-          </w:rPr>
-          <w:t>21.1–5</w:t>
-        </w:r>
-      </w:hyperlink>
+      <w:r>
+        <w:rPr>
+          <w:lang w:val="pt_PT" w:bidi="pt_PT"/>
+        </w:rPr>
+        <w:t>Gn 17.17</w:t>
+      </w:r>
+      <w:r>
+        <w:rPr>
+          <w:lang w:val="pt_PT" w:bidi="pt_PT"/>
+        </w:rPr>
+        <w:t xml:space="preserve">; </w:t>
+      </w:r>
+      <w:r>
+        <w:rPr>
+          <w:lang w:val="pt_PT" w:bidi="pt_PT"/>
+        </w:rPr>
+        <w:t>21.1–5</w:t>
+      </w:r>
       <w:r>
         <w:rPr>
           <w:lang w:val="pt_PT" w:bidi="pt_PT"/>
         </w:rPr>
         <w:t>). Seu nome mudou de Sarai para Sara quando Deus prometeu o nascimento de Isaque (</w:t>
       </w:r>
-      <w:hyperlink r:id="rId90">
-        <w:r>
-          <w:rPr>
-            <w:lang w:val="pt_PT" w:bidi="pt_PT"/>
-          </w:rPr>
-          <w:rPr>
-            <w:color w:val="0000EE"/>
-            <w:u w:val="single"/>
-          </w:rPr>
-          <w:t>Gn 17.15–16</w:t>
-        </w:r>
-      </w:hyperlink>
+      <w:r>
+        <w:rPr>
+          <w:lang w:val="pt_PT" w:bidi="pt_PT"/>
+        </w:rPr>
+        <w:t>Gn 17.15–16</w:t>
+      </w:r>
       <w:r>
         <w:rPr>
           <w:lang w:val="pt_PT" w:bidi="pt_PT"/>
         </w:rPr>
         <w:t>). Sara é honrada por sua fé, mesmo tendo rido da previsão do nascimento de Isaque (</w:t>
       </w:r>
-      <w:hyperlink r:id="rId91">
-        <w:r>
-          <w:rPr>
-            <w:lang w:val="pt_PT" w:bidi="pt_PT"/>
-          </w:rPr>
-          <w:rPr>
-            <w:color w:val="0000EE"/>
-            <w:u w:val="single"/>
-          </w:rPr>
-          <w:t>Gn 18.10–15</w:t>
-        </w:r>
-      </w:hyperlink>
+      <w:r>
+        <w:rPr>
+          <w:lang w:val="pt_PT" w:bidi="pt_PT"/>
+        </w:rPr>
+        <w:t>Gn 18.10–15</w:t>
+      </w:r>
       <w:r>
         <w:rPr>
           <w:lang w:val="pt_PT" w:bidi="pt_PT"/>
@@ -2499,108 +1941,72 @@
         </w:rPr>
         <w:t>Sara faleceu aos 127 anos e foi sepultada na caverna que Abraão comprou em Macpela (</w:t>
       </w:r>
-      <w:hyperlink r:id="rId92">
-        <w:r>
-          <w:rPr>
-            <w:lang w:val="pt_PT" w:bidi="pt_PT"/>
-          </w:rPr>
-          <w:rPr>
-            <w:color w:val="0000EE"/>
-            <w:u w:val="single"/>
-          </w:rPr>
-          <w:t>Gn 23</w:t>
-        </w:r>
-      </w:hyperlink>
+      <w:r>
+        <w:rPr>
+          <w:lang w:val="pt_PT" w:bidi="pt_PT"/>
+        </w:rPr>
+        <w:t>Gn 23</w:t>
+      </w:r>
       <w:r>
         <w:rPr>
           <w:lang w:val="pt_PT" w:bidi="pt_PT"/>
         </w:rPr>
         <w:t>). Ela é reconhecida como a mãe da nação de Israel (</w:t>
       </w:r>
-      <w:hyperlink r:id="rId93">
-        <w:r>
-          <w:rPr>
-            <w:lang w:val="pt_PT" w:bidi="pt_PT"/>
-          </w:rPr>
-          <w:rPr>
-            <w:color w:val="0000EE"/>
-            <w:u w:val="single"/>
-          </w:rPr>
-          <w:t>Is 51.2</w:t>
-        </w:r>
-      </w:hyperlink>
+      <w:r>
+        <w:rPr>
+          <w:lang w:val="pt_PT" w:bidi="pt_PT"/>
+        </w:rPr>
+        <w:t>Is 51.2</w:t>
+      </w:r>
       <w:r>
         <w:rPr>
           <w:lang w:val="pt_PT" w:bidi="pt_PT"/>
         </w:rPr>
         <w:t xml:space="preserve">), assim como Abraão é considerado o pai. Ela desempenha um papel crucial nas histórias sobre a fé de Abraão (veja </w:t>
       </w:r>
-      <w:hyperlink r:id="rId94">
-        <w:r>
-          <w:rPr>
-            <w:lang w:val="pt_PT" w:bidi="pt_PT"/>
-          </w:rPr>
-          <w:rPr>
-            <w:color w:val="0000EE"/>
-            <w:u w:val="single"/>
-          </w:rPr>
-          <w:t>Rm 4.19</w:t>
-        </w:r>
-      </w:hyperlink>
+      <w:r>
+        <w:rPr>
+          <w:lang w:val="pt_PT" w:bidi="pt_PT"/>
+        </w:rPr>
+        <w:t>Rm 4.19</w:t>
+      </w:r>
       <w:r>
         <w:rPr>
           <w:lang w:val="pt_PT" w:bidi="pt_PT"/>
         </w:rPr>
         <w:t xml:space="preserve">). Ela simboliza a liberdade que os cristãos possuem (como filhos de Sara, a mulher livre) através da fé em Cristo (veja </w:t>
       </w:r>
-      <w:hyperlink r:id="rId95">
-        <w:r>
-          <w:rPr>
-            <w:lang w:val="pt_PT" w:bidi="pt_PT"/>
-          </w:rPr>
-          <w:rPr>
-            <w:color w:val="0000EE"/>
-            <w:u w:val="single"/>
-          </w:rPr>
-          <w:t>Gl 4.21–31</w:t>
-        </w:r>
-      </w:hyperlink>
+      <w:r>
+        <w:rPr>
+          <w:lang w:val="pt_PT" w:bidi="pt_PT"/>
+        </w:rPr>
+        <w:t>Gl 4.21–31</w:t>
+      </w:r>
       <w:r>
         <w:rPr>
           <w:lang w:val="pt_PT" w:bidi="pt_PT"/>
         </w:rPr>
         <w:t>). Pedro a utiliza como exemplo de submissão santa (</w:t>
       </w:r>
-      <w:hyperlink r:id="rId96">
-        <w:r>
-          <w:rPr>
-            <w:lang w:val="pt_PT" w:bidi="pt_PT"/>
-          </w:rPr>
-          <w:rPr>
-            <w:color w:val="0000EE"/>
-            <w:u w:val="single"/>
-          </w:rPr>
-          <w:t>1Pe 3.5–6</w:t>
-        </w:r>
-      </w:hyperlink>
+      <w:r>
+        <w:rPr>
+          <w:lang w:val="pt_PT" w:bidi="pt_PT"/>
+        </w:rPr>
+        <w:t>1Pe 3.5–6</w:t>
+      </w:r>
       <w:r>
         <w:rPr>
           <w:lang w:val="pt_PT" w:bidi="pt_PT"/>
         </w:rPr>
         <w:t>). O autor de Hebreus apresenta Sara como um exemplo de fé, pois ela acreditou na capacidade de Deus de cumprir Suas promessas (</w:t>
       </w:r>
-      <w:hyperlink r:id="rId97">
-        <w:r>
-          <w:rPr>
-            <w:lang w:val="pt_PT" w:bidi="pt_PT"/>
-          </w:rPr>
-          <w:rPr>
-            <w:color w:val="0000EE"/>
-            <w:u w:val="single"/>
-          </w:rPr>
-          <w:t>Hb 11.11–12</w:t>
-        </w:r>
-      </w:hyperlink>
+      <w:r>
+        <w:rPr>
+          <w:lang w:val="pt_PT" w:bidi="pt_PT"/>
+        </w:rPr>
+        <w:t>Hb 11.11–12</w:t>
+      </w:r>
       <w:r>
         <w:rPr>
           <w:lang w:val="pt_PT" w:bidi="pt_PT"/>
@@ -2630,234 +2036,156 @@
           <w:lang w:val="pt_PT" w:bidi="pt_PT"/>
         </w:rPr>
       </w:r>
-      <w:hyperlink r:id="rId98">
-        <w:r>
-          <w:rPr>
-            <w:lang w:val="pt_PT" w:bidi="pt_PT"/>
-          </w:rPr>
-          <w:rPr>
-            <w:color w:val="0000EE"/>
-            <w:u w:val="single"/>
-          </w:rPr>
-          <w:t>Gênesis 11.29–31</w:t>
-        </w:r>
-      </w:hyperlink>
-      <w:r>
-        <w:rPr>
-          <w:lang w:val="pt_PT" w:bidi="pt_PT"/>
-        </w:rPr>
-        <w:t xml:space="preserve">; </w:t>
-      </w:r>
-      <w:hyperlink r:id="rId80">
-        <w:r>
-          <w:rPr>
-            <w:lang w:val="pt_PT" w:bidi="pt_PT"/>
-          </w:rPr>
-          <w:rPr>
-            <w:color w:val="0000EE"/>
-            <w:u w:val="single"/>
-          </w:rPr>
-          <w:t>12.10–20</w:t>
-        </w:r>
-      </w:hyperlink>
-      <w:r>
-        <w:rPr>
-          <w:lang w:val="pt_PT" w:bidi="pt_PT"/>
-        </w:rPr>
-        <w:t xml:space="preserve">; </w:t>
-      </w:r>
-      <w:hyperlink r:id="rId99">
-        <w:r>
-          <w:rPr>
-            <w:lang w:val="pt_PT" w:bidi="pt_PT"/>
-          </w:rPr>
-          <w:rPr>
-            <w:color w:val="0000EE"/>
-            <w:u w:val="single"/>
-          </w:rPr>
-          <w:t>17.15–22</w:t>
-        </w:r>
-      </w:hyperlink>
-      <w:r>
-        <w:rPr>
-          <w:lang w:val="pt_PT" w:bidi="pt_PT"/>
-        </w:rPr>
-        <w:t xml:space="preserve">; </w:t>
-      </w:r>
-      <w:hyperlink r:id="rId100">
-        <w:r>
-          <w:rPr>
-            <w:lang w:val="pt_PT" w:bidi="pt_PT"/>
-          </w:rPr>
-          <w:rPr>
-            <w:color w:val="0000EE"/>
-            <w:u w:val="single"/>
-          </w:rPr>
-          <w:t>18.9–15</w:t>
-        </w:r>
-      </w:hyperlink>
-      <w:r>
-        <w:rPr>
-          <w:lang w:val="pt_PT" w:bidi="pt_PT"/>
-        </w:rPr>
-        <w:t xml:space="preserve">; </w:t>
-      </w:r>
-      <w:hyperlink r:id="rId81">
-        <w:r>
-          <w:rPr>
-            <w:lang w:val="pt_PT" w:bidi="pt_PT"/>
-          </w:rPr>
-          <w:rPr>
-            <w:color w:val="0000EE"/>
-            <w:u w:val="single"/>
-          </w:rPr>
-          <w:t>20.1–18</w:t>
-        </w:r>
-      </w:hyperlink>
-      <w:r>
-        <w:rPr>
-          <w:lang w:val="pt_PT" w:bidi="pt_PT"/>
-        </w:rPr>
-        <w:t xml:space="preserve">; </w:t>
-      </w:r>
-      <w:hyperlink r:id="rId101">
-        <w:r>
-          <w:rPr>
-            <w:lang w:val="pt_PT" w:bidi="pt_PT"/>
-          </w:rPr>
-          <w:rPr>
-            <w:color w:val="0000EE"/>
-            <w:u w:val="single"/>
-          </w:rPr>
-          <w:t>21.1–13</w:t>
-        </w:r>
-      </w:hyperlink>
-      <w:r>
-        <w:rPr>
-          <w:lang w:val="pt_PT" w:bidi="pt_PT"/>
-        </w:rPr>
-        <w:t xml:space="preserve">; </w:t>
-      </w:r>
-      <w:hyperlink r:id="rId92">
-        <w:r>
-          <w:rPr>
-            <w:lang w:val="pt_PT" w:bidi="pt_PT"/>
-          </w:rPr>
-          <w:rPr>
-            <w:color w:val="0000EE"/>
-            <w:u w:val="single"/>
-          </w:rPr>
-          <w:t>23.1–20</w:t>
-        </w:r>
-      </w:hyperlink>
-      <w:r>
-        <w:rPr>
-          <w:lang w:val="pt_PT" w:bidi="pt_PT"/>
-        </w:rPr>
-        <w:t xml:space="preserve">; </w:t>
-      </w:r>
-      <w:hyperlink r:id="rId93">
-        <w:r>
-          <w:rPr>
-            <w:lang w:val="pt_PT" w:bidi="pt_PT"/>
-          </w:rPr>
-          <w:rPr>
-            <w:color w:val="0000EE"/>
-            <w:u w:val="single"/>
-          </w:rPr>
-          <w:t>Isaías 51.2</w:t>
-        </w:r>
-      </w:hyperlink>
-      <w:r>
-        <w:rPr>
-          <w:lang w:val="pt_PT" w:bidi="pt_PT"/>
-        </w:rPr>
-        <w:t xml:space="preserve">; </w:t>
-      </w:r>
-      <w:hyperlink r:id="rId94">
-        <w:r>
-          <w:rPr>
-            <w:lang w:val="pt_PT" w:bidi="pt_PT"/>
-          </w:rPr>
-          <w:rPr>
-            <w:color w:val="0000EE"/>
-            <w:u w:val="single"/>
-          </w:rPr>
-          <w:t>Romanos 4.19</w:t>
-        </w:r>
-      </w:hyperlink>
-      <w:r>
-        <w:rPr>
-          <w:lang w:val="pt_PT" w:bidi="pt_PT"/>
-        </w:rPr>
-        <w:t xml:space="preserve">; </w:t>
-      </w:r>
-      <w:hyperlink r:id="rId102">
-        <w:r>
-          <w:rPr>
-            <w:lang w:val="pt_PT" w:bidi="pt_PT"/>
-          </w:rPr>
-          <w:rPr>
-            <w:color w:val="0000EE"/>
-            <w:u w:val="single"/>
-          </w:rPr>
-          <w:t>9.6–9</w:t>
-        </w:r>
-      </w:hyperlink>
-      <w:r>
-        <w:rPr>
-          <w:lang w:val="pt_PT" w:bidi="pt_PT"/>
-        </w:rPr>
-        <w:t xml:space="preserve">; </w:t>
-      </w:r>
-      <w:hyperlink r:id="rId95">
-        <w:r>
-          <w:rPr>
-            <w:lang w:val="pt_PT" w:bidi="pt_PT"/>
-          </w:rPr>
-          <w:rPr>
-            <w:color w:val="0000EE"/>
-            <w:u w:val="single"/>
-          </w:rPr>
-          <w:t>Gálatas 4.21–31</w:t>
-        </w:r>
-      </w:hyperlink>
-      <w:r>
-        <w:rPr>
-          <w:lang w:val="pt_PT" w:bidi="pt_PT"/>
-        </w:rPr>
-        <w:t xml:space="preserve">; </w:t>
-      </w:r>
-      <w:hyperlink r:id="rId97">
-        <w:r>
-          <w:rPr>
-            <w:lang w:val="pt_PT" w:bidi="pt_PT"/>
-          </w:rPr>
-          <w:rPr>
-            <w:color w:val="0000EE"/>
-            <w:u w:val="single"/>
-          </w:rPr>
-          <w:t>Hebreus 11.11–12</w:t>
-        </w:r>
-      </w:hyperlink>
-      <w:r>
-        <w:rPr>
-          <w:lang w:val="pt_PT" w:bidi="pt_PT"/>
-        </w:rPr>
-        <w:t xml:space="preserve">; </w:t>
-      </w:r>
-      <w:hyperlink r:id="rId103">
-        <w:r>
-          <w:rPr>
-            <w:lang w:val="pt_PT" w:bidi="pt_PT"/>
-          </w:rPr>
-          <w:rPr>
-            <w:color w:val="0000EE"/>
-            <w:u w:val="single"/>
-          </w:rPr>
-          <w:t>1 Pedro 3.6</w:t>
-        </w:r>
-      </w:hyperlink>
+      <w:r>
+        <w:rPr>
+          <w:lang w:val="pt_PT" w:bidi="pt_PT"/>
+        </w:rPr>
+        <w:t>Gênesis 11.29–31</w:t>
+      </w:r>
+      <w:r>
+        <w:rPr>
+          <w:lang w:val="pt_PT" w:bidi="pt_PT"/>
+        </w:rPr>
+        <w:t xml:space="preserve">; </w:t>
+      </w:r>
+      <w:r>
+        <w:rPr>
+          <w:lang w:val="pt_PT" w:bidi="pt_PT"/>
+        </w:rPr>
+        <w:t>12.10–20</w:t>
+      </w:r>
+      <w:r>
+        <w:rPr>
+          <w:lang w:val="pt_PT" w:bidi="pt_PT"/>
+        </w:rPr>
+        <w:t xml:space="preserve">; </w:t>
+      </w:r>
+      <w:r>
+        <w:rPr>
+          <w:lang w:val="pt_PT" w:bidi="pt_PT"/>
+        </w:rPr>
+        <w:t>17.15–22</w:t>
+      </w:r>
+      <w:r>
+        <w:rPr>
+          <w:lang w:val="pt_PT" w:bidi="pt_PT"/>
+        </w:rPr>
+        <w:t xml:space="preserve">; </w:t>
+      </w:r>
+      <w:r>
+        <w:rPr>
+          <w:lang w:val="pt_PT" w:bidi="pt_PT"/>
+        </w:rPr>
+        <w:t>18.9–15</w:t>
+      </w:r>
+      <w:r>
+        <w:rPr>
+          <w:lang w:val="pt_PT" w:bidi="pt_PT"/>
+        </w:rPr>
+        <w:t xml:space="preserve">; </w:t>
+      </w:r>
+      <w:r>
+        <w:rPr>
+          <w:lang w:val="pt_PT" w:bidi="pt_PT"/>
+        </w:rPr>
+        <w:t>20.1–18</w:t>
+      </w:r>
+      <w:r>
+        <w:rPr>
+          <w:lang w:val="pt_PT" w:bidi="pt_PT"/>
+        </w:rPr>
+        <w:t xml:space="preserve">; </w:t>
+      </w:r>
+      <w:r>
+        <w:rPr>
+          <w:lang w:val="pt_PT" w:bidi="pt_PT"/>
+        </w:rPr>
+        <w:t>21.1–13</w:t>
+      </w:r>
+      <w:r>
+        <w:rPr>
+          <w:lang w:val="pt_PT" w:bidi="pt_PT"/>
+        </w:rPr>
+        <w:t xml:space="preserve">; </w:t>
+      </w:r>
+      <w:r>
+        <w:rPr>
+          <w:lang w:val="pt_PT" w:bidi="pt_PT"/>
+        </w:rPr>
+        <w:t>23.1–20</w:t>
+      </w:r>
+      <w:r>
+        <w:rPr>
+          <w:lang w:val="pt_PT" w:bidi="pt_PT"/>
+        </w:rPr>
+        <w:t xml:space="preserve">; </w:t>
+      </w:r>
+      <w:r>
+        <w:rPr>
+          <w:lang w:val="pt_PT" w:bidi="pt_PT"/>
+        </w:rPr>
+        <w:t>Isaías 51.2</w:t>
+      </w:r>
+      <w:r>
+        <w:rPr>
+          <w:lang w:val="pt_PT" w:bidi="pt_PT"/>
+        </w:rPr>
+        <w:t xml:space="preserve">; </w:t>
+      </w:r>
+      <w:r>
+        <w:rPr>
+          <w:lang w:val="pt_PT" w:bidi="pt_PT"/>
+        </w:rPr>
+        <w:t>Romanos 4.19</w:t>
+      </w:r>
+      <w:r>
+        <w:rPr>
+          <w:lang w:val="pt_PT" w:bidi="pt_PT"/>
+        </w:rPr>
+        <w:t xml:space="preserve">; </w:t>
+      </w:r>
+      <w:r>
+        <w:rPr>
+          <w:lang w:val="pt_PT" w:bidi="pt_PT"/>
+        </w:rPr>
+        <w:t>9.6–9</w:t>
+      </w:r>
+      <w:r>
+        <w:rPr>
+          <w:lang w:val="pt_PT" w:bidi="pt_PT"/>
+        </w:rPr>
+        <w:t xml:space="preserve">; </w:t>
+      </w:r>
+      <w:r>
+        <w:rPr>
+          <w:lang w:val="pt_PT" w:bidi="pt_PT"/>
+        </w:rPr>
+        <w:t>Gálatas 4.21–31</w:t>
+      </w:r>
+      <w:r>
+        <w:rPr>
+          <w:lang w:val="pt_PT" w:bidi="pt_PT"/>
+        </w:rPr>
+        <w:t xml:space="preserve">; </w:t>
+      </w:r>
+      <w:r>
+        <w:rPr>
+          <w:lang w:val="pt_PT" w:bidi="pt_PT"/>
+        </w:rPr>
+        <w:t>Hebreus 11.11–12</w:t>
+      </w:r>
+      <w:r>
+        <w:rPr>
+          <w:lang w:val="pt_PT" w:bidi="pt_PT"/>
+        </w:rPr>
+        <w:t xml:space="preserve">; </w:t>
+      </w:r>
+      <w:r>
+        <w:rPr>
+          <w:lang w:val="pt_PT" w:bidi="pt_PT"/>
+        </w:rPr>
+        <w:t>1 Pedro 3.6</w:t>
+      </w:r>
       <w:r>
         <w:rPr>
           <w:lang w:val="pt_PT" w:bidi="pt_PT"/>
@@ -2906,36 +2234,24 @@
         </w:rPr>
         <w:t>O livro de Jó menciona "o Satanás" como parte da corte celestial (</w:t>
       </w:r>
-      <w:hyperlink r:id="rId104">
-        <w:r>
-          <w:rPr>
-            <w:lang w:val="pt_PT" w:bidi="pt_PT"/>
-          </w:rPr>
-          <w:rPr>
-            <w:color w:val="0000EE"/>
-            <w:u w:val="single"/>
-          </w:rPr>
-          <w:t>Jó 1.6</w:t>
-        </w:r>
-      </w:hyperlink>
-      <w:r>
-        <w:rPr>
-          <w:lang w:val="pt_PT" w:bidi="pt_PT"/>
-        </w:rPr>
-        <w:t xml:space="preserve">; </w:t>
-      </w:r>
-      <w:hyperlink r:id="rId105">
-        <w:r>
-          <w:rPr>
-            <w:lang w:val="pt_PT" w:bidi="pt_PT"/>
-          </w:rPr>
-          <w:rPr>
-            <w:color w:val="0000EE"/>
-            <w:u w:val="single"/>
-          </w:rPr>
-          <w:t>2.1</w:t>
-        </w:r>
-      </w:hyperlink>
+      <w:r>
+        <w:rPr>
+          <w:lang w:val="pt_PT" w:bidi="pt_PT"/>
+        </w:rPr>
+        <w:t>Jó 1.6</w:t>
+      </w:r>
+      <w:r>
+        <w:rPr>
+          <w:lang w:val="pt_PT" w:bidi="pt_PT"/>
+        </w:rPr>
+        <w:t xml:space="preserve">; </w:t>
+      </w:r>
+      <w:r>
+        <w:rPr>
+          <w:lang w:val="pt_PT" w:bidi="pt_PT"/>
+        </w:rPr>
+        <w:t>2.1</w:t>
+      </w:r>
       <w:r>
         <w:rPr>
           <w:lang w:val="pt_PT" w:bidi="pt_PT"/>
@@ -2955,72 +2271,48 @@
         </w:rPr>
         <w:t xml:space="preserve"> significa um adversário ou Acusador no tribunal (veja </w:t>
       </w:r>
-      <w:hyperlink r:id="rId106">
-        <w:r>
-          <w:rPr>
-            <w:lang w:val="pt_PT" w:bidi="pt_PT"/>
-          </w:rPr>
-          <w:rPr>
-            <w:color w:val="0000EE"/>
-            <w:u w:val="single"/>
-          </w:rPr>
-          <w:t>Jó 1–2</w:t>
-        </w:r>
-      </w:hyperlink>
-      <w:r>
-        <w:rPr>
-          <w:lang w:val="pt_PT" w:bidi="pt_PT"/>
-        </w:rPr>
-        <w:t xml:space="preserve">; </w:t>
-      </w:r>
-      <w:hyperlink r:id="rId107">
-        <w:r>
-          <w:rPr>
-            <w:lang w:val="pt_PT" w:bidi="pt_PT"/>
-          </w:rPr>
-          <w:rPr>
-            <w:color w:val="0000EE"/>
-            <w:u w:val="single"/>
-          </w:rPr>
-          <w:t>Zc 3.1</w:t>
-        </w:r>
-      </w:hyperlink>
+      <w:r>
+        <w:rPr>
+          <w:lang w:val="pt_PT" w:bidi="pt_PT"/>
+        </w:rPr>
+        <w:t>Jó 1–2</w:t>
+      </w:r>
+      <w:r>
+        <w:rPr>
+          <w:lang w:val="pt_PT" w:bidi="pt_PT"/>
+        </w:rPr>
+        <w:t xml:space="preserve">; </w:t>
+      </w:r>
+      <w:r>
+        <w:rPr>
+          <w:lang w:val="pt_PT" w:bidi="pt_PT"/>
+        </w:rPr>
+        <w:t>Zc 3.1</w:t>
+      </w:r>
       <w:r>
         <w:rPr>
           <w:lang w:val="pt_PT" w:bidi="pt_PT"/>
         </w:rPr>
         <w:t xml:space="preserve">). Deus às vezes usa anjos como adversários para julgamento justo e para se opor aos malfeitores (por exemplo, </w:t>
       </w:r>
-      <w:hyperlink r:id="rId108">
-        <w:r>
-          <w:rPr>
-            <w:lang w:val="pt_PT" w:bidi="pt_PT"/>
-          </w:rPr>
-          <w:rPr>
-            <w:color w:val="0000EE"/>
-            <w:u w:val="single"/>
-          </w:rPr>
-          <w:t>Nm 22.22</w:t>
-        </w:r>
-      </w:hyperlink>
+      <w:r>
+        <w:rPr>
+          <w:lang w:val="pt_PT" w:bidi="pt_PT"/>
+        </w:rPr>
+        <w:t>Nm 22.22</w:t>
+      </w:r>
       <w:r>
         <w:rPr>
           <w:lang w:val="pt_PT" w:bidi="pt_PT"/>
         </w:rPr>
         <w:t>,</w:t>
       </w:r>
-      <w:hyperlink r:id="rId109">
-        <w:r>
-          <w:rPr>
-            <w:lang w:val="pt_PT" w:bidi="pt_PT"/>
-          </w:rPr>
-          <w:rPr>
-            <w:color w:val="0000EE"/>
-            <w:u w:val="single"/>
-          </w:rPr>
-          <w:t>32</w:t>
-        </w:r>
-      </w:hyperlink>
+      <w:r>
+        <w:rPr>
+          <w:lang w:val="pt_PT" w:bidi="pt_PT"/>
+        </w:rPr>
+        <w:t>32</w:t>
+      </w:r>
       <w:r>
         <w:rPr>
           <w:lang w:val="pt_PT" w:bidi="pt_PT"/>
@@ -3040,18 +2332,12 @@
         </w:rPr>
         <w:t xml:space="preserve"> é frequentemente traduzido como "opor-se"; veja também </w:t>
       </w:r>
-      <w:hyperlink r:id="rId110">
-        <w:r>
-          <w:rPr>
-            <w:lang w:val="pt_PT" w:bidi="pt_PT"/>
-          </w:rPr>
-          <w:rPr>
-            <w:color w:val="0000EE"/>
-            <w:u w:val="single"/>
-          </w:rPr>
-          <w:t>1Rs 22.19–23</w:t>
-        </w:r>
-      </w:hyperlink>
+      <w:r>
+        <w:rPr>
+          <w:lang w:val="pt_PT" w:bidi="pt_PT"/>
+        </w:rPr>
+        <w:t>1Rs 22.19–23</w:t>
+      </w:r>
       <w:r>
         <w:rPr>
           <w:lang w:val="pt_PT" w:bidi="pt_PT"/>
@@ -3085,18 +2371,12 @@
         </w:rPr>
         <w:t xml:space="preserve"> 2.24). O Novo Testamento chama o principal demônio de "Satanás" (</w:t>
       </w:r>
-      <w:hyperlink r:id="rId111">
-        <w:r>
-          <w:rPr>
-            <w:lang w:val="pt_PT" w:bidi="pt_PT"/>
-          </w:rPr>
-          <w:rPr>
-            <w:color w:val="0000EE"/>
-            <w:u w:val="single"/>
-          </w:rPr>
-          <w:t>Ap 20.2</w:t>
-        </w:r>
-      </w:hyperlink>
+      <w:r>
+        <w:rPr>
+          <w:lang w:val="pt_PT" w:bidi="pt_PT"/>
+        </w:rPr>
+        <w:t>Ap 20.2</w:t>
+      </w:r>
       <w:r>
         <w:rPr>
           <w:lang w:val="pt_PT" w:bidi="pt_PT"/>
@@ -3121,18 +2401,12 @@
         </w:rPr>
         <w:t>O diabo (</w:t>
       </w:r>
-      <w:hyperlink r:id="rId112">
-        <w:r>
-          <w:rPr>
-            <w:lang w:val="pt_PT" w:bidi="pt_PT"/>
-          </w:rPr>
-          <w:rPr>
-            <w:color w:val="0000EE"/>
-            <w:u w:val="single"/>
-          </w:rPr>
-          <w:t>Mt 4.1–11</w:t>
-        </w:r>
-      </w:hyperlink>
+      <w:r>
+        <w:rPr>
+          <w:lang w:val="pt_PT" w:bidi="pt_PT"/>
+        </w:rPr>
+        <w:t>Mt 4.1–11</w:t>
+      </w:r>
       <w:r>
         <w:rPr>
           <w:lang w:val="pt_PT" w:bidi="pt_PT"/>
@@ -3157,18 +2431,12 @@
         </w:rPr>
         <w:t>O tentador (</w:t>
       </w:r>
-      <w:hyperlink r:id="rId113">
-        <w:r>
-          <w:rPr>
-            <w:lang w:val="pt_PT" w:bidi="pt_PT"/>
-          </w:rPr>
-          <w:rPr>
-            <w:color w:val="0000EE"/>
-            <w:u w:val="single"/>
-          </w:rPr>
-          <w:t>1Ts 3.5</w:t>
-        </w:r>
-      </w:hyperlink>
+      <w:r>
+        <w:rPr>
+          <w:lang w:val="pt_PT" w:bidi="pt_PT"/>
+        </w:rPr>
+        <w:t>1Ts 3.5</w:t>
+      </w:r>
       <w:r>
         <w:rPr>
           <w:lang w:val="pt_PT" w:bidi="pt_PT"/>
@@ -3193,36 +2461,24 @@
         </w:rPr>
         <w:t xml:space="preserve">Beelzebul, o príncipe dos Demônios (veja notas em </w:t>
       </w:r>
-      <w:hyperlink r:id="rId114">
-        <w:r>
-          <w:rPr>
-            <w:lang w:val="pt_PT" w:bidi="pt_PT"/>
-          </w:rPr>
-          <w:rPr>
-            <w:color w:val="0000EE"/>
-            <w:u w:val="single"/>
-          </w:rPr>
-          <w:t>Mt 12.24</w:t>
-        </w:r>
-      </w:hyperlink>
-      <w:r>
-        <w:rPr>
-          <w:lang w:val="pt_PT" w:bidi="pt_PT"/>
-        </w:rPr>
-        <w:t xml:space="preserve">; </w:t>
-      </w:r>
-      <w:hyperlink r:id="rId115">
-        <w:r>
-          <w:rPr>
-            <w:lang w:val="pt_PT" w:bidi="pt_PT"/>
-          </w:rPr>
-          <w:rPr>
-            <w:color w:val="0000EE"/>
-            <w:u w:val="single"/>
-          </w:rPr>
-          <w:t>Lc 11.15</w:t>
-        </w:r>
-      </w:hyperlink>
+      <w:r>
+        <w:rPr>
+          <w:lang w:val="pt_PT" w:bidi="pt_PT"/>
+        </w:rPr>
+        <w:t>Mt 12.24</w:t>
+      </w:r>
+      <w:r>
+        <w:rPr>
+          <w:lang w:val="pt_PT" w:bidi="pt_PT"/>
+        </w:rPr>
+        <w:t xml:space="preserve">; </w:t>
+      </w:r>
+      <w:r>
+        <w:rPr>
+          <w:lang w:val="pt_PT" w:bidi="pt_PT"/>
+        </w:rPr>
+        <w:t>Lc 11.15</w:t>
+      </w:r>
       <w:r>
         <w:rPr>
           <w:lang w:val="pt_PT" w:bidi="pt_PT"/>
@@ -3247,90 +2503,60 @@
         </w:rPr>
         <w:t>O maligno (</w:t>
       </w:r>
-      <w:hyperlink r:id="rId116">
-        <w:r>
-          <w:rPr>
-            <w:lang w:val="pt_PT" w:bidi="pt_PT"/>
-          </w:rPr>
-          <w:rPr>
-            <w:color w:val="0000EE"/>
-            <w:u w:val="single"/>
-          </w:rPr>
-          <w:t>Mt 13.19</w:t>
-        </w:r>
-      </w:hyperlink>
+      <w:r>
+        <w:rPr>
+          <w:lang w:val="pt_PT" w:bidi="pt_PT"/>
+        </w:rPr>
+        <w:t>Mt 13.19</w:t>
+      </w:r>
       <w:r>
         <w:rPr>
           <w:lang w:val="pt_PT" w:bidi="pt_PT"/>
         </w:rPr>
         <w:t>,</w:t>
       </w:r>
-      <w:hyperlink r:id="rId117">
-        <w:r>
-          <w:rPr>
-            <w:lang w:val="pt_PT" w:bidi="pt_PT"/>
-          </w:rPr>
-          <w:rPr>
-            <w:color w:val="0000EE"/>
-            <w:u w:val="single"/>
-          </w:rPr>
-          <w:t>38</w:t>
-        </w:r>
-      </w:hyperlink>
-      <w:r>
-        <w:rPr>
-          <w:lang w:val="pt_PT" w:bidi="pt_PT"/>
-        </w:rPr>
-        <w:t xml:space="preserve">; </w:t>
-      </w:r>
-      <w:hyperlink r:id="rId118">
-        <w:r>
-          <w:rPr>
-            <w:lang w:val="pt_PT" w:bidi="pt_PT"/>
-          </w:rPr>
-          <w:rPr>
-            <w:color w:val="0000EE"/>
-            <w:u w:val="single"/>
-          </w:rPr>
-          <w:t>1Jo 2.13–14</w:t>
-        </w:r>
-      </w:hyperlink>
-      <w:r>
-        <w:rPr>
-          <w:lang w:val="pt_PT" w:bidi="pt_PT"/>
-        </w:rPr>
-        <w:t xml:space="preserve">; </w:t>
-      </w:r>
-      <w:hyperlink r:id="rId119">
-        <w:r>
-          <w:rPr>
-            <w:lang w:val="pt_PT" w:bidi="pt_PT"/>
-          </w:rPr>
-          <w:rPr>
-            <w:color w:val="0000EE"/>
-            <w:u w:val="single"/>
-          </w:rPr>
-          <w:t>3.12</w:t>
-        </w:r>
-      </w:hyperlink>
-      <w:r>
-        <w:rPr>
-          <w:lang w:val="pt_PT" w:bidi="pt_PT"/>
-        </w:rPr>
-        <w:t xml:space="preserve">; </w:t>
-      </w:r>
-      <w:hyperlink r:id="rId120">
-        <w:r>
-          <w:rPr>
-            <w:lang w:val="pt_PT" w:bidi="pt_PT"/>
-          </w:rPr>
-          <w:rPr>
-            <w:color w:val="0000EE"/>
-            <w:u w:val="single"/>
-          </w:rPr>
-          <w:t>5.18</w:t>
-        </w:r>
-      </w:hyperlink>
+      <w:r>
+        <w:rPr>
+          <w:lang w:val="pt_PT" w:bidi="pt_PT"/>
+        </w:rPr>
+        <w:t>38</w:t>
+      </w:r>
+      <w:r>
+        <w:rPr>
+          <w:lang w:val="pt_PT" w:bidi="pt_PT"/>
+        </w:rPr>
+        <w:t xml:space="preserve">; </w:t>
+      </w:r>
+      <w:r>
+        <w:rPr>
+          <w:lang w:val="pt_PT" w:bidi="pt_PT"/>
+        </w:rPr>
+        <w:t>1Jo 2.13–14</w:t>
+      </w:r>
+      <w:r>
+        <w:rPr>
+          <w:lang w:val="pt_PT" w:bidi="pt_PT"/>
+        </w:rPr>
+        <w:t xml:space="preserve">; </w:t>
+      </w:r>
+      <w:r>
+        <w:rPr>
+          <w:lang w:val="pt_PT" w:bidi="pt_PT"/>
+        </w:rPr>
+        <w:t>3.12</w:t>
+      </w:r>
+      <w:r>
+        <w:rPr>
+          <w:lang w:val="pt_PT" w:bidi="pt_PT"/>
+        </w:rPr>
+        <w:t xml:space="preserve">; </w:t>
+      </w:r>
+      <w:r>
+        <w:rPr>
+          <w:lang w:val="pt_PT" w:bidi="pt_PT"/>
+        </w:rPr>
+        <w:t>5.18</w:t>
+      </w:r>
       <w:r>
         <w:rPr>
           <w:lang w:val="pt_PT" w:bidi="pt_PT"/>
@@ -3355,18 +2581,12 @@
         </w:rPr>
         <w:t xml:space="preserve">Belial (veja a nota em </w:t>
       </w:r>
-      <w:hyperlink r:id="rId121">
-        <w:r>
-          <w:rPr>
-            <w:lang w:val="pt_PT" w:bidi="pt_PT"/>
-          </w:rPr>
-          <w:rPr>
-            <w:color w:val="0000EE"/>
-            <w:u w:val="single"/>
-          </w:rPr>
-          <w:t>2Co 6.15</w:t>
-        </w:r>
-      </w:hyperlink>
+      <w:r>
+        <w:rPr>
+          <w:lang w:val="pt_PT" w:bidi="pt_PT"/>
+        </w:rPr>
+        <w:t>2Co 6.15</w:t>
+      </w:r>
       <w:r>
         <w:rPr>
           <w:lang w:val="pt_PT" w:bidi="pt_PT"/>
@@ -3391,18 +2611,12 @@
         </w:rPr>
         <w:t>O enganador (</w:t>
       </w:r>
-      <w:hyperlink r:id="rId122">
-        <w:r>
-          <w:rPr>
-            <w:lang w:val="pt_PT" w:bidi="pt_PT"/>
-          </w:rPr>
-          <w:rPr>
-            <w:color w:val="0000EE"/>
-            <w:u w:val="single"/>
-          </w:rPr>
-          <w:t>Ap 12.9</w:t>
-        </w:r>
-      </w:hyperlink>
+      <w:r>
+        <w:rPr>
+          <w:lang w:val="pt_PT" w:bidi="pt_PT"/>
+        </w:rPr>
+        <w:t>Ap 12.9</w:t>
+      </w:r>
       <w:r>
         <w:rPr>
           <w:lang w:val="pt_PT" w:bidi="pt_PT"/>
@@ -3427,36 +2641,24 @@
         </w:rPr>
         <w:t>Um enorme dragão vermelho com sete cabeças (</w:t>
       </w:r>
-      <w:hyperlink r:id="rId123">
-        <w:r>
-          <w:rPr>
-            <w:lang w:val="pt_PT" w:bidi="pt_PT"/>
-          </w:rPr>
-          <w:rPr>
-            <w:color w:val="0000EE"/>
-            <w:u w:val="single"/>
-          </w:rPr>
-          <w:t>Ap 12.3</w:t>
-        </w:r>
-      </w:hyperlink>
+      <w:r>
+        <w:rPr>
+          <w:lang w:val="pt_PT" w:bidi="pt_PT"/>
+        </w:rPr>
+        <w:t>Ap 12.3</w:t>
+      </w:r>
       <w:r>
         <w:rPr>
           <w:lang w:val="pt_PT" w:bidi="pt_PT"/>
         </w:rPr>
         <w:t>,</w:t>
       </w:r>
-      <w:hyperlink r:id="rId122">
-        <w:r>
-          <w:rPr>
-            <w:lang w:val="pt_PT" w:bidi="pt_PT"/>
-          </w:rPr>
-          <w:rPr>
-            <w:color w:val="0000EE"/>
-            <w:u w:val="single"/>
-          </w:rPr>
-          <w:t>9</w:t>
-        </w:r>
-      </w:hyperlink>
+      <w:r>
+        <w:rPr>
+          <w:lang w:val="pt_PT" w:bidi="pt_PT"/>
+        </w:rPr>
+        <w:t>9</w:t>
+      </w:r>
       <w:r>
         <w:rPr>
           <w:lang w:val="pt_PT" w:bidi="pt_PT"/>
@@ -3481,18 +2683,12 @@
         </w:rPr>
         <w:t>Antiga serpente (</w:t>
       </w:r>
-      <w:hyperlink r:id="rId111">
-        <w:r>
-          <w:rPr>
-            <w:lang w:val="pt_PT" w:bidi="pt_PT"/>
-          </w:rPr>
-          <w:rPr>
-            <w:color w:val="0000EE"/>
-            <w:u w:val="single"/>
-          </w:rPr>
-          <w:t>Ap 20.2</w:t>
-        </w:r>
-      </w:hyperlink>
+      <w:r>
+        <w:rPr>
+          <w:lang w:val="pt_PT" w:bidi="pt_PT"/>
+        </w:rPr>
+        <w:t>Ap 20.2</w:t>
+      </w:r>
       <w:r>
         <w:rPr>
           <w:lang w:val="pt_PT" w:bidi="pt_PT"/>
@@ -3517,18 +2713,12 @@
         </w:rPr>
         <w:t>Um assassino e o pai da mentira (</w:t>
       </w:r>
-      <w:hyperlink r:id="rId124">
-        <w:r>
-          <w:rPr>
-            <w:lang w:val="pt_PT" w:bidi="pt_PT"/>
-          </w:rPr>
-          <w:rPr>
-            <w:color w:val="0000EE"/>
-            <w:u w:val="single"/>
-          </w:rPr>
-          <w:t>Jo 8.44</w:t>
-        </w:r>
-      </w:hyperlink>
+      <w:r>
+        <w:rPr>
+          <w:lang w:val="pt_PT" w:bidi="pt_PT"/>
+        </w:rPr>
+        <w:t>Jo 8.44</w:t>
+      </w:r>
       <w:r>
         <w:rPr>
           <w:lang w:val="pt_PT" w:bidi="pt_PT"/>
@@ -3549,198 +2739,132 @@
         </w:rPr>
         <w:t>Satanás fez muitas coisas más contra Deus e as pessoas. Ele fez Davi contar seu exército quando não deveria ter feito (</w:t>
       </w:r>
-      <w:hyperlink r:id="rId125">
-        <w:r>
-          <w:rPr>
-            <w:lang w:val="pt_PT" w:bidi="pt_PT"/>
-          </w:rPr>
-          <w:rPr>
-            <w:color w:val="0000EE"/>
-            <w:u w:val="single"/>
-          </w:rPr>
-          <w:t>1Cr 21.1</w:t>
-        </w:r>
-      </w:hyperlink>
+      <w:r>
+        <w:rPr>
+          <w:lang w:val="pt_PT" w:bidi="pt_PT"/>
+        </w:rPr>
+        <w:t>1Cr 21.1</w:t>
+      </w:r>
       <w:r>
         <w:rPr>
           <w:lang w:val="pt_PT" w:bidi="pt_PT"/>
         </w:rPr>
         <w:t xml:space="preserve">; compare </w:t>
       </w:r>
-      <w:hyperlink r:id="rId126">
-        <w:r>
-          <w:rPr>
-            <w:lang w:val="pt_PT" w:bidi="pt_PT"/>
-          </w:rPr>
-          <w:rPr>
-            <w:color w:val="0000EE"/>
-            <w:u w:val="single"/>
-          </w:rPr>
-          <w:t>2Sm 24.1</w:t>
-        </w:r>
-      </w:hyperlink>
+      <w:r>
+        <w:rPr>
+          <w:lang w:val="pt_PT" w:bidi="pt_PT"/>
+        </w:rPr>
+        <w:t>2Sm 24.1</w:t>
+      </w:r>
       <w:r>
         <w:rPr>
           <w:lang w:val="pt_PT" w:bidi="pt_PT"/>
         </w:rPr>
         <w:t>). Satanás tentou induzir Jesus a cometer erros e mais tarde ajudou Judas a trair Jesus (</w:t>
       </w:r>
-      <w:hyperlink r:id="rId127">
-        <w:r>
-          <w:rPr>
-            <w:lang w:val="pt_PT" w:bidi="pt_PT"/>
-          </w:rPr>
-          <w:rPr>
-            <w:color w:val="0000EE"/>
-            <w:u w:val="single"/>
-          </w:rPr>
-          <w:t>Mc 1.12–13</w:t>
-        </w:r>
-      </w:hyperlink>
-      <w:r>
-        <w:rPr>
-          <w:lang w:val="pt_PT" w:bidi="pt_PT"/>
-        </w:rPr>
-        <w:t xml:space="preserve">; </w:t>
-      </w:r>
-      <w:hyperlink r:id="rId128">
-        <w:r>
-          <w:rPr>
-            <w:lang w:val="pt_PT" w:bidi="pt_PT"/>
-          </w:rPr>
-          <w:rPr>
-            <w:color w:val="0000EE"/>
-            <w:u w:val="single"/>
-          </w:rPr>
-          <w:t>Jo 13.27</w:t>
-        </w:r>
-      </w:hyperlink>
+      <w:r>
+        <w:rPr>
+          <w:lang w:val="pt_PT" w:bidi="pt_PT"/>
+        </w:rPr>
+        <w:t>Mc 1.12–13</w:t>
+      </w:r>
+      <w:r>
+        <w:rPr>
+          <w:lang w:val="pt_PT" w:bidi="pt_PT"/>
+        </w:rPr>
+        <w:t xml:space="preserve">; </w:t>
+      </w:r>
+      <w:r>
+        <w:rPr>
+          <w:lang w:val="pt_PT" w:bidi="pt_PT"/>
+        </w:rPr>
+        <w:t>Jo 13.27</w:t>
+      </w:r>
       <w:r>
         <w:rPr>
           <w:lang w:val="pt_PT" w:bidi="pt_PT"/>
         </w:rPr>
         <w:t>). Ele queria testar a fé de Pedro como testou Jó (</w:t>
       </w:r>
-      <w:hyperlink r:id="rId129">
-        <w:r>
-          <w:rPr>
-            <w:lang w:val="pt_PT" w:bidi="pt_PT"/>
-          </w:rPr>
-          <w:rPr>
-            <w:color w:val="0000EE"/>
-            <w:u w:val="single"/>
-          </w:rPr>
-          <w:t>Lc 22.31</w:t>
-        </w:r>
-      </w:hyperlink>
+      <w:r>
+        <w:rPr>
+          <w:lang w:val="pt_PT" w:bidi="pt_PT"/>
+        </w:rPr>
+        <w:t>Lc 22.31</w:t>
+      </w:r>
       <w:r>
         <w:rPr>
           <w:lang w:val="pt_PT" w:bidi="pt_PT"/>
         </w:rPr>
         <w:t>). Ele prendeu pessoas no pecado (</w:t>
       </w:r>
-      <w:hyperlink r:id="rId130">
-        <w:r>
-          <w:rPr>
-            <w:lang w:val="pt_PT" w:bidi="pt_PT"/>
-          </w:rPr>
-          <w:rPr>
-            <w:color w:val="0000EE"/>
-            <w:u w:val="single"/>
-          </w:rPr>
-          <w:t>At 26.17–18</w:t>
-        </w:r>
-      </w:hyperlink>
+      <w:r>
+        <w:rPr>
+          <w:lang w:val="pt_PT" w:bidi="pt_PT"/>
+        </w:rPr>
+        <w:t>At 26.17–18</w:t>
+      </w:r>
       <w:r>
         <w:rPr>
           <w:lang w:val="pt_PT" w:bidi="pt_PT"/>
         </w:rPr>
         <w:t>). Ele usou mentiras para se opor ao povo de Deus (</w:t>
       </w:r>
-      <w:hyperlink r:id="rId131">
-        <w:r>
-          <w:rPr>
-            <w:lang w:val="pt_PT" w:bidi="pt_PT"/>
-          </w:rPr>
-          <w:rPr>
-            <w:color w:val="0000EE"/>
-            <w:u w:val="single"/>
-          </w:rPr>
-          <w:t>1Co 7.5</w:t>
-        </w:r>
-      </w:hyperlink>
-      <w:r>
-        <w:rPr>
-          <w:lang w:val="pt_PT" w:bidi="pt_PT"/>
-        </w:rPr>
-        <w:t xml:space="preserve">; </w:t>
-      </w:r>
-      <w:hyperlink r:id="rId132">
-        <w:r>
-          <w:rPr>
-            <w:lang w:val="pt_PT" w:bidi="pt_PT"/>
-          </w:rPr>
-          <w:rPr>
-            <w:color w:val="0000EE"/>
-            <w:u w:val="single"/>
-          </w:rPr>
-          <w:t>2Co 11.14</w:t>
-        </w:r>
-      </w:hyperlink>
+      <w:r>
+        <w:rPr>
+          <w:lang w:val="pt_PT" w:bidi="pt_PT"/>
+        </w:rPr>
+        <w:t>1Co 7.5</w:t>
+      </w:r>
+      <w:r>
+        <w:rPr>
+          <w:lang w:val="pt_PT" w:bidi="pt_PT"/>
+        </w:rPr>
+        <w:t xml:space="preserve">; </w:t>
+      </w:r>
+      <w:r>
+        <w:rPr>
+          <w:lang w:val="pt_PT" w:bidi="pt_PT"/>
+        </w:rPr>
+        <w:t>2Co 11.14</w:t>
+      </w:r>
       <w:r>
         <w:rPr>
           <w:lang w:val="pt_PT" w:bidi="pt_PT"/>
         </w:rPr>
         <w:t>). No final, Deus derrotará e aprisionará Satanás, superando o adversário do povo de Deus (</w:t>
       </w:r>
-      <w:hyperlink r:id="rId122">
-        <w:r>
-          <w:rPr>
-            <w:lang w:val="pt_PT" w:bidi="pt_PT"/>
-          </w:rPr>
-          <w:rPr>
-            <w:color w:val="0000EE"/>
-            <w:u w:val="single"/>
-          </w:rPr>
-          <w:t>Ap 12.9</w:t>
-        </w:r>
-      </w:hyperlink>
-      <w:r>
-        <w:rPr>
-          <w:lang w:val="pt_PT" w:bidi="pt_PT"/>
-        </w:rPr>
-        <w:t xml:space="preserve">; </w:t>
-      </w:r>
-      <w:hyperlink r:id="rId111">
-        <w:r>
-          <w:rPr>
-            <w:lang w:val="pt_PT" w:bidi="pt_PT"/>
-          </w:rPr>
-          <w:rPr>
-            <w:color w:val="0000EE"/>
-            <w:u w:val="single"/>
-          </w:rPr>
-          <w:t>20.2</w:t>
-        </w:r>
-      </w:hyperlink>
+      <w:r>
+        <w:rPr>
+          <w:lang w:val="pt_PT" w:bidi="pt_PT"/>
+        </w:rPr>
+        <w:t>Ap 12.9</w:t>
+      </w:r>
+      <w:r>
+        <w:rPr>
+          <w:lang w:val="pt_PT" w:bidi="pt_PT"/>
+        </w:rPr>
+        <w:t xml:space="preserve">; </w:t>
+      </w:r>
+      <w:r>
+        <w:rPr>
+          <w:lang w:val="pt_PT" w:bidi="pt_PT"/>
+        </w:rPr>
+        <w:t>20.2</w:t>
+      </w:r>
       <w:r>
         <w:rPr>
           <w:lang w:val="pt_PT" w:bidi="pt_PT"/>
         </w:rPr>
         <w:t>,</w:t>
       </w:r>
-      <w:hyperlink r:id="rId133">
-        <w:r>
-          <w:rPr>
-            <w:lang w:val="pt_PT" w:bidi="pt_PT"/>
-          </w:rPr>
-          <w:rPr>
-            <w:color w:val="0000EE"/>
-            <w:u w:val="single"/>
-          </w:rPr>
-          <w:t>10</w:t>
-        </w:r>
-      </w:hyperlink>
+      <w:r>
+        <w:rPr>
+          <w:lang w:val="pt_PT" w:bidi="pt_PT"/>
+        </w:rPr>
+        <w:t>10</w:t>
+      </w:r>
       <w:r>
         <w:rPr>
           <w:lang w:val="pt_PT" w:bidi="pt_PT"/>
@@ -3770,756 +2894,504 @@
           <w:lang w:val="pt_PT" w:bidi="pt_PT"/>
         </w:rPr>
       </w:r>
-      <w:hyperlink r:id="rId108">
-        <w:r>
-          <w:rPr>
-            <w:lang w:val="pt_PT" w:bidi="pt_PT"/>
-          </w:rPr>
-          <w:rPr>
-            <w:color w:val="0000EE"/>
-            <w:u w:val="single"/>
-          </w:rPr>
-          <w:t>Números 22.22</w:t>
-        </w:r>
-      </w:hyperlink>
+      <w:r>
+        <w:rPr>
+          <w:lang w:val="pt_PT" w:bidi="pt_PT"/>
+        </w:rPr>
+        <w:t>Números 22.22</w:t>
+      </w:r>
       <w:r>
         <w:rPr>
           <w:lang w:val="pt_PT" w:bidi="pt_PT"/>
         </w:rPr>
         <w:t>,</w:t>
       </w:r>
-      <w:hyperlink r:id="rId109">
-        <w:r>
-          <w:rPr>
-            <w:lang w:val="pt_PT" w:bidi="pt_PT"/>
-          </w:rPr>
-          <w:rPr>
-            <w:color w:val="0000EE"/>
-            <w:u w:val="single"/>
-          </w:rPr>
-          <w:t>32</w:t>
-        </w:r>
-      </w:hyperlink>
-      <w:r>
-        <w:rPr>
-          <w:lang w:val="pt_PT" w:bidi="pt_PT"/>
-        </w:rPr>
-        <w:t xml:space="preserve">; </w:t>
-      </w:r>
-      <w:hyperlink r:id="rId125">
-        <w:r>
-          <w:rPr>
-            <w:lang w:val="pt_PT" w:bidi="pt_PT"/>
-          </w:rPr>
-          <w:rPr>
-            <w:color w:val="0000EE"/>
-            <w:u w:val="single"/>
-          </w:rPr>
-          <w:t>1 Crônicas 21.1</w:t>
-        </w:r>
-      </w:hyperlink>
-      <w:r>
-        <w:rPr>
-          <w:lang w:val="pt_PT" w:bidi="pt_PT"/>
-        </w:rPr>
-        <w:t xml:space="preserve">; </w:t>
-      </w:r>
-      <w:hyperlink r:id="rId134">
-        <w:r>
-          <w:rPr>
-            <w:lang w:val="pt_PT" w:bidi="pt_PT"/>
-          </w:rPr>
-          <w:rPr>
-            <w:color w:val="0000EE"/>
-            <w:u w:val="single"/>
-          </w:rPr>
-          <w:t>Jó 1.6–2.7</w:t>
-        </w:r>
-      </w:hyperlink>
-      <w:r>
-        <w:rPr>
-          <w:lang w:val="pt_PT" w:bidi="pt_PT"/>
-        </w:rPr>
-        <w:t xml:space="preserve">; </w:t>
-      </w:r>
-      <w:hyperlink r:id="rId135">
-        <w:r>
-          <w:rPr>
-            <w:lang w:val="pt_PT" w:bidi="pt_PT"/>
-          </w:rPr>
-          <w:rPr>
-            <w:color w:val="0000EE"/>
-            <w:u w:val="single"/>
-          </w:rPr>
-          <w:t>Zc 3.1–4</w:t>
-        </w:r>
-      </w:hyperlink>
-      <w:r>
-        <w:rPr>
-          <w:lang w:val="pt_PT" w:bidi="pt_PT"/>
-        </w:rPr>
-        <w:t xml:space="preserve">; </w:t>
-      </w:r>
-      <w:hyperlink r:id="rId136">
-        <w:r>
-          <w:rPr>
-            <w:lang w:val="pt_PT" w:bidi="pt_PT"/>
-          </w:rPr>
-          <w:rPr>
-            <w:color w:val="0000EE"/>
-            <w:u w:val="single"/>
-          </w:rPr>
-          <w:t>Mateus 4.1–10</w:t>
-        </w:r>
-      </w:hyperlink>
-      <w:r>
-        <w:rPr>
-          <w:lang w:val="pt_PT" w:bidi="pt_PT"/>
-        </w:rPr>
-        <w:t xml:space="preserve">; </w:t>
-      </w:r>
-      <w:hyperlink r:id="rId114">
-        <w:r>
-          <w:rPr>
-            <w:lang w:val="pt_PT" w:bidi="pt_PT"/>
-          </w:rPr>
-          <w:rPr>
-            <w:color w:val="0000EE"/>
-            <w:u w:val="single"/>
-          </w:rPr>
-          <w:t>12.24</w:t>
-        </w:r>
-      </w:hyperlink>
-      <w:r>
-        <w:rPr>
-          <w:lang w:val="pt_PT" w:bidi="pt_PT"/>
-        </w:rPr>
-        <w:t xml:space="preserve">; </w:t>
-      </w:r>
-      <w:hyperlink r:id="rId116">
-        <w:r>
-          <w:rPr>
-            <w:lang w:val="pt_PT" w:bidi="pt_PT"/>
-          </w:rPr>
-          <w:rPr>
-            <w:color w:val="0000EE"/>
-            <w:u w:val="single"/>
-          </w:rPr>
-          <w:t>13.19</w:t>
-        </w:r>
-      </w:hyperlink>
+      <w:r>
+        <w:rPr>
+          <w:lang w:val="pt_PT" w:bidi="pt_PT"/>
+        </w:rPr>
+        <w:t>32</w:t>
+      </w:r>
+      <w:r>
+        <w:rPr>
+          <w:lang w:val="pt_PT" w:bidi="pt_PT"/>
+        </w:rPr>
+        <w:t xml:space="preserve">; </w:t>
+      </w:r>
+      <w:r>
+        <w:rPr>
+          <w:lang w:val="pt_PT" w:bidi="pt_PT"/>
+        </w:rPr>
+        <w:t>1 Crônicas 21.1</w:t>
+      </w:r>
+      <w:r>
+        <w:rPr>
+          <w:lang w:val="pt_PT" w:bidi="pt_PT"/>
+        </w:rPr>
+        <w:t xml:space="preserve">; </w:t>
+      </w:r>
+      <w:r>
+        <w:rPr>
+          <w:lang w:val="pt_PT" w:bidi="pt_PT"/>
+        </w:rPr>
+        <w:t>Jó 1.6–2.7</w:t>
+      </w:r>
+      <w:r>
+        <w:rPr>
+          <w:lang w:val="pt_PT" w:bidi="pt_PT"/>
+        </w:rPr>
+        <w:t xml:space="preserve">; </w:t>
+      </w:r>
+      <w:r>
+        <w:rPr>
+          <w:lang w:val="pt_PT" w:bidi="pt_PT"/>
+        </w:rPr>
+        <w:t>Zc 3.1–4</w:t>
+      </w:r>
+      <w:r>
+        <w:rPr>
+          <w:lang w:val="pt_PT" w:bidi="pt_PT"/>
+        </w:rPr>
+        <w:t xml:space="preserve">; </w:t>
+      </w:r>
+      <w:r>
+        <w:rPr>
+          <w:lang w:val="pt_PT" w:bidi="pt_PT"/>
+        </w:rPr>
+        <w:t>Mateus 4.1–10</w:t>
+      </w:r>
+      <w:r>
+        <w:rPr>
+          <w:lang w:val="pt_PT" w:bidi="pt_PT"/>
+        </w:rPr>
+        <w:t xml:space="preserve">; </w:t>
+      </w:r>
+      <w:r>
+        <w:rPr>
+          <w:lang w:val="pt_PT" w:bidi="pt_PT"/>
+        </w:rPr>
+        <w:t>12.24</w:t>
+      </w:r>
+      <w:r>
+        <w:rPr>
+          <w:lang w:val="pt_PT" w:bidi="pt_PT"/>
+        </w:rPr>
+        <w:t xml:space="preserve">; </w:t>
+      </w:r>
+      <w:r>
+        <w:rPr>
+          <w:lang w:val="pt_PT" w:bidi="pt_PT"/>
+        </w:rPr>
+        <w:t>13.19</w:t>
+      </w:r>
       <w:r>
         <w:rPr>
           <w:lang w:val="pt_PT" w:bidi="pt_PT"/>
         </w:rPr>
         <w:t xml:space="preserve">, </w:t>
       </w:r>
-      <w:hyperlink r:id="rId137">
-        <w:r>
-          <w:rPr>
-            <w:lang w:val="pt_PT" w:bidi="pt_PT"/>
-          </w:rPr>
-          <w:rPr>
-            <w:color w:val="0000EE"/>
-            <w:u w:val="single"/>
-          </w:rPr>
-          <w:t>38–39</w:t>
-        </w:r>
-      </w:hyperlink>
-      <w:r>
-        <w:rPr>
-          <w:lang w:val="pt_PT" w:bidi="pt_PT"/>
-        </w:rPr>
-        <w:t xml:space="preserve">; </w:t>
-      </w:r>
-      <w:hyperlink r:id="rId138">
-        <w:r>
-          <w:rPr>
-            <w:lang w:val="pt_PT" w:bidi="pt_PT"/>
-          </w:rPr>
-          <w:rPr>
-            <w:color w:val="0000EE"/>
-            <w:u w:val="single"/>
-          </w:rPr>
-          <w:t>16.23</w:t>
-        </w:r>
-      </w:hyperlink>
-      <w:r>
-        <w:rPr>
-          <w:lang w:val="pt_PT" w:bidi="pt_PT"/>
-        </w:rPr>
-        <w:t xml:space="preserve">; </w:t>
-      </w:r>
-      <w:hyperlink r:id="rId139">
-        <w:r>
-          <w:rPr>
-            <w:lang w:val="pt_PT" w:bidi="pt_PT"/>
-          </w:rPr>
-          <w:rPr>
-            <w:color w:val="0000EE"/>
-            <w:u w:val="single"/>
-          </w:rPr>
-          <w:t>Marcos 1.13</w:t>
-        </w:r>
-      </w:hyperlink>
-      <w:r>
-        <w:rPr>
-          <w:lang w:val="pt_PT" w:bidi="pt_PT"/>
-        </w:rPr>
-        <w:t xml:space="preserve">; </w:t>
-      </w:r>
-      <w:hyperlink r:id="rId140">
-        <w:r>
-          <w:rPr>
-            <w:lang w:val="pt_PT" w:bidi="pt_PT"/>
-          </w:rPr>
-          <w:rPr>
-            <w:color w:val="0000EE"/>
-            <w:u w:val="single"/>
-          </w:rPr>
-          <w:t>4.15</w:t>
-        </w:r>
-      </w:hyperlink>
-      <w:r>
-        <w:rPr>
-          <w:lang w:val="pt_PT" w:bidi="pt_PT"/>
-        </w:rPr>
-        <w:t xml:space="preserve">; </w:t>
-      </w:r>
-      <w:hyperlink r:id="rId141">
-        <w:r>
-          <w:rPr>
-            <w:lang w:val="pt_PT" w:bidi="pt_PT"/>
-          </w:rPr>
-          <w:rPr>
-            <w:color w:val="0000EE"/>
-            <w:u w:val="single"/>
-          </w:rPr>
-          <w:t>Lucas 4.6</w:t>
-        </w:r>
-      </w:hyperlink>
-      <w:r>
-        <w:rPr>
-          <w:lang w:val="pt_PT" w:bidi="pt_PT"/>
-        </w:rPr>
-        <w:t xml:space="preserve">; </w:t>
-      </w:r>
-      <w:hyperlink r:id="rId142">
-        <w:r>
-          <w:rPr>
-            <w:lang w:val="pt_PT" w:bidi="pt_PT"/>
-          </w:rPr>
-          <w:rPr>
-            <w:color w:val="0000EE"/>
-            <w:u w:val="single"/>
-          </w:rPr>
-          <w:t>10.17–20</w:t>
-        </w:r>
-      </w:hyperlink>
-      <w:r>
-        <w:rPr>
-          <w:lang w:val="pt_PT" w:bidi="pt_PT"/>
-        </w:rPr>
-        <w:t xml:space="preserve">; </w:t>
-      </w:r>
-      <w:hyperlink r:id="rId115">
-        <w:r>
-          <w:rPr>
-            <w:lang w:val="pt_PT" w:bidi="pt_PT"/>
-          </w:rPr>
-          <w:rPr>
-            <w:color w:val="0000EE"/>
-            <w:u w:val="single"/>
-          </w:rPr>
-          <w:t>11.15</w:t>
-        </w:r>
-      </w:hyperlink>
-      <w:r>
-        <w:rPr>
-          <w:lang w:val="pt_PT" w:bidi="pt_PT"/>
-        </w:rPr>
-        <w:t xml:space="preserve">; </w:t>
-      </w:r>
-      <w:hyperlink r:id="rId143">
-        <w:r>
-          <w:rPr>
-            <w:lang w:val="pt_PT" w:bidi="pt_PT"/>
-          </w:rPr>
-          <w:rPr>
-            <w:color w:val="0000EE"/>
-            <w:u w:val="single"/>
-          </w:rPr>
-          <w:t>22.3</w:t>
-        </w:r>
-      </w:hyperlink>
+      <w:r>
+        <w:rPr>
+          <w:lang w:val="pt_PT" w:bidi="pt_PT"/>
+        </w:rPr>
+        <w:t>38–39</w:t>
+      </w:r>
+      <w:r>
+        <w:rPr>
+          <w:lang w:val="pt_PT" w:bidi="pt_PT"/>
+        </w:rPr>
+        <w:t xml:space="preserve">; </w:t>
+      </w:r>
+      <w:r>
+        <w:rPr>
+          <w:lang w:val="pt_PT" w:bidi="pt_PT"/>
+        </w:rPr>
+        <w:t>16.23</w:t>
+      </w:r>
+      <w:r>
+        <w:rPr>
+          <w:lang w:val="pt_PT" w:bidi="pt_PT"/>
+        </w:rPr>
+        <w:t xml:space="preserve">; </w:t>
+      </w:r>
+      <w:r>
+        <w:rPr>
+          <w:lang w:val="pt_PT" w:bidi="pt_PT"/>
+        </w:rPr>
+        <w:t>Marcos 1.13</w:t>
+      </w:r>
+      <w:r>
+        <w:rPr>
+          <w:lang w:val="pt_PT" w:bidi="pt_PT"/>
+        </w:rPr>
+        <w:t xml:space="preserve">; </w:t>
+      </w:r>
+      <w:r>
+        <w:rPr>
+          <w:lang w:val="pt_PT" w:bidi="pt_PT"/>
+        </w:rPr>
+        <w:t>4.15</w:t>
+      </w:r>
+      <w:r>
+        <w:rPr>
+          <w:lang w:val="pt_PT" w:bidi="pt_PT"/>
+        </w:rPr>
+        <w:t xml:space="preserve">; </w:t>
+      </w:r>
+      <w:r>
+        <w:rPr>
+          <w:lang w:val="pt_PT" w:bidi="pt_PT"/>
+        </w:rPr>
+        <w:t>Lucas 4.6</w:t>
+      </w:r>
+      <w:r>
+        <w:rPr>
+          <w:lang w:val="pt_PT" w:bidi="pt_PT"/>
+        </w:rPr>
+        <w:t xml:space="preserve">; </w:t>
+      </w:r>
+      <w:r>
+        <w:rPr>
+          <w:lang w:val="pt_PT" w:bidi="pt_PT"/>
+        </w:rPr>
+        <w:t>10.17–20</w:t>
+      </w:r>
+      <w:r>
+        <w:rPr>
+          <w:lang w:val="pt_PT" w:bidi="pt_PT"/>
+        </w:rPr>
+        <w:t xml:space="preserve">; </w:t>
+      </w:r>
+      <w:r>
+        <w:rPr>
+          <w:lang w:val="pt_PT" w:bidi="pt_PT"/>
+        </w:rPr>
+        <w:t>11.15</w:t>
+      </w:r>
+      <w:r>
+        <w:rPr>
+          <w:lang w:val="pt_PT" w:bidi="pt_PT"/>
+        </w:rPr>
+        <w:t xml:space="preserve">; </w:t>
+      </w:r>
+      <w:r>
+        <w:rPr>
+          <w:lang w:val="pt_PT" w:bidi="pt_PT"/>
+        </w:rPr>
+        <w:t>22.3</w:t>
+      </w:r>
       <w:r>
         <w:rPr>
           <w:lang w:val="pt_PT" w:bidi="pt_PT"/>
         </w:rPr>
         <w:t xml:space="preserve">, </w:t>
       </w:r>
-      <w:hyperlink r:id="rId129">
-        <w:r>
-          <w:rPr>
-            <w:lang w:val="pt_PT" w:bidi="pt_PT"/>
-          </w:rPr>
-          <w:rPr>
-            <w:color w:val="0000EE"/>
-            <w:u w:val="single"/>
-          </w:rPr>
-          <w:t>31</w:t>
-        </w:r>
-      </w:hyperlink>
-      <w:r>
-        <w:rPr>
-          <w:lang w:val="pt_PT" w:bidi="pt_PT"/>
-        </w:rPr>
-        <w:t xml:space="preserve">; </w:t>
-      </w:r>
-      <w:hyperlink r:id="rId124">
-        <w:r>
-          <w:rPr>
-            <w:lang w:val="pt_PT" w:bidi="pt_PT"/>
-          </w:rPr>
-          <w:rPr>
-            <w:color w:val="0000EE"/>
-            <w:u w:val="single"/>
-          </w:rPr>
-          <w:t>João 8.44</w:t>
-        </w:r>
-      </w:hyperlink>
-      <w:r>
-        <w:rPr>
-          <w:lang w:val="pt_PT" w:bidi="pt_PT"/>
-        </w:rPr>
-        <w:t xml:space="preserve">; </w:t>
-      </w:r>
-      <w:hyperlink r:id="rId144">
-        <w:r>
-          <w:rPr>
-            <w:lang w:val="pt_PT" w:bidi="pt_PT"/>
-          </w:rPr>
-          <w:rPr>
-            <w:color w:val="0000EE"/>
-            <w:u w:val="single"/>
-          </w:rPr>
-          <w:t>12.31</w:t>
-        </w:r>
-      </w:hyperlink>
-      <w:r>
-        <w:rPr>
-          <w:lang w:val="pt_PT" w:bidi="pt_PT"/>
-        </w:rPr>
-        <w:t xml:space="preserve">; </w:t>
-      </w:r>
-      <w:hyperlink r:id="rId145">
-        <w:r>
-          <w:rPr>
-            <w:lang w:val="pt_PT" w:bidi="pt_PT"/>
-          </w:rPr>
-          <w:rPr>
-            <w:color w:val="0000EE"/>
-            <w:u w:val="single"/>
-          </w:rPr>
-          <w:t>13.2</w:t>
-        </w:r>
-      </w:hyperlink>
+      <w:r>
+        <w:rPr>
+          <w:lang w:val="pt_PT" w:bidi="pt_PT"/>
+        </w:rPr>
+        <w:t>31</w:t>
+      </w:r>
+      <w:r>
+        <w:rPr>
+          <w:lang w:val="pt_PT" w:bidi="pt_PT"/>
+        </w:rPr>
+        <w:t xml:space="preserve">; </w:t>
+      </w:r>
+      <w:r>
+        <w:rPr>
+          <w:lang w:val="pt_PT" w:bidi="pt_PT"/>
+        </w:rPr>
+        <w:t>João 8.44</w:t>
+      </w:r>
+      <w:r>
+        <w:rPr>
+          <w:lang w:val="pt_PT" w:bidi="pt_PT"/>
+        </w:rPr>
+        <w:t xml:space="preserve">; </w:t>
+      </w:r>
+      <w:r>
+        <w:rPr>
+          <w:lang w:val="pt_PT" w:bidi="pt_PT"/>
+        </w:rPr>
+        <w:t>12.31</w:t>
+      </w:r>
+      <w:r>
+        <w:rPr>
+          <w:lang w:val="pt_PT" w:bidi="pt_PT"/>
+        </w:rPr>
+        <w:t xml:space="preserve">; </w:t>
+      </w:r>
+      <w:r>
+        <w:rPr>
+          <w:lang w:val="pt_PT" w:bidi="pt_PT"/>
+        </w:rPr>
+        <w:t>13.2</w:t>
+      </w:r>
       <w:r>
         <w:rPr>
           <w:lang w:val="pt_PT" w:bidi="pt_PT"/>
         </w:rPr>
         <w:t>,</w:t>
       </w:r>
-      <w:hyperlink r:id="rId128">
-        <w:r>
-          <w:rPr>
-            <w:lang w:val="pt_PT" w:bidi="pt_PT"/>
-          </w:rPr>
-          <w:rPr>
-            <w:color w:val="0000EE"/>
-            <w:u w:val="single"/>
-          </w:rPr>
-          <w:t>27</w:t>
-        </w:r>
-      </w:hyperlink>
-      <w:r>
-        <w:rPr>
-          <w:lang w:val="pt_PT" w:bidi="pt_PT"/>
-        </w:rPr>
-        <w:t xml:space="preserve">; </w:t>
-      </w:r>
-      <w:hyperlink r:id="rId146">
-        <w:r>
-          <w:rPr>
-            <w:lang w:val="pt_PT" w:bidi="pt_PT"/>
-          </w:rPr>
-          <w:rPr>
-            <w:color w:val="0000EE"/>
-            <w:u w:val="single"/>
-          </w:rPr>
-          <w:t>16.11</w:t>
-        </w:r>
-      </w:hyperlink>
-      <w:r>
-        <w:rPr>
-          <w:lang w:val="pt_PT" w:bidi="pt_PT"/>
-        </w:rPr>
-        <w:t xml:space="preserve">; </w:t>
-      </w:r>
-      <w:hyperlink r:id="rId147">
-        <w:r>
-          <w:rPr>
-            <w:lang w:val="pt_PT" w:bidi="pt_PT"/>
-          </w:rPr>
-          <w:rPr>
-            <w:color w:val="0000EE"/>
-            <w:u w:val="single"/>
-          </w:rPr>
-          <w:t>Atos 13.9–10</w:t>
-        </w:r>
-      </w:hyperlink>
-      <w:r>
-        <w:rPr>
-          <w:lang w:val="pt_PT" w:bidi="pt_PT"/>
-        </w:rPr>
-        <w:t xml:space="preserve">; </w:t>
-      </w:r>
-      <w:hyperlink r:id="rId130">
-        <w:r>
-          <w:rPr>
-            <w:lang w:val="pt_PT" w:bidi="pt_PT"/>
-          </w:rPr>
-          <w:rPr>
-            <w:color w:val="0000EE"/>
-            <w:u w:val="single"/>
-          </w:rPr>
-          <w:t>26.17–18</w:t>
-        </w:r>
-      </w:hyperlink>
-      <w:r>
-        <w:rPr>
-          <w:lang w:val="pt_PT" w:bidi="pt_PT"/>
-        </w:rPr>
-        <w:t xml:space="preserve">; </w:t>
-      </w:r>
-      <w:hyperlink r:id="rId148">
-        <w:r>
-          <w:rPr>
-            <w:lang w:val="pt_PT" w:bidi="pt_PT"/>
-          </w:rPr>
-          <w:rPr>
-            <w:color w:val="0000EE"/>
-            <w:u w:val="single"/>
-          </w:rPr>
-          <w:t>Romanos 16.20</w:t>
-        </w:r>
-      </w:hyperlink>
-      <w:r>
-        <w:rPr>
-          <w:lang w:val="pt_PT" w:bidi="pt_PT"/>
-        </w:rPr>
-        <w:t xml:space="preserve">; </w:t>
-      </w:r>
-      <w:hyperlink r:id="rId131">
-        <w:r>
-          <w:rPr>
-            <w:lang w:val="pt_PT" w:bidi="pt_PT"/>
-          </w:rPr>
-          <w:rPr>
-            <w:color w:val="0000EE"/>
-            <w:u w:val="single"/>
-          </w:rPr>
-          <w:t>1 Coríntios 7.5</w:t>
-        </w:r>
-      </w:hyperlink>
-      <w:r>
-        <w:rPr>
-          <w:lang w:val="pt_PT" w:bidi="pt_PT"/>
-        </w:rPr>
-        <w:t xml:space="preserve">; </w:t>
-      </w:r>
-      <w:hyperlink r:id="rId149">
-        <w:r>
-          <w:rPr>
-            <w:lang w:val="pt_PT" w:bidi="pt_PT"/>
-          </w:rPr>
-          <w:rPr>
-            <w:color w:val="0000EE"/>
-            <w:u w:val="single"/>
-          </w:rPr>
-          <w:t>2 Coríntios 2.10–11</w:t>
-        </w:r>
-      </w:hyperlink>
-      <w:r>
-        <w:rPr>
-          <w:lang w:val="pt_PT" w:bidi="pt_PT"/>
-        </w:rPr>
-        <w:t xml:space="preserve">; </w:t>
-      </w:r>
-      <w:hyperlink r:id="rId150">
-        <w:r>
-          <w:rPr>
-            <w:lang w:val="pt_PT" w:bidi="pt_PT"/>
-          </w:rPr>
-          <w:rPr>
-            <w:color w:val="0000EE"/>
-            <w:u w:val="single"/>
-          </w:rPr>
-          <w:t>4.4</w:t>
-        </w:r>
-      </w:hyperlink>
-      <w:r>
-        <w:rPr>
-          <w:lang w:val="pt_PT" w:bidi="pt_PT"/>
-        </w:rPr>
-        <w:t xml:space="preserve">; </w:t>
-      </w:r>
-      <w:hyperlink r:id="rId121">
-        <w:r>
-          <w:rPr>
-            <w:lang w:val="pt_PT" w:bidi="pt_PT"/>
-          </w:rPr>
-          <w:rPr>
-            <w:color w:val="0000EE"/>
-            <w:u w:val="single"/>
-          </w:rPr>
-          <w:t>6.15</w:t>
-        </w:r>
-      </w:hyperlink>
-      <w:r>
-        <w:rPr>
-          <w:lang w:val="pt_PT" w:bidi="pt_PT"/>
-        </w:rPr>
-        <w:t xml:space="preserve">; </w:t>
-      </w:r>
-      <w:hyperlink r:id="rId151">
-        <w:r>
-          <w:rPr>
-            <w:lang w:val="pt_PT" w:bidi="pt_PT"/>
-          </w:rPr>
-          <w:rPr>
-            <w:color w:val="0000EE"/>
-            <w:u w:val="single"/>
-          </w:rPr>
-          <w:t>11.13–15</w:t>
-        </w:r>
-      </w:hyperlink>
-      <w:r>
-        <w:rPr>
-          <w:lang w:val="pt_PT" w:bidi="pt_PT"/>
-        </w:rPr>
-        <w:t xml:space="preserve">; </w:t>
-      </w:r>
-      <w:hyperlink r:id="rId113">
-        <w:r>
-          <w:rPr>
-            <w:lang w:val="pt_PT" w:bidi="pt_PT"/>
-          </w:rPr>
-          <w:rPr>
-            <w:color w:val="0000EE"/>
-            <w:u w:val="single"/>
-          </w:rPr>
-          <w:t>1 Tessalonicenses 3.5</w:t>
-        </w:r>
-      </w:hyperlink>
-      <w:r>
-        <w:rPr>
-          <w:lang w:val="pt_PT" w:bidi="pt_PT"/>
-        </w:rPr>
-        <w:t xml:space="preserve">; </w:t>
-      </w:r>
-      <w:hyperlink r:id="rId152">
-        <w:r>
-          <w:rPr>
-            <w:lang w:val="pt_PT" w:bidi="pt_PT"/>
-          </w:rPr>
-          <w:rPr>
-            <w:color w:val="0000EE"/>
-            <w:u w:val="single"/>
-          </w:rPr>
-          <w:t>2 Tessalonicenses 2.2–12</w:t>
-        </w:r>
-      </w:hyperlink>
-      <w:r>
-        <w:rPr>
-          <w:lang w:val="pt_PT" w:bidi="pt_PT"/>
-        </w:rPr>
-        <w:t xml:space="preserve">; </w:t>
-      </w:r>
-      <w:hyperlink r:id="rId153">
-        <w:r>
-          <w:rPr>
-            <w:lang w:val="pt_PT" w:bidi="pt_PT"/>
-          </w:rPr>
-          <w:rPr>
-            <w:color w:val="0000EE"/>
-            <w:u w:val="single"/>
-          </w:rPr>
-          <w:t>Hebreus 2.14</w:t>
-        </w:r>
-      </w:hyperlink>
-      <w:r>
-        <w:rPr>
-          <w:lang w:val="pt_PT" w:bidi="pt_PT"/>
-        </w:rPr>
-        <w:t xml:space="preserve">; </w:t>
-      </w:r>
-      <w:hyperlink r:id="rId154">
-        <w:r>
-          <w:rPr>
-            <w:lang w:val="pt_PT" w:bidi="pt_PT"/>
-          </w:rPr>
-          <w:rPr>
-            <w:color w:val="0000EE"/>
-            <w:u w:val="single"/>
-          </w:rPr>
-          <w:t>Tiago 4.7</w:t>
-        </w:r>
-      </w:hyperlink>
-      <w:r>
-        <w:rPr>
-          <w:lang w:val="pt_PT" w:bidi="pt_PT"/>
-        </w:rPr>
-        <w:t xml:space="preserve">; </w:t>
-      </w:r>
-      <w:hyperlink r:id="rId155">
-        <w:r>
-          <w:rPr>
-            <w:lang w:val="pt_PT" w:bidi="pt_PT"/>
-          </w:rPr>
-          <w:rPr>
-            <w:color w:val="0000EE"/>
-            <w:u w:val="single"/>
-          </w:rPr>
-          <w:t>1 Pedro 5.8</w:t>
-        </w:r>
-      </w:hyperlink>
-      <w:r>
-        <w:rPr>
-          <w:lang w:val="pt_PT" w:bidi="pt_PT"/>
-        </w:rPr>
-        <w:t xml:space="preserve">; </w:t>
-      </w:r>
-      <w:hyperlink r:id="rId118">
-        <w:r>
-          <w:rPr>
-            <w:lang w:val="pt_PT" w:bidi="pt_PT"/>
-          </w:rPr>
-          <w:rPr>
-            <w:color w:val="0000EE"/>
-            <w:u w:val="single"/>
-          </w:rPr>
-          <w:t>1 João 2.13–14</w:t>
-        </w:r>
-      </w:hyperlink>
-      <w:r>
-        <w:rPr>
-          <w:lang w:val="pt_PT" w:bidi="pt_PT"/>
-        </w:rPr>
-        <w:t xml:space="preserve">; </w:t>
-      </w:r>
-      <w:hyperlink r:id="rId119">
-        <w:r>
-          <w:rPr>
-            <w:lang w:val="pt_PT" w:bidi="pt_PT"/>
-          </w:rPr>
-          <w:rPr>
-            <w:color w:val="0000EE"/>
-            <w:u w:val="single"/>
-          </w:rPr>
-          <w:t>3.12</w:t>
-        </w:r>
-      </w:hyperlink>
-      <w:r>
-        <w:rPr>
-          <w:lang w:val="pt_PT" w:bidi="pt_PT"/>
-        </w:rPr>
-        <w:t xml:space="preserve">; </w:t>
-      </w:r>
-      <w:hyperlink r:id="rId120">
-        <w:r>
-          <w:rPr>
-            <w:lang w:val="pt_PT" w:bidi="pt_PT"/>
-          </w:rPr>
-          <w:rPr>
-            <w:color w:val="0000EE"/>
-            <w:u w:val="single"/>
-          </w:rPr>
-          <w:t>5.18</w:t>
-        </w:r>
-      </w:hyperlink>
-      <w:r>
-        <w:rPr>
-          <w:lang w:val="pt_PT" w:bidi="pt_PT"/>
-        </w:rPr>
-        <w:t xml:space="preserve">; </w:t>
-      </w:r>
-      <w:hyperlink r:id="rId123">
-        <w:r>
-          <w:rPr>
-            <w:lang w:val="pt_PT" w:bidi="pt_PT"/>
-          </w:rPr>
-          <w:rPr>
-            <w:color w:val="0000EE"/>
-            <w:u w:val="single"/>
-          </w:rPr>
-          <w:t>Apocalipse 12.3</w:t>
-        </w:r>
-      </w:hyperlink>
+      <w:r>
+        <w:rPr>
+          <w:lang w:val="pt_PT" w:bidi="pt_PT"/>
+        </w:rPr>
+        <w:t>27</w:t>
+      </w:r>
+      <w:r>
+        <w:rPr>
+          <w:lang w:val="pt_PT" w:bidi="pt_PT"/>
+        </w:rPr>
+        <w:t xml:space="preserve">; </w:t>
+      </w:r>
+      <w:r>
+        <w:rPr>
+          <w:lang w:val="pt_PT" w:bidi="pt_PT"/>
+        </w:rPr>
+        <w:t>16.11</w:t>
+      </w:r>
+      <w:r>
+        <w:rPr>
+          <w:lang w:val="pt_PT" w:bidi="pt_PT"/>
+        </w:rPr>
+        <w:t xml:space="preserve">; </w:t>
+      </w:r>
+      <w:r>
+        <w:rPr>
+          <w:lang w:val="pt_PT" w:bidi="pt_PT"/>
+        </w:rPr>
+        <w:t>Atos 13.9–10</w:t>
+      </w:r>
+      <w:r>
+        <w:rPr>
+          <w:lang w:val="pt_PT" w:bidi="pt_PT"/>
+        </w:rPr>
+        <w:t xml:space="preserve">; </w:t>
+      </w:r>
+      <w:r>
+        <w:rPr>
+          <w:lang w:val="pt_PT" w:bidi="pt_PT"/>
+        </w:rPr>
+        <w:t>26.17–18</w:t>
+      </w:r>
+      <w:r>
+        <w:rPr>
+          <w:lang w:val="pt_PT" w:bidi="pt_PT"/>
+        </w:rPr>
+        <w:t xml:space="preserve">; </w:t>
+      </w:r>
+      <w:r>
+        <w:rPr>
+          <w:lang w:val="pt_PT" w:bidi="pt_PT"/>
+        </w:rPr>
+        <w:t>Romanos 16.20</w:t>
+      </w:r>
+      <w:r>
+        <w:rPr>
+          <w:lang w:val="pt_PT" w:bidi="pt_PT"/>
+        </w:rPr>
+        <w:t xml:space="preserve">; </w:t>
+      </w:r>
+      <w:r>
+        <w:rPr>
+          <w:lang w:val="pt_PT" w:bidi="pt_PT"/>
+        </w:rPr>
+        <w:t>1 Coríntios 7.5</w:t>
+      </w:r>
+      <w:r>
+        <w:rPr>
+          <w:lang w:val="pt_PT" w:bidi="pt_PT"/>
+        </w:rPr>
+        <w:t xml:space="preserve">; </w:t>
+      </w:r>
+      <w:r>
+        <w:rPr>
+          <w:lang w:val="pt_PT" w:bidi="pt_PT"/>
+        </w:rPr>
+        <w:t>2 Coríntios 2.10–11</w:t>
+      </w:r>
+      <w:r>
+        <w:rPr>
+          <w:lang w:val="pt_PT" w:bidi="pt_PT"/>
+        </w:rPr>
+        <w:t xml:space="preserve">; </w:t>
+      </w:r>
+      <w:r>
+        <w:rPr>
+          <w:lang w:val="pt_PT" w:bidi="pt_PT"/>
+        </w:rPr>
+        <w:t>4.4</w:t>
+      </w:r>
+      <w:r>
+        <w:rPr>
+          <w:lang w:val="pt_PT" w:bidi="pt_PT"/>
+        </w:rPr>
+        <w:t xml:space="preserve">; </w:t>
+      </w:r>
+      <w:r>
+        <w:rPr>
+          <w:lang w:val="pt_PT" w:bidi="pt_PT"/>
+        </w:rPr>
+        <w:t>6.15</w:t>
+      </w:r>
+      <w:r>
+        <w:rPr>
+          <w:lang w:val="pt_PT" w:bidi="pt_PT"/>
+        </w:rPr>
+        <w:t xml:space="preserve">; </w:t>
+      </w:r>
+      <w:r>
+        <w:rPr>
+          <w:lang w:val="pt_PT" w:bidi="pt_PT"/>
+        </w:rPr>
+        <w:t>11.13–15</w:t>
+      </w:r>
+      <w:r>
+        <w:rPr>
+          <w:lang w:val="pt_PT" w:bidi="pt_PT"/>
+        </w:rPr>
+        <w:t xml:space="preserve">; </w:t>
+      </w:r>
+      <w:r>
+        <w:rPr>
+          <w:lang w:val="pt_PT" w:bidi="pt_PT"/>
+        </w:rPr>
+        <w:t>1 Tessalonicenses 3.5</w:t>
+      </w:r>
+      <w:r>
+        <w:rPr>
+          <w:lang w:val="pt_PT" w:bidi="pt_PT"/>
+        </w:rPr>
+        <w:t xml:space="preserve">; </w:t>
+      </w:r>
+      <w:r>
+        <w:rPr>
+          <w:lang w:val="pt_PT" w:bidi="pt_PT"/>
+        </w:rPr>
+        <w:t>2 Tessalonicenses 2.2–12</w:t>
+      </w:r>
+      <w:r>
+        <w:rPr>
+          <w:lang w:val="pt_PT" w:bidi="pt_PT"/>
+        </w:rPr>
+        <w:t xml:space="preserve">; </w:t>
+      </w:r>
+      <w:r>
+        <w:rPr>
+          <w:lang w:val="pt_PT" w:bidi="pt_PT"/>
+        </w:rPr>
+        <w:t>Hebreus 2.14</w:t>
+      </w:r>
+      <w:r>
+        <w:rPr>
+          <w:lang w:val="pt_PT" w:bidi="pt_PT"/>
+        </w:rPr>
+        <w:t xml:space="preserve">; </w:t>
+      </w:r>
+      <w:r>
+        <w:rPr>
+          <w:lang w:val="pt_PT" w:bidi="pt_PT"/>
+        </w:rPr>
+        <w:t>Tiago 4.7</w:t>
+      </w:r>
+      <w:r>
+        <w:rPr>
+          <w:lang w:val="pt_PT" w:bidi="pt_PT"/>
+        </w:rPr>
+        <w:t xml:space="preserve">; </w:t>
+      </w:r>
+      <w:r>
+        <w:rPr>
+          <w:lang w:val="pt_PT" w:bidi="pt_PT"/>
+        </w:rPr>
+        <w:t>1 Pedro 5.8</w:t>
+      </w:r>
+      <w:r>
+        <w:rPr>
+          <w:lang w:val="pt_PT" w:bidi="pt_PT"/>
+        </w:rPr>
+        <w:t xml:space="preserve">; </w:t>
+      </w:r>
+      <w:r>
+        <w:rPr>
+          <w:lang w:val="pt_PT" w:bidi="pt_PT"/>
+        </w:rPr>
+        <w:t>1 João 2.13–14</w:t>
+      </w:r>
+      <w:r>
+        <w:rPr>
+          <w:lang w:val="pt_PT" w:bidi="pt_PT"/>
+        </w:rPr>
+        <w:t xml:space="preserve">; </w:t>
+      </w:r>
+      <w:r>
+        <w:rPr>
+          <w:lang w:val="pt_PT" w:bidi="pt_PT"/>
+        </w:rPr>
+        <w:t>3.12</w:t>
+      </w:r>
+      <w:r>
+        <w:rPr>
+          <w:lang w:val="pt_PT" w:bidi="pt_PT"/>
+        </w:rPr>
+        <w:t xml:space="preserve">; </w:t>
+      </w:r>
+      <w:r>
+        <w:rPr>
+          <w:lang w:val="pt_PT" w:bidi="pt_PT"/>
+        </w:rPr>
+        <w:t>5.18</w:t>
+      </w:r>
+      <w:r>
+        <w:rPr>
+          <w:lang w:val="pt_PT" w:bidi="pt_PT"/>
+        </w:rPr>
+        <w:t xml:space="preserve">; </w:t>
+      </w:r>
+      <w:r>
+        <w:rPr>
+          <w:lang w:val="pt_PT" w:bidi="pt_PT"/>
+        </w:rPr>
+        <w:t>Apocalipse 12.3</w:t>
+      </w:r>
       <w:r>
         <w:rPr>
           <w:lang w:val="pt_PT" w:bidi="pt_PT"/>
         </w:rPr>
         <w:t>,</w:t>
       </w:r>
-      <w:hyperlink r:id="rId122">
-        <w:r>
-          <w:rPr>
-            <w:lang w:val="pt_PT" w:bidi="pt_PT"/>
-          </w:rPr>
-          <w:rPr>
-            <w:color w:val="0000EE"/>
-            <w:u w:val="single"/>
-          </w:rPr>
-          <w:t>9</w:t>
-        </w:r>
-      </w:hyperlink>
-      <w:r>
-        <w:rPr>
-          <w:lang w:val="pt_PT" w:bidi="pt_PT"/>
-        </w:rPr>
-        <w:t xml:space="preserve">; </w:t>
-      </w:r>
-      <w:hyperlink r:id="rId111">
-        <w:r>
-          <w:rPr>
-            <w:lang w:val="pt_PT" w:bidi="pt_PT"/>
-          </w:rPr>
-          <w:rPr>
-            <w:color w:val="0000EE"/>
-            <w:u w:val="single"/>
-          </w:rPr>
-          <w:t>20.2</w:t>
-        </w:r>
-      </w:hyperlink>
+      <w:r>
+        <w:rPr>
+          <w:lang w:val="pt_PT" w:bidi="pt_PT"/>
+        </w:rPr>
+        <w:t>9</w:t>
+      </w:r>
+      <w:r>
+        <w:rPr>
+          <w:lang w:val="pt_PT" w:bidi="pt_PT"/>
+        </w:rPr>
+        <w:t xml:space="preserve">; </w:t>
+      </w:r>
+      <w:r>
+        <w:rPr>
+          <w:lang w:val="pt_PT" w:bidi="pt_PT"/>
+        </w:rPr>
+        <w:t>20.2</w:t>
+      </w:r>
       <w:r>
         <w:rPr>
           <w:lang w:val="pt_PT" w:bidi="pt_PT"/>
         </w:rPr>
         <w:t>,</w:t>
       </w:r>
-      <w:hyperlink r:id="rId133">
-        <w:r>
-          <w:rPr>
-            <w:lang w:val="pt_PT" w:bidi="pt_PT"/>
-          </w:rPr>
-          <w:rPr>
-            <w:color w:val="0000EE"/>
-            <w:u w:val="single"/>
-          </w:rPr>
-          <w:t>10</w:t>
-        </w:r>
-      </w:hyperlink>
+      <w:r>
+        <w:rPr>
+          <w:lang w:val="pt_PT" w:bidi="pt_PT"/>
+        </w:rPr>
+        <w:t>10</w:t>
+      </w:r>
       <w:r>
         <w:rPr>
           <w:lang w:val="pt_PT" w:bidi="pt_PT"/>
@@ -4582,18 +3454,12 @@
         </w:rPr>
         <w:t>Saul era filho de um rico proprietário de terras. Ele se tornou rei sem esperar ou querer ser um. O povo queria um rei para liderá-los nas batalhas, então ficaram satisfeitos com Saul, que era mais alto do que qualquer outra pessoa (</w:t>
       </w:r>
-      <w:hyperlink r:id="rId156">
-        <w:r>
-          <w:rPr>
-            <w:lang w:val="pt_PT" w:bidi="pt_PT"/>
-          </w:rPr>
-          <w:rPr>
-            <w:color w:val="0000EE"/>
-            <w:u w:val="single"/>
-          </w:rPr>
-          <w:t>1Sm 10.23</w:t>
-        </w:r>
-      </w:hyperlink>
+      <w:r>
+        <w:rPr>
+          <w:lang w:val="pt_PT" w:bidi="pt_PT"/>
+        </w:rPr>
+        <w:t>1Sm 10.23</w:t>
+      </w:r>
       <w:r>
         <w:rPr>
           <w:lang w:val="pt_PT" w:bidi="pt_PT"/>
@@ -4614,54 +3480,36 @@
         </w:rPr>
         <w:t>Saul irritou Deus ao fazer promessas precipitadas durante a guerra (</w:t>
       </w:r>
-      <w:hyperlink r:id="rId157">
-        <w:r>
-          <w:rPr>
-            <w:lang w:val="pt_PT" w:bidi="pt_PT"/>
-          </w:rPr>
-          <w:rPr>
-            <w:color w:val="0000EE"/>
-            <w:u w:val="single"/>
-          </w:rPr>
-          <w:t>1Sm 14.16–46</w:t>
-        </w:r>
-      </w:hyperlink>
+      <w:r>
+        <w:rPr>
+          <w:lang w:val="pt_PT" w:bidi="pt_PT"/>
+        </w:rPr>
+        <w:t>1Sm 14.16–46</w:t>
+      </w:r>
       <w:r>
         <w:rPr>
           <w:lang w:val="pt_PT" w:bidi="pt_PT"/>
         </w:rPr>
         <w:t>). Ele também realizou sacrifícios antes da batalha em vez de esperar por Samuel (</w:t>
       </w:r>
-      <w:hyperlink r:id="rId158">
-        <w:r>
-          <w:rPr>
-            <w:lang w:val="pt_PT" w:bidi="pt_PT"/>
-          </w:rPr>
-          <w:rPr>
-            <w:color w:val="0000EE"/>
-            <w:u w:val="single"/>
-          </w:rPr>
-          <w:t>1Sm 13.7b–14</w:t>
-        </w:r>
-      </w:hyperlink>
+      <w:r>
+        <w:rPr>
+          <w:lang w:val="pt_PT" w:bidi="pt_PT"/>
+        </w:rPr>
+        <w:t>1Sm 13.7b–14</w:t>
+      </w:r>
       <w:r>
         <w:rPr>
           <w:lang w:val="pt_PT" w:bidi="pt_PT"/>
         </w:rPr>
         <w:t>). Ele desobedeceu à ordem de Deus de destruir todas as pessoas e bens dos amalequitas (</w:t>
       </w:r>
-      <w:hyperlink r:id="rId159">
-        <w:r>
-          <w:rPr>
-            <w:lang w:val="pt_PT" w:bidi="pt_PT"/>
-          </w:rPr>
-          <w:rPr>
-            <w:color w:val="0000EE"/>
-            <w:u w:val="single"/>
-          </w:rPr>
-          <w:t>1Sm 15.1–35</w:t>
-        </w:r>
-      </w:hyperlink>
+      <w:r>
+        <w:rPr>
+          <w:lang w:val="pt_PT" w:bidi="pt_PT"/>
+        </w:rPr>
+        <w:t>1Sm 15.1–35</w:t>
+      </w:r>
       <w:r>
         <w:rPr>
           <w:lang w:val="pt_PT" w:bidi="pt_PT"/>
@@ -4682,18 +3530,12 @@
         </w:rPr>
         <w:t>Saul foi ferido em uma batalha contra os filisteus e então se matou com sua espada. Sua morte foi o resultado do julgamento de Deus. Mesmo que Davi tenha passado muito tempo fugindo de Saul, ele honrou o primeiro rei e seu filho Jônatas com um discurso sincero (</w:t>
       </w:r>
-      <w:hyperlink r:id="rId160">
-        <w:r>
-          <w:rPr>
-            <w:lang w:val="pt_PT" w:bidi="pt_PT"/>
-          </w:rPr>
-          <w:rPr>
-            <w:color w:val="0000EE"/>
-            <w:u w:val="single"/>
-          </w:rPr>
-          <w:t>2Sm 1.17–27</w:t>
-        </w:r>
-      </w:hyperlink>
+      <w:r>
+        <w:rPr>
+          <w:lang w:val="pt_PT" w:bidi="pt_PT"/>
+        </w:rPr>
+        <w:t>2Sm 1.17–27</w:t>
+      </w:r>
       <w:r>
         <w:rPr>
           <w:lang w:val="pt_PT" w:bidi="pt_PT"/>
@@ -4723,72 +3565,48 @@
           <w:lang w:val="pt_PT" w:bidi="pt_PT"/>
         </w:rPr>
       </w:r>
-      <w:hyperlink r:id="rId161">
-        <w:r>
-          <w:rPr>
-            <w:lang w:val="pt_PT" w:bidi="pt_PT"/>
-          </w:rPr>
-          <w:rPr>
-            <w:color w:val="0000EE"/>
-            <w:u w:val="single"/>
-          </w:rPr>
-          <w:t>1 Samuel 9.1–11.15</w:t>
-        </w:r>
-      </w:hyperlink>
-      <w:r>
-        <w:rPr>
-          <w:lang w:val="pt_PT" w:bidi="pt_PT"/>
-        </w:rPr>
-        <w:t xml:space="preserve">; </w:t>
-      </w:r>
-      <w:hyperlink r:id="rId162">
-        <w:r>
-          <w:rPr>
-            <w:lang w:val="pt_PT" w:bidi="pt_PT"/>
-          </w:rPr>
-          <w:rPr>
-            <w:color w:val="0000EE"/>
-            <w:u w:val="single"/>
-          </w:rPr>
-          <w:t>13.1–31.13</w:t>
-        </w:r>
-      </w:hyperlink>
-      <w:r>
-        <w:rPr>
-          <w:lang w:val="pt_PT" w:bidi="pt_PT"/>
-        </w:rPr>
-        <w:t xml:space="preserve">; </w:t>
-      </w:r>
-      <w:hyperlink r:id="rId163">
-        <w:r>
-          <w:rPr>
-            <w:lang w:val="pt_PT" w:bidi="pt_PT"/>
-          </w:rPr>
-          <w:rPr>
-            <w:color w:val="0000EE"/>
-            <w:u w:val="single"/>
-          </w:rPr>
-          <w:t>2 Samuel 1.1–27</w:t>
-        </w:r>
-      </w:hyperlink>
-      <w:r>
-        <w:rPr>
-          <w:lang w:val="pt_PT" w:bidi="pt_PT"/>
-        </w:rPr>
-        <w:t xml:space="preserve">; </w:t>
-      </w:r>
-      <w:hyperlink r:id="rId164">
-        <w:r>
-          <w:rPr>
-            <w:lang w:val="pt_PT" w:bidi="pt_PT"/>
-          </w:rPr>
-          <w:rPr>
-            <w:color w:val="0000EE"/>
-            <w:u w:val="single"/>
-          </w:rPr>
-          <w:t>1 Crônicas 9.35–10.14</w:t>
-        </w:r>
-      </w:hyperlink>
+      <w:r>
+        <w:rPr>
+          <w:lang w:val="pt_PT" w:bidi="pt_PT"/>
+        </w:rPr>
+        <w:t>1 Samuel 9.1–11.15</w:t>
+      </w:r>
+      <w:r>
+        <w:rPr>
+          <w:lang w:val="pt_PT" w:bidi="pt_PT"/>
+        </w:rPr>
+        <w:t xml:space="preserve">; </w:t>
+      </w:r>
+      <w:r>
+        <w:rPr>
+          <w:lang w:val="pt_PT" w:bidi="pt_PT"/>
+        </w:rPr>
+        <w:t>13.1–31.13</w:t>
+      </w:r>
+      <w:r>
+        <w:rPr>
+          <w:lang w:val="pt_PT" w:bidi="pt_PT"/>
+        </w:rPr>
+        <w:t xml:space="preserve">; </w:t>
+      </w:r>
+      <w:r>
+        <w:rPr>
+          <w:lang w:val="pt_PT" w:bidi="pt_PT"/>
+        </w:rPr>
+        <w:t>2 Samuel 1.1–27</w:t>
+      </w:r>
+      <w:r>
+        <w:rPr>
+          <w:lang w:val="pt_PT" w:bidi="pt_PT"/>
+        </w:rPr>
+        <w:t xml:space="preserve">; </w:t>
+      </w:r>
+      <w:r>
+        <w:rPr>
+          <w:lang w:val="pt_PT" w:bidi="pt_PT"/>
+        </w:rPr>
+        <w:t>1 Crônicas 9.35–10.14</w:t>
+      </w:r>
       <w:r>
         <w:rPr>
           <w:lang w:val="pt_PT" w:bidi="pt_PT"/>
@@ -4837,18 +3655,12 @@
         </w:rPr>
         <w:t>Simão Pedro foi o principal líder entre os doze seguidores mais próximos de Jesus (chamados apóstolos). Após a morte de Jesus, ele se tornou a principal pessoa a falar oficialmente pelos primeiros cristãos em Jerusalém. Ele foi o apóstolo principalmente responsável por compartilhar as boas-novas sobre Jesus com os judeus (</w:t>
       </w:r>
-      <w:hyperlink r:id="rId165">
-        <w:r>
-          <w:rPr>
-            <w:lang w:val="pt_PT" w:bidi="pt_PT"/>
-          </w:rPr>
-          <w:rPr>
-            <w:color w:val="0000EE"/>
-            <w:u w:val="single"/>
-          </w:rPr>
-          <w:t>Gl 2.7–8</w:t>
-        </w:r>
-      </w:hyperlink>
+      <w:r>
+        <w:rPr>
+          <w:lang w:val="pt_PT" w:bidi="pt_PT"/>
+        </w:rPr>
+        <w:t>Gl 2.7–8</w:t>
+      </w:r>
       <w:r>
         <w:rPr>
           <w:lang w:val="pt_PT" w:bidi="pt_PT"/>
@@ -4908,36 +3720,24 @@
         </w:rPr>
         <w:t xml:space="preserve"> (em português “Pedro”; veja </w:t>
       </w:r>
-      <w:hyperlink r:id="rId166">
-        <w:r>
-          <w:rPr>
-            <w:lang w:val="pt_PT" w:bidi="pt_PT"/>
-          </w:rPr>
-          <w:rPr>
-            <w:color w:val="0000EE"/>
-            <w:u w:val="single"/>
-          </w:rPr>
-          <w:t>Mt 16.17–18</w:t>
-        </w:r>
-      </w:hyperlink>
-      <w:r>
-        <w:rPr>
-          <w:lang w:val="pt_PT" w:bidi="pt_PT"/>
-        </w:rPr>
-        <w:t xml:space="preserve">; </w:t>
-      </w:r>
-      <w:hyperlink r:id="rId167">
-        <w:r>
-          <w:rPr>
-            <w:lang w:val="pt_PT" w:bidi="pt_PT"/>
-          </w:rPr>
-          <w:rPr>
-            <w:color w:val="0000EE"/>
-            <w:u w:val="single"/>
-          </w:rPr>
-          <w:t>Jo 1.42</w:t>
-        </w:r>
-      </w:hyperlink>
+      <w:r>
+        <w:rPr>
+          <w:lang w:val="pt_PT" w:bidi="pt_PT"/>
+        </w:rPr>
+        <w:t>Mt 16.17–18</w:t>
+      </w:r>
+      <w:r>
+        <w:rPr>
+          <w:lang w:val="pt_PT" w:bidi="pt_PT"/>
+        </w:rPr>
+        <w:t xml:space="preserve">; </w:t>
+      </w:r>
+      <w:r>
+        <w:rPr>
+          <w:lang w:val="pt_PT" w:bidi="pt_PT"/>
+        </w:rPr>
+        <w:t>Jo 1.42</w:t>
+      </w:r>
       <w:r>
         <w:rPr>
           <w:lang w:val="pt_PT" w:bidi="pt_PT"/>
@@ -4958,90 +3758,60 @@
         </w:rPr>
         <w:t>Betsaida era a cidade natal de Pedro (</w:t>
       </w:r>
-      <w:hyperlink r:id="rId168">
-        <w:r>
-          <w:rPr>
-            <w:lang w:val="pt_PT" w:bidi="pt_PT"/>
-          </w:rPr>
-          <w:rPr>
-            <w:color w:val="0000EE"/>
-            <w:u w:val="single"/>
-          </w:rPr>
-          <w:t>Jo 1.44</w:t>
-        </w:r>
-      </w:hyperlink>
+      <w:r>
+        <w:rPr>
+          <w:lang w:val="pt_PT" w:bidi="pt_PT"/>
+        </w:rPr>
+        <w:t>Jo 1.44</w:t>
+      </w:r>
       <w:r>
         <w:rPr>
           <w:lang w:val="pt_PT" w:bidi="pt_PT"/>
         </w:rPr>
         <w:t>). Pedro mais tarde se mudou para Cafarnaum. Ele era casado (</w:t>
       </w:r>
-      <w:hyperlink r:id="rId169">
-        <w:r>
-          <w:rPr>
-            <w:lang w:val="pt_PT" w:bidi="pt_PT"/>
-          </w:rPr>
-          <w:rPr>
-            <w:color w:val="0000EE"/>
-            <w:u w:val="single"/>
-          </w:rPr>
-          <w:t>1Co 9.5</w:t>
-        </w:r>
-      </w:hyperlink>
+      <w:r>
+        <w:rPr>
+          <w:lang w:val="pt_PT" w:bidi="pt_PT"/>
+        </w:rPr>
+        <w:t>1Co 9.5</w:t>
+      </w:r>
       <w:r>
         <w:rPr>
           <w:lang w:val="pt_PT" w:bidi="pt_PT"/>
         </w:rPr>
         <w:t>). Quando Jesus visitou a casa de Pedro, ele curou a sogra de Pedro (</w:t>
       </w:r>
-      <w:hyperlink r:id="rId170">
-        <w:r>
-          <w:rPr>
-            <w:lang w:val="pt_PT" w:bidi="pt_PT"/>
-          </w:rPr>
-          <w:rPr>
-            <w:color w:val="0000EE"/>
-            <w:u w:val="single"/>
-          </w:rPr>
-          <w:t>Mt 8.14–15</w:t>
-        </w:r>
-      </w:hyperlink>
-      <w:r>
-        <w:rPr>
-          <w:lang w:val="pt_PT" w:bidi="pt_PT"/>
-        </w:rPr>
-        <w:t xml:space="preserve">; </w:t>
-      </w:r>
-      <w:hyperlink r:id="rId171">
-        <w:r>
-          <w:rPr>
-            <w:lang w:val="pt_PT" w:bidi="pt_PT"/>
-          </w:rPr>
-          <w:rPr>
-            <w:color w:val="0000EE"/>
-            <w:u w:val="single"/>
-          </w:rPr>
-          <w:t>Mc 1.29–31</w:t>
-        </w:r>
-      </w:hyperlink>
-      <w:r>
-        <w:rPr>
-          <w:lang w:val="pt_PT" w:bidi="pt_PT"/>
-        </w:rPr>
-        <w:t xml:space="preserve">; </w:t>
-      </w:r>
-      <w:hyperlink r:id="rId172">
-        <w:r>
-          <w:rPr>
-            <w:lang w:val="pt_PT" w:bidi="pt_PT"/>
-          </w:rPr>
-          <w:rPr>
-            <w:color w:val="0000EE"/>
-            <w:u w:val="single"/>
-          </w:rPr>
-          <w:t>Lc 4.38–39</w:t>
-        </w:r>
-      </w:hyperlink>
+      <w:r>
+        <w:rPr>
+          <w:lang w:val="pt_PT" w:bidi="pt_PT"/>
+        </w:rPr>
+        <w:t>Mt 8.14–15</w:t>
+      </w:r>
+      <w:r>
+        <w:rPr>
+          <w:lang w:val="pt_PT" w:bidi="pt_PT"/>
+        </w:rPr>
+        <w:t xml:space="preserve">; </w:t>
+      </w:r>
+      <w:r>
+        <w:rPr>
+          <w:lang w:val="pt_PT" w:bidi="pt_PT"/>
+        </w:rPr>
+        <w:t>Mc 1.29–31</w:t>
+      </w:r>
+      <w:r>
+        <w:rPr>
+          <w:lang w:val="pt_PT" w:bidi="pt_PT"/>
+        </w:rPr>
+        <w:t xml:space="preserve">; </w:t>
+      </w:r>
+      <w:r>
+        <w:rPr>
+          <w:lang w:val="pt_PT" w:bidi="pt_PT"/>
+        </w:rPr>
+        <w:t>Lc 4.38–39</w:t>
+      </w:r>
       <w:r>
         <w:rPr>
           <w:lang w:val="pt_PT" w:bidi="pt_PT"/>
@@ -5062,90 +3832,60 @@
         </w:rPr>
         <w:t>Pedro e seu irmão André eram pescadores. Jesus os chamou para estarem entre seus primeiros discípulos, junto com seus parceiros de pesca, Tiago e João (</w:t>
       </w:r>
-      <w:hyperlink r:id="rId173">
-        <w:r>
-          <w:rPr>
-            <w:lang w:val="pt_PT" w:bidi="pt_PT"/>
-          </w:rPr>
-          <w:rPr>
-            <w:color w:val="0000EE"/>
-            <w:u w:val="single"/>
-          </w:rPr>
-          <w:t>Mt 4.18–22</w:t>
-        </w:r>
-      </w:hyperlink>
-      <w:r>
-        <w:rPr>
-          <w:lang w:val="pt_PT" w:bidi="pt_PT"/>
-        </w:rPr>
-        <w:t xml:space="preserve">; </w:t>
-      </w:r>
-      <w:hyperlink r:id="rId174">
-        <w:r>
-          <w:rPr>
-            <w:lang w:val="pt_PT" w:bidi="pt_PT"/>
-          </w:rPr>
-          <w:rPr>
-            <w:color w:val="0000EE"/>
-            <w:u w:val="single"/>
-          </w:rPr>
-          <w:t>Mc 1.16–20</w:t>
-        </w:r>
-      </w:hyperlink>
+      <w:r>
+        <w:rPr>
+          <w:lang w:val="pt_PT" w:bidi="pt_PT"/>
+        </w:rPr>
+        <w:t>Mt 4.18–22</w:t>
+      </w:r>
+      <w:r>
+        <w:rPr>
+          <w:lang w:val="pt_PT" w:bidi="pt_PT"/>
+        </w:rPr>
+        <w:t xml:space="preserve">; </w:t>
+      </w:r>
+      <w:r>
+        <w:rPr>
+          <w:lang w:val="pt_PT" w:bidi="pt_PT"/>
+        </w:rPr>
+        <w:t>Mc 1.16–20</w:t>
+      </w:r>
       <w:r>
         <w:rPr>
           <w:lang w:val="pt_PT" w:bidi="pt_PT"/>
         </w:rPr>
         <w:t xml:space="preserve">; veja também </w:t>
       </w:r>
-      <w:hyperlink r:id="rId175">
-        <w:r>
-          <w:rPr>
-            <w:lang w:val="pt_PT" w:bidi="pt_PT"/>
-          </w:rPr>
-          <w:rPr>
-            <w:color w:val="0000EE"/>
-            <w:u w:val="single"/>
-          </w:rPr>
-          <w:t>Lc 5.1–11</w:t>
-        </w:r>
-      </w:hyperlink>
-      <w:r>
-        <w:rPr>
-          <w:lang w:val="pt_PT" w:bidi="pt_PT"/>
-        </w:rPr>
-        <w:t xml:space="preserve">; </w:t>
-      </w:r>
-      <w:hyperlink r:id="rId176">
-        <w:r>
-          <w:rPr>
-            <w:lang w:val="pt_PT" w:bidi="pt_PT"/>
-          </w:rPr>
-          <w:rPr>
-            <w:color w:val="0000EE"/>
-            <w:u w:val="single"/>
-          </w:rPr>
-          <w:t>Jo 1.35–51</w:t>
-        </w:r>
-      </w:hyperlink>
+      <w:r>
+        <w:rPr>
+          <w:lang w:val="pt_PT" w:bidi="pt_PT"/>
+        </w:rPr>
+        <w:t>Lc 5.1–11</w:t>
+      </w:r>
+      <w:r>
+        <w:rPr>
+          <w:lang w:val="pt_PT" w:bidi="pt_PT"/>
+        </w:rPr>
+        <w:t xml:space="preserve">; </w:t>
+      </w:r>
+      <w:r>
+        <w:rPr>
+          <w:lang w:val="pt_PT" w:bidi="pt_PT"/>
+        </w:rPr>
+        <w:t>Jo 1.35–51</w:t>
+      </w:r>
       <w:r>
         <w:rPr>
           <w:lang w:val="pt_PT" w:bidi="pt_PT"/>
         </w:rPr>
         <w:t>). Eles eram homens trabalhadores comuns com pouca educação formal (</w:t>
       </w:r>
-      <w:hyperlink r:id="rId177">
-        <w:r>
-          <w:rPr>
-            <w:lang w:val="pt_PT" w:bidi="pt_PT"/>
-          </w:rPr>
-          <w:rPr>
-            <w:color w:val="0000EE"/>
-            <w:u w:val="single"/>
-          </w:rPr>
-          <w:t>At 4.13</w:t>
-        </w:r>
-      </w:hyperlink>
+      <w:r>
+        <w:rPr>
+          <w:lang w:val="pt_PT" w:bidi="pt_PT"/>
+        </w:rPr>
+        <w:t>At 4.13</w:t>
+      </w:r>
       <w:r>
         <w:rPr>
           <w:lang w:val="pt_PT" w:bidi="pt_PT"/>
@@ -5166,72 +3906,48 @@
         </w:rPr>
         <w:t>O nome de Pedro aparece primeiro em todas as listas dos doze apóstolos (</w:t>
       </w:r>
-      <w:hyperlink r:id="rId178">
-        <w:r>
-          <w:rPr>
-            <w:lang w:val="pt_PT" w:bidi="pt_PT"/>
-          </w:rPr>
-          <w:rPr>
-            <w:color w:val="0000EE"/>
-            <w:u w:val="single"/>
-          </w:rPr>
-          <w:t>Mt 10.2</w:t>
-        </w:r>
-      </w:hyperlink>
-      <w:r>
-        <w:rPr>
-          <w:lang w:val="pt_PT" w:bidi="pt_PT"/>
-        </w:rPr>
-        <w:t xml:space="preserve">; </w:t>
-      </w:r>
-      <w:hyperlink r:id="rId179">
-        <w:r>
-          <w:rPr>
-            <w:lang w:val="pt_PT" w:bidi="pt_PT"/>
-          </w:rPr>
-          <w:rPr>
-            <w:color w:val="0000EE"/>
-            <w:u w:val="single"/>
-          </w:rPr>
-          <w:t>Mc 3.16</w:t>
-        </w:r>
-      </w:hyperlink>
-      <w:r>
-        <w:rPr>
-          <w:lang w:val="pt_PT" w:bidi="pt_PT"/>
-        </w:rPr>
-        <w:t xml:space="preserve">; </w:t>
-      </w:r>
-      <w:hyperlink r:id="rId180">
-        <w:r>
-          <w:rPr>
-            <w:lang w:val="pt_PT" w:bidi="pt_PT"/>
-          </w:rPr>
-          <w:rPr>
-            <w:color w:val="0000EE"/>
-            <w:u w:val="single"/>
-          </w:rPr>
-          <w:t>Lc 6.14</w:t>
-        </w:r>
-      </w:hyperlink>
-      <w:r>
-        <w:rPr>
-          <w:lang w:val="pt_PT" w:bidi="pt_PT"/>
-        </w:rPr>
-        <w:t xml:space="preserve">; </w:t>
-      </w:r>
-      <w:hyperlink r:id="rId181">
-        <w:r>
-          <w:rPr>
-            <w:lang w:val="pt_PT" w:bidi="pt_PT"/>
-          </w:rPr>
-          <w:rPr>
-            <w:color w:val="0000EE"/>
-            <w:u w:val="single"/>
-          </w:rPr>
-          <w:t>At 1.13</w:t>
-        </w:r>
-      </w:hyperlink>
+      <w:r>
+        <w:rPr>
+          <w:lang w:val="pt_PT" w:bidi="pt_PT"/>
+        </w:rPr>
+        <w:t>Mt 10.2</w:t>
+      </w:r>
+      <w:r>
+        <w:rPr>
+          <w:lang w:val="pt_PT" w:bidi="pt_PT"/>
+        </w:rPr>
+        <w:t xml:space="preserve">; </w:t>
+      </w:r>
+      <w:r>
+        <w:rPr>
+          <w:lang w:val="pt_PT" w:bidi="pt_PT"/>
+        </w:rPr>
+        <w:t>Mc 3.16</w:t>
+      </w:r>
+      <w:r>
+        <w:rPr>
+          <w:lang w:val="pt_PT" w:bidi="pt_PT"/>
+        </w:rPr>
+        <w:t xml:space="preserve">; </w:t>
+      </w:r>
+      <w:r>
+        <w:rPr>
+          <w:lang w:val="pt_PT" w:bidi="pt_PT"/>
+        </w:rPr>
+        <w:t>Lc 6.14</w:t>
+      </w:r>
+      <w:r>
+        <w:rPr>
+          <w:lang w:val="pt_PT" w:bidi="pt_PT"/>
+        </w:rPr>
+        <w:t xml:space="preserve">; </w:t>
+      </w:r>
+      <w:r>
+        <w:rPr>
+          <w:lang w:val="pt_PT" w:bidi="pt_PT"/>
+        </w:rPr>
+        <w:t>At 1.13</w:t>
+      </w:r>
       <w:r>
         <w:rPr>
           <w:lang w:val="pt_PT" w:bidi="pt_PT"/>
@@ -5256,36 +3972,24 @@
         </w:rPr>
         <w:t>a cura da filha de Jairo (</w:t>
       </w:r>
-      <w:hyperlink r:id="rId182">
-        <w:r>
-          <w:rPr>
-            <w:lang w:val="pt_PT" w:bidi="pt_PT"/>
-          </w:rPr>
-          <w:rPr>
-            <w:color w:val="0000EE"/>
-            <w:u w:val="single"/>
-          </w:rPr>
-          <w:t>Mc 5.37</w:t>
-        </w:r>
-      </w:hyperlink>
-      <w:r>
-        <w:rPr>
-          <w:lang w:val="pt_PT" w:bidi="pt_PT"/>
-        </w:rPr>
-        <w:t xml:space="preserve">; </w:t>
-      </w:r>
-      <w:hyperlink r:id="rId183">
-        <w:r>
-          <w:rPr>
-            <w:lang w:val="pt_PT" w:bidi="pt_PT"/>
-          </w:rPr>
-          <w:rPr>
-            <w:color w:val="0000EE"/>
-            <w:u w:val="single"/>
-          </w:rPr>
-          <w:t>Lc 8.51</w:t>
-        </w:r>
-      </w:hyperlink>
+      <w:r>
+        <w:rPr>
+          <w:lang w:val="pt_PT" w:bidi="pt_PT"/>
+        </w:rPr>
+        <w:t>Mc 5.37</w:t>
+      </w:r>
+      <w:r>
+        <w:rPr>
+          <w:lang w:val="pt_PT" w:bidi="pt_PT"/>
+        </w:rPr>
+        <w:t xml:space="preserve">; </w:t>
+      </w:r>
+      <w:r>
+        <w:rPr>
+          <w:lang w:val="pt_PT" w:bidi="pt_PT"/>
+        </w:rPr>
+        <w:t>Lc 8.51</w:t>
+      </w:r>
       <w:r>
         <w:rPr>
           <w:lang w:val="pt_PT" w:bidi="pt_PT"/>
@@ -5310,54 +4014,36 @@
         </w:rPr>
         <w:t>A transfiguração de Jesus, quando sua aparência mudou (</w:t>
       </w:r>
-      <w:hyperlink r:id="rId184">
-        <w:r>
-          <w:rPr>
-            <w:lang w:val="pt_PT" w:bidi="pt_PT"/>
-          </w:rPr>
-          <w:rPr>
-            <w:color w:val="0000EE"/>
-            <w:u w:val="single"/>
-          </w:rPr>
-          <w:t>Mt 17.1–2</w:t>
-        </w:r>
-      </w:hyperlink>
-      <w:r>
-        <w:rPr>
-          <w:lang w:val="pt_PT" w:bidi="pt_PT"/>
-        </w:rPr>
-        <w:t xml:space="preserve">; </w:t>
-      </w:r>
-      <w:hyperlink r:id="rId185">
-        <w:r>
-          <w:rPr>
-            <w:lang w:val="pt_PT" w:bidi="pt_PT"/>
-          </w:rPr>
-          <w:rPr>
-            <w:color w:val="0000EE"/>
-            <w:u w:val="single"/>
-          </w:rPr>
-          <w:t>Mc 9.2</w:t>
-        </w:r>
-      </w:hyperlink>
-      <w:r>
-        <w:rPr>
-          <w:lang w:val="pt_PT" w:bidi="pt_PT"/>
-        </w:rPr>
-        <w:t xml:space="preserve">; </w:t>
-      </w:r>
-      <w:hyperlink r:id="rId186">
-        <w:r>
-          <w:rPr>
-            <w:lang w:val="pt_PT" w:bidi="pt_PT"/>
-          </w:rPr>
-          <w:rPr>
-            <w:color w:val="0000EE"/>
-            <w:u w:val="single"/>
-          </w:rPr>
-          <w:t>Lc 9.28–29</w:t>
-        </w:r>
-      </w:hyperlink>
+      <w:r>
+        <w:rPr>
+          <w:lang w:val="pt_PT" w:bidi="pt_PT"/>
+        </w:rPr>
+        <w:t>Mt 17.1–2</w:t>
+      </w:r>
+      <w:r>
+        <w:rPr>
+          <w:lang w:val="pt_PT" w:bidi="pt_PT"/>
+        </w:rPr>
+        <w:t xml:space="preserve">; </w:t>
+      </w:r>
+      <w:r>
+        <w:rPr>
+          <w:lang w:val="pt_PT" w:bidi="pt_PT"/>
+        </w:rPr>
+        <w:t>Mc 9.2</w:t>
+      </w:r>
+      <w:r>
+        <w:rPr>
+          <w:lang w:val="pt_PT" w:bidi="pt_PT"/>
+        </w:rPr>
+        <w:t xml:space="preserve">; </w:t>
+      </w:r>
+      <w:r>
+        <w:rPr>
+          <w:lang w:val="pt_PT" w:bidi="pt_PT"/>
+        </w:rPr>
+        <w:t>Lc 9.28–29</w:t>
+      </w:r>
       <w:r>
         <w:rPr>
           <w:lang w:val="pt_PT" w:bidi="pt_PT"/>
@@ -5382,36 +4068,24 @@
         </w:rPr>
         <w:t>A oração de Jesus no jardim do Getsêmani (</w:t>
       </w:r>
-      <w:hyperlink r:id="rId187">
-        <w:r>
-          <w:rPr>
-            <w:lang w:val="pt_PT" w:bidi="pt_PT"/>
-          </w:rPr>
-          <w:rPr>
-            <w:color w:val="0000EE"/>
-            <w:u w:val="single"/>
-          </w:rPr>
-          <w:t>Mt 26.37</w:t>
-        </w:r>
-      </w:hyperlink>
-      <w:r>
-        <w:rPr>
-          <w:lang w:val="pt_PT" w:bidi="pt_PT"/>
-        </w:rPr>
-        <w:t xml:space="preserve">; </w:t>
-      </w:r>
-      <w:hyperlink r:id="rId188">
-        <w:r>
-          <w:rPr>
-            <w:lang w:val="pt_PT" w:bidi="pt_PT"/>
-          </w:rPr>
-          <w:rPr>
-            <w:color w:val="0000EE"/>
-            <w:u w:val="single"/>
-          </w:rPr>
-          <w:t>Mc 14.33</w:t>
-        </w:r>
-      </w:hyperlink>
+      <w:r>
+        <w:rPr>
+          <w:lang w:val="pt_PT" w:bidi="pt_PT"/>
+        </w:rPr>
+        <w:t>Mt 26.37</w:t>
+      </w:r>
+      <w:r>
+        <w:rPr>
+          <w:lang w:val="pt_PT" w:bidi="pt_PT"/>
+        </w:rPr>
+        <w:t xml:space="preserve">; </w:t>
+      </w:r>
+      <w:r>
+        <w:rPr>
+          <w:lang w:val="pt_PT" w:bidi="pt_PT"/>
+        </w:rPr>
+        <w:t>Mc 14.33</w:t>
+      </w:r>
       <w:r>
         <w:rPr>
           <w:lang w:val="pt_PT" w:bidi="pt_PT"/>
@@ -5432,216 +4106,144 @@
         </w:rPr>
         <w:t>Pedro era ousado e impulsivo (</w:t>
       </w:r>
-      <w:hyperlink r:id="rId189">
-        <w:r>
-          <w:rPr>
-            <w:lang w:val="pt_PT" w:bidi="pt_PT"/>
-          </w:rPr>
-          <w:rPr>
-            <w:color w:val="0000EE"/>
-            <w:u w:val="single"/>
-          </w:rPr>
-          <w:t>Mt 26.33</w:t>
-        </w:r>
-      </w:hyperlink>
-      <w:r>
-        <w:rPr>
-          <w:lang w:val="pt_PT" w:bidi="pt_PT"/>
-        </w:rPr>
-        <w:t xml:space="preserve">; </w:t>
-      </w:r>
-      <w:hyperlink r:id="rId190">
-        <w:r>
-          <w:rPr>
-            <w:lang w:val="pt_PT" w:bidi="pt_PT"/>
-          </w:rPr>
-          <w:rPr>
-            <w:color w:val="0000EE"/>
-            <w:u w:val="single"/>
-          </w:rPr>
-          <w:t>Mc 14.29</w:t>
-        </w:r>
-      </w:hyperlink>
-      <w:r>
-        <w:rPr>
-          <w:lang w:val="pt_PT" w:bidi="pt_PT"/>
-        </w:rPr>
-        <w:t xml:space="preserve">; </w:t>
-      </w:r>
-      <w:hyperlink r:id="rId191">
-        <w:r>
-          <w:rPr>
-            <w:lang w:val="pt_PT" w:bidi="pt_PT"/>
-          </w:rPr>
-          <w:rPr>
-            <w:color w:val="0000EE"/>
-            <w:u w:val="single"/>
-          </w:rPr>
-          <w:t>Lc 5.8</w:t>
-        </w:r>
-      </w:hyperlink>
-      <w:r>
-        <w:rPr>
-          <w:lang w:val="pt_PT" w:bidi="pt_PT"/>
-        </w:rPr>
-        <w:t xml:space="preserve">; </w:t>
-      </w:r>
-      <w:hyperlink r:id="rId192">
-        <w:r>
-          <w:rPr>
-            <w:lang w:val="pt_PT" w:bidi="pt_PT"/>
-          </w:rPr>
-          <w:rPr>
-            <w:color w:val="0000EE"/>
-            <w:u w:val="single"/>
-          </w:rPr>
-          <w:t>22.33</w:t>
-        </w:r>
-      </w:hyperlink>
-      <w:r>
-        <w:rPr>
-          <w:lang w:val="pt_PT" w:bidi="pt_PT"/>
-        </w:rPr>
-        <w:t xml:space="preserve">; </w:t>
-      </w:r>
-      <w:hyperlink r:id="rId193">
-        <w:r>
-          <w:rPr>
-            <w:lang w:val="pt_PT" w:bidi="pt_PT"/>
-          </w:rPr>
-          <w:rPr>
-            <w:color w:val="0000EE"/>
-            <w:u w:val="single"/>
-          </w:rPr>
-          <w:t>Jo 13.36–37</w:t>
-        </w:r>
-      </w:hyperlink>
-      <w:r>
-        <w:rPr>
-          <w:lang w:val="pt_PT" w:bidi="pt_PT"/>
-        </w:rPr>
-        <w:t xml:space="preserve">; </w:t>
-      </w:r>
-      <w:hyperlink r:id="rId194">
-        <w:r>
-          <w:rPr>
-            <w:lang w:val="pt_PT" w:bidi="pt_PT"/>
-          </w:rPr>
-          <w:rPr>
-            <w:color w:val="0000EE"/>
-            <w:u w:val="single"/>
-          </w:rPr>
-          <w:t>21.7</w:t>
-        </w:r>
-      </w:hyperlink>
+      <w:r>
+        <w:rPr>
+          <w:lang w:val="pt_PT" w:bidi="pt_PT"/>
+        </w:rPr>
+        <w:t>Mt 26.33</w:t>
+      </w:r>
+      <w:r>
+        <w:rPr>
+          <w:lang w:val="pt_PT" w:bidi="pt_PT"/>
+        </w:rPr>
+        <w:t xml:space="preserve">; </w:t>
+      </w:r>
+      <w:r>
+        <w:rPr>
+          <w:lang w:val="pt_PT" w:bidi="pt_PT"/>
+        </w:rPr>
+        <w:t>Mc 14.29</w:t>
+      </w:r>
+      <w:r>
+        <w:rPr>
+          <w:lang w:val="pt_PT" w:bidi="pt_PT"/>
+        </w:rPr>
+        <w:t xml:space="preserve">; </w:t>
+      </w:r>
+      <w:r>
+        <w:rPr>
+          <w:lang w:val="pt_PT" w:bidi="pt_PT"/>
+        </w:rPr>
+        <w:t>Lc 5.8</w:t>
+      </w:r>
+      <w:r>
+        <w:rPr>
+          <w:lang w:val="pt_PT" w:bidi="pt_PT"/>
+        </w:rPr>
+        <w:t xml:space="preserve">; </w:t>
+      </w:r>
+      <w:r>
+        <w:rPr>
+          <w:lang w:val="pt_PT" w:bidi="pt_PT"/>
+        </w:rPr>
+        <w:t>22.33</w:t>
+      </w:r>
+      <w:r>
+        <w:rPr>
+          <w:lang w:val="pt_PT" w:bidi="pt_PT"/>
+        </w:rPr>
+        <w:t xml:space="preserve">; </w:t>
+      </w:r>
+      <w:r>
+        <w:rPr>
+          <w:lang w:val="pt_PT" w:bidi="pt_PT"/>
+        </w:rPr>
+        <w:t>Jo 13.36–37</w:t>
+      </w:r>
+      <w:r>
+        <w:rPr>
+          <w:lang w:val="pt_PT" w:bidi="pt_PT"/>
+        </w:rPr>
+        <w:t xml:space="preserve">; </w:t>
+      </w:r>
+      <w:r>
+        <w:rPr>
+          <w:lang w:val="pt_PT" w:bidi="pt_PT"/>
+        </w:rPr>
+        <w:t>21.7</w:t>
+      </w:r>
       <w:r>
         <w:rPr>
           <w:lang w:val="pt_PT" w:bidi="pt_PT"/>
         </w:rPr>
         <w:t xml:space="preserve">). Ele foi o primeiro discípulo a declarar sua crença em Jesus como o líder escolhido por Deus, o Messias (ou "Cristo", </w:t>
       </w:r>
-      <w:hyperlink r:id="rId195">
-        <w:r>
-          <w:rPr>
-            <w:lang w:val="pt_PT" w:bidi="pt_PT"/>
-          </w:rPr>
-          <w:rPr>
-            <w:color w:val="0000EE"/>
-            <w:u w:val="single"/>
-          </w:rPr>
-          <w:t>Mt 16.15–16</w:t>
-        </w:r>
-      </w:hyperlink>
-      <w:r>
-        <w:rPr>
-          <w:lang w:val="pt_PT" w:bidi="pt_PT"/>
-        </w:rPr>
-        <w:t xml:space="preserve">; </w:t>
-      </w:r>
-      <w:hyperlink r:id="rId196">
-        <w:r>
-          <w:rPr>
-            <w:lang w:val="pt_PT" w:bidi="pt_PT"/>
-          </w:rPr>
-          <w:rPr>
-            <w:color w:val="0000EE"/>
-            <w:u w:val="single"/>
-          </w:rPr>
-          <w:t>Mc 8.29</w:t>
-        </w:r>
-      </w:hyperlink>
-      <w:r>
-        <w:rPr>
-          <w:lang w:val="pt_PT" w:bidi="pt_PT"/>
-        </w:rPr>
-        <w:t xml:space="preserve">; </w:t>
-      </w:r>
-      <w:hyperlink r:id="rId197">
-        <w:r>
-          <w:rPr>
-            <w:lang w:val="pt_PT" w:bidi="pt_PT"/>
-          </w:rPr>
-          <w:rPr>
-            <w:color w:val="0000EE"/>
-            <w:u w:val="single"/>
-          </w:rPr>
-          <w:t>Lc 9.20</w:t>
-        </w:r>
-      </w:hyperlink>
+      <w:r>
+        <w:rPr>
+          <w:lang w:val="pt_PT" w:bidi="pt_PT"/>
+        </w:rPr>
+        <w:t>Mt 16.15–16</w:t>
+      </w:r>
+      <w:r>
+        <w:rPr>
+          <w:lang w:val="pt_PT" w:bidi="pt_PT"/>
+        </w:rPr>
+        <w:t xml:space="preserve">; </w:t>
+      </w:r>
+      <w:r>
+        <w:rPr>
+          <w:lang w:val="pt_PT" w:bidi="pt_PT"/>
+        </w:rPr>
+        <w:t>Mc 8.29</w:t>
+      </w:r>
+      <w:r>
+        <w:rPr>
+          <w:lang w:val="pt_PT" w:bidi="pt_PT"/>
+        </w:rPr>
+        <w:t xml:space="preserve">; </w:t>
+      </w:r>
+      <w:r>
+        <w:rPr>
+          <w:lang w:val="pt_PT" w:bidi="pt_PT"/>
+        </w:rPr>
+        <w:t>Lc 9.20</w:t>
+      </w:r>
       <w:r>
         <w:rPr>
           <w:lang w:val="pt_PT" w:bidi="pt_PT"/>
         </w:rPr>
         <w:t>). Quando Jesus falou sobre sua morte iminente, Pedro disse a ele que estava errado. Isso não correspondia à ideia de Pedro sobre o Messias. Jesus corrigiu Pedro fortemente por isso (</w:t>
       </w:r>
-      <w:hyperlink r:id="rId198">
-        <w:r>
-          <w:rPr>
-            <w:lang w:val="pt_PT" w:bidi="pt_PT"/>
-          </w:rPr>
-          <w:rPr>
-            <w:color w:val="0000EE"/>
-            <w:u w:val="single"/>
-          </w:rPr>
-          <w:t>Mts 16.21–23</w:t>
-        </w:r>
-      </w:hyperlink>
-      <w:r>
-        <w:rPr>
-          <w:lang w:val="pt_PT" w:bidi="pt_PT"/>
-        </w:rPr>
-        <w:t xml:space="preserve">; </w:t>
-      </w:r>
-      <w:hyperlink r:id="rId199">
-        <w:r>
-          <w:rPr>
-            <w:lang w:val="pt_PT" w:bidi="pt_PT"/>
-          </w:rPr>
-          <w:rPr>
-            <w:color w:val="0000EE"/>
-            <w:u w:val="single"/>
-          </w:rPr>
-          <w:t>Mc 8.31–33</w:t>
-        </w:r>
-      </w:hyperlink>
+      <w:r>
+        <w:rPr>
+          <w:lang w:val="pt_PT" w:bidi="pt_PT"/>
+        </w:rPr>
+        <w:t>Mts 16.21–23</w:t>
+      </w:r>
+      <w:r>
+        <w:rPr>
+          <w:lang w:val="pt_PT" w:bidi="pt_PT"/>
+        </w:rPr>
+        <w:t xml:space="preserve">; </w:t>
+      </w:r>
+      <w:r>
+        <w:rPr>
+          <w:lang w:val="pt_PT" w:bidi="pt_PT"/>
+        </w:rPr>
+        <w:t>Mc 8.31–33</w:t>
+      </w:r>
       <w:r>
         <w:rPr>
           <w:lang w:val="pt_PT" w:bidi="pt_PT"/>
         </w:rPr>
         <w:t>). No entanto, Jesus disse que Pedro seria uma pessoa chave para ajudar a estabelecer a igreja (</w:t>
       </w:r>
-      <w:hyperlink r:id="rId200">
-        <w:r>
-          <w:rPr>
-            <w:lang w:val="pt_PT" w:bidi="pt_PT"/>
-          </w:rPr>
-          <w:rPr>
-            <w:color w:val="0000EE"/>
-            <w:u w:val="single"/>
-          </w:rPr>
-          <w:t>Mt 16.18–19</w:t>
-        </w:r>
-      </w:hyperlink>
+      <w:r>
+        <w:rPr>
+          <w:lang w:val="pt_PT" w:bidi="pt_PT"/>
+        </w:rPr>
+        <w:t>Mt 16.18–19</w:t>
+      </w:r>
       <w:r>
         <w:rPr>
           <w:lang w:val="pt_PT" w:bidi="pt_PT"/>
@@ -5662,108 +4264,72 @@
         </w:rPr>
         <w:t>Pedro entrou secretamente no pátio do sumo sacerdote quando levaram Jesus para interrogatório. As pessoas reconheceram Pedro, em parte por causa de seu sotaque galileu, e o desafiaram. Ele negou fortemente conhecer Jesus, assim como Jesus havia predito, apesar de Pedro ter dito anteriormente que nunca faria isso (</w:t>
       </w:r>
-      <w:hyperlink r:id="rId201">
-        <w:r>
-          <w:rPr>
-            <w:lang w:val="pt_PT" w:bidi="pt_PT"/>
-          </w:rPr>
-          <w:rPr>
-            <w:color w:val="0000EE"/>
-            <w:u w:val="single"/>
-          </w:rPr>
-          <w:t>Mt 26.69–75</w:t>
-        </w:r>
-      </w:hyperlink>
-      <w:r>
-        <w:rPr>
-          <w:lang w:val="pt_PT" w:bidi="pt_PT"/>
-        </w:rPr>
-        <w:t xml:space="preserve">; </w:t>
-      </w:r>
-      <w:hyperlink r:id="rId202">
-        <w:r>
-          <w:rPr>
-            <w:lang w:val="pt_PT" w:bidi="pt_PT"/>
-          </w:rPr>
-          <w:rPr>
-            <w:color w:val="0000EE"/>
-            <w:u w:val="single"/>
-          </w:rPr>
-          <w:t>Mc 14.66–72</w:t>
-        </w:r>
-      </w:hyperlink>
-      <w:r>
-        <w:rPr>
-          <w:lang w:val="pt_PT" w:bidi="pt_PT"/>
-        </w:rPr>
-        <w:t xml:space="preserve">; </w:t>
-      </w:r>
-      <w:hyperlink r:id="rId203">
-        <w:r>
-          <w:rPr>
-            <w:lang w:val="pt_PT" w:bidi="pt_PT"/>
-          </w:rPr>
-          <w:rPr>
-            <w:color w:val="0000EE"/>
-            <w:u w:val="single"/>
-          </w:rPr>
-          <w:t>Lc 22.54–62</w:t>
-        </w:r>
-      </w:hyperlink>
+      <w:r>
+        <w:rPr>
+          <w:lang w:val="pt_PT" w:bidi="pt_PT"/>
+        </w:rPr>
+        <w:t>Mt 26.69–75</w:t>
+      </w:r>
+      <w:r>
+        <w:rPr>
+          <w:lang w:val="pt_PT" w:bidi="pt_PT"/>
+        </w:rPr>
+        <w:t xml:space="preserve">; </w:t>
+      </w:r>
+      <w:r>
+        <w:rPr>
+          <w:lang w:val="pt_PT" w:bidi="pt_PT"/>
+        </w:rPr>
+        <w:t>Mc 14.66–72</w:t>
+      </w:r>
+      <w:r>
+        <w:rPr>
+          <w:lang w:val="pt_PT" w:bidi="pt_PT"/>
+        </w:rPr>
+        <w:t xml:space="preserve">; </w:t>
+      </w:r>
+      <w:r>
+        <w:rPr>
+          <w:lang w:val="pt_PT" w:bidi="pt_PT"/>
+        </w:rPr>
+        <w:t>Lc 22.54–62</w:t>
+      </w:r>
       <w:r>
         <w:rPr>
           <w:lang w:val="pt_PT" w:bidi="pt_PT"/>
         </w:rPr>
         <w:t>). Pedro imediatamente sentiu um profundo remorso (</w:t>
       </w:r>
-      <w:hyperlink r:id="rId204">
-        <w:r>
-          <w:rPr>
-            <w:lang w:val="pt_PT" w:bidi="pt_PT"/>
-          </w:rPr>
-          <w:rPr>
-            <w:color w:val="0000EE"/>
-            <w:u w:val="single"/>
-          </w:rPr>
-          <w:t>Mt 26.33–35</w:t>
-        </w:r>
-      </w:hyperlink>
-      <w:r>
-        <w:rPr>
-          <w:lang w:val="pt_PT" w:bidi="pt_PT"/>
-        </w:rPr>
-        <w:t xml:space="preserve">; </w:t>
-      </w:r>
-      <w:hyperlink r:id="rId205">
-        <w:r>
-          <w:rPr>
-            <w:lang w:val="pt_PT" w:bidi="pt_PT"/>
-          </w:rPr>
-          <w:rPr>
-            <w:color w:val="0000EE"/>
-            <w:u w:val="single"/>
-          </w:rPr>
-          <w:t>Mc 14.29–31</w:t>
-        </w:r>
-      </w:hyperlink>
-      <w:r>
-        <w:rPr>
-          <w:lang w:val="pt_PT" w:bidi="pt_PT"/>
-        </w:rPr>
-        <w:t xml:space="preserve">; </w:t>
-      </w:r>
-      <w:hyperlink r:id="rId206">
-        <w:r>
-          <w:rPr>
-            <w:lang w:val="pt_PT" w:bidi="pt_PT"/>
-          </w:rPr>
-          <w:rPr>
-            <w:color w:val="0000EE"/>
-            <w:u w:val="single"/>
-          </w:rPr>
-          <w:t>Lc 22.31–34</w:t>
-        </w:r>
-      </w:hyperlink>
+      <w:r>
+        <w:rPr>
+          <w:lang w:val="pt_PT" w:bidi="pt_PT"/>
+        </w:rPr>
+        <w:t>Mt 26.33–35</w:t>
+      </w:r>
+      <w:r>
+        <w:rPr>
+          <w:lang w:val="pt_PT" w:bidi="pt_PT"/>
+        </w:rPr>
+        <w:t xml:space="preserve">; </w:t>
+      </w:r>
+      <w:r>
+        <w:rPr>
+          <w:lang w:val="pt_PT" w:bidi="pt_PT"/>
+        </w:rPr>
+        <w:t>Mc 14.29–31</w:t>
+      </w:r>
+      <w:r>
+        <w:rPr>
+          <w:lang w:val="pt_PT" w:bidi="pt_PT"/>
+        </w:rPr>
+        <w:t xml:space="preserve">; </w:t>
+      </w:r>
+      <w:r>
+        <w:rPr>
+          <w:lang w:val="pt_PT" w:bidi="pt_PT"/>
+        </w:rPr>
+        <w:t>Lc 22.31–34</w:t>
+      </w:r>
       <w:r>
         <w:rPr>
           <w:lang w:val="pt_PT" w:bidi="pt_PT"/>
@@ -5784,90 +4350,60 @@
         </w:rPr>
         <w:t>Após ouvir sobre a ressurreição de Jesus, Pedro foi um dos primeiros a correr para o túmulo para verificar se era verdade (</w:t>
       </w:r>
-      <w:hyperlink r:id="rId207">
-        <w:r>
-          <w:rPr>
-            <w:lang w:val="pt_PT" w:bidi="pt_PT"/>
-          </w:rPr>
-          <w:rPr>
-            <w:color w:val="0000EE"/>
-            <w:u w:val="single"/>
-          </w:rPr>
-          <w:t>Jo 20.3–7</w:t>
-        </w:r>
-      </w:hyperlink>
+      <w:r>
+        <w:rPr>
+          <w:lang w:val="pt_PT" w:bidi="pt_PT"/>
+        </w:rPr>
+        <w:t>Jo 20.3–7</w:t>
+      </w:r>
       <w:r>
         <w:rPr>
           <w:lang w:val="pt_PT" w:bidi="pt_PT"/>
         </w:rPr>
         <w:t>). Ele parece ter sido o primeiro dos doze apóstolos a quem o ressurreto Jesus apareceu (</w:t>
       </w:r>
-      <w:hyperlink r:id="rId208">
-        <w:r>
-          <w:rPr>
-            <w:lang w:val="pt_PT" w:bidi="pt_PT"/>
-          </w:rPr>
-          <w:rPr>
-            <w:color w:val="0000EE"/>
-            <w:u w:val="single"/>
-          </w:rPr>
-          <w:t>Lc 24.33–34</w:t>
-        </w:r>
-      </w:hyperlink>
-      <w:r>
-        <w:rPr>
-          <w:lang w:val="pt_PT" w:bidi="pt_PT"/>
-        </w:rPr>
-        <w:t xml:space="preserve">; </w:t>
-      </w:r>
-      <w:hyperlink r:id="rId209">
-        <w:r>
-          <w:rPr>
-            <w:lang w:val="pt_PT" w:bidi="pt_PT"/>
-          </w:rPr>
-          <w:rPr>
-            <w:color w:val="0000EE"/>
-            <w:u w:val="single"/>
-          </w:rPr>
-          <w:t>1Co 15.5</w:t>
-        </w:r>
-      </w:hyperlink>
+      <w:r>
+        <w:rPr>
+          <w:lang w:val="pt_PT" w:bidi="pt_PT"/>
+        </w:rPr>
+        <w:t>Lc 24.33–34</w:t>
+      </w:r>
+      <w:r>
+        <w:rPr>
+          <w:lang w:val="pt_PT" w:bidi="pt_PT"/>
+        </w:rPr>
+        <w:t xml:space="preserve">; </w:t>
+      </w:r>
+      <w:r>
+        <w:rPr>
+          <w:lang w:val="pt_PT" w:bidi="pt_PT"/>
+        </w:rPr>
+        <w:t>1Co 15.5</w:t>
+      </w:r>
       <w:r>
         <w:rPr>
           <w:lang w:val="pt_PT" w:bidi="pt_PT"/>
         </w:rPr>
         <w:t xml:space="preserve">). Grande parte da conversa de Jesus em </w:t>
       </w:r>
-      <w:hyperlink r:id="rId210">
-        <w:r>
-          <w:rPr>
-            <w:lang w:val="pt_PT" w:bidi="pt_PT"/>
-          </w:rPr>
-          <w:rPr>
-            <w:color w:val="0000EE"/>
-            <w:u w:val="single"/>
-          </w:rPr>
-          <w:t>Jo 21</w:t>
-        </w:r>
-      </w:hyperlink>
+      <w:r>
+        <w:rPr>
+          <w:lang w:val="pt_PT" w:bidi="pt_PT"/>
+        </w:rPr>
+        <w:t>Jo 21</w:t>
+      </w:r>
       <w:r>
         <w:rPr>
           <w:lang w:val="pt_PT" w:bidi="pt_PT"/>
         </w:rPr>
         <w:t xml:space="preserve"> foi com Pedro. Jesus o encorajou a "alimentar minhas ovelhas" (</w:t>
       </w:r>
-      <w:hyperlink r:id="rId211">
-        <w:r>
-          <w:rPr>
-            <w:lang w:val="pt_PT" w:bidi="pt_PT"/>
-          </w:rPr>
-          <w:rPr>
-            <w:color w:val="0000EE"/>
-            <w:u w:val="single"/>
-          </w:rPr>
-          <w:t>Jo 21.15–17</w:t>
-        </w:r>
-      </w:hyperlink>
+      <w:r>
+        <w:rPr>
+          <w:lang w:val="pt_PT" w:bidi="pt_PT"/>
+        </w:rPr>
+        <w:t>Jo 21.15–17</w:t>
+      </w:r>
       <w:r>
         <w:rPr>
           <w:lang w:val="pt_PT" w:bidi="pt_PT"/>
@@ -5888,36 +4424,24 @@
         </w:rPr>
         <w:t>Após o Espírito Santo ter vindo no Dia de Pentecostes (</w:t>
       </w:r>
-      <w:hyperlink r:id="rId212">
-        <w:r>
-          <w:rPr>
-            <w:lang w:val="pt_PT" w:bidi="pt_PT"/>
-          </w:rPr>
-          <w:rPr>
-            <w:color w:val="0000EE"/>
-            <w:u w:val="single"/>
-          </w:rPr>
-          <w:t>At 2.1–13</w:t>
-        </w:r>
-      </w:hyperlink>
+      <w:r>
+        <w:rPr>
+          <w:lang w:val="pt_PT" w:bidi="pt_PT"/>
+        </w:rPr>
+        <w:t>At 2.1–13</w:t>
+      </w:r>
       <w:r>
         <w:rPr>
           <w:lang w:val="pt_PT" w:bidi="pt_PT"/>
         </w:rPr>
         <w:t xml:space="preserve">), Pedro tornou-se o principal apóstolo a falar oficialmente pelos primeiros cristãos. A partir de então, como observado em </w:t>
       </w:r>
-      <w:hyperlink r:id="rId213">
-        <w:r>
-          <w:rPr>
-            <w:lang w:val="pt_PT" w:bidi="pt_PT"/>
-          </w:rPr>
-          <w:rPr>
-            <w:color w:val="0000EE"/>
-            <w:u w:val="single"/>
-          </w:rPr>
-          <w:t>At 2.14–12.25</w:t>
-        </w:r>
-      </w:hyperlink>
+      <w:r>
+        <w:rPr>
+          <w:lang w:val="pt_PT" w:bidi="pt_PT"/>
+        </w:rPr>
+        <w:t>At 2.14–12.25</w:t>
+      </w:r>
       <w:r>
         <w:rPr>
           <w:lang w:val="pt_PT" w:bidi="pt_PT"/>
@@ -5942,36 +4466,24 @@
         </w:rPr>
         <w:t>Ele pregou corajosamente para as multidões (</w:t>
       </w:r>
-      <w:hyperlink r:id="rId214">
-        <w:r>
-          <w:rPr>
-            <w:lang w:val="pt_PT" w:bidi="pt_PT"/>
-          </w:rPr>
-          <w:rPr>
-            <w:color w:val="0000EE"/>
-            <w:u w:val="single"/>
-          </w:rPr>
-          <w:t>At 2.14–41</w:t>
-        </w:r>
-      </w:hyperlink>
-      <w:r>
-        <w:rPr>
-          <w:lang w:val="pt_PT" w:bidi="pt_PT"/>
-        </w:rPr>
-        <w:t xml:space="preserve">; </w:t>
-      </w:r>
-      <w:hyperlink r:id="rId215">
-        <w:r>
-          <w:rPr>
-            <w:lang w:val="pt_PT" w:bidi="pt_PT"/>
-          </w:rPr>
-          <w:rPr>
-            <w:color w:val="0000EE"/>
-            <w:u w:val="single"/>
-          </w:rPr>
-          <w:t>3.12–26</w:t>
-        </w:r>
-      </w:hyperlink>
+      <w:r>
+        <w:rPr>
+          <w:lang w:val="pt_PT" w:bidi="pt_PT"/>
+        </w:rPr>
+        <w:t>At 2.14–41</w:t>
+      </w:r>
+      <w:r>
+        <w:rPr>
+          <w:lang w:val="pt_PT" w:bidi="pt_PT"/>
+        </w:rPr>
+        <w:t xml:space="preserve">; </w:t>
+      </w:r>
+      <w:r>
+        <w:rPr>
+          <w:lang w:val="pt_PT" w:bidi="pt_PT"/>
+        </w:rPr>
+        <w:t>3.12–26</w:t>
+      </w:r>
       <w:r>
         <w:rPr>
           <w:lang w:val="pt_PT" w:bidi="pt_PT"/>
@@ -5996,54 +4508,36 @@
         </w:rPr>
         <w:t>Ele curou pessoas (</w:t>
       </w:r>
-      <w:hyperlink r:id="rId216">
-        <w:r>
-          <w:rPr>
-            <w:lang w:val="pt_PT" w:bidi="pt_PT"/>
-          </w:rPr>
-          <w:rPr>
-            <w:color w:val="0000EE"/>
-            <w:u w:val="single"/>
-          </w:rPr>
-          <w:t>At 3.1–11</w:t>
-        </w:r>
-      </w:hyperlink>
-      <w:r>
-        <w:rPr>
-          <w:lang w:val="pt_PT" w:bidi="pt_PT"/>
-        </w:rPr>
-        <w:t xml:space="preserve">; </w:t>
-      </w:r>
-      <w:hyperlink r:id="rId217">
-        <w:r>
-          <w:rPr>
-            <w:lang w:val="pt_PT" w:bidi="pt_PT"/>
-          </w:rPr>
-          <w:rPr>
-            <w:color w:val="0000EE"/>
-            <w:u w:val="single"/>
-          </w:rPr>
-          <w:t>5.12–16</w:t>
-        </w:r>
-      </w:hyperlink>
-      <w:r>
-        <w:rPr>
-          <w:lang w:val="pt_PT" w:bidi="pt_PT"/>
-        </w:rPr>
-        <w:t xml:space="preserve">; </w:t>
-      </w:r>
-      <w:hyperlink r:id="rId218">
-        <w:r>
-          <w:rPr>
-            <w:lang w:val="pt_PT" w:bidi="pt_PT"/>
-          </w:rPr>
-          <w:rPr>
-            <w:color w:val="0000EE"/>
-            <w:u w:val="single"/>
-          </w:rPr>
-          <w:t>9.32–43</w:t>
-        </w:r>
-      </w:hyperlink>
+      <w:r>
+        <w:rPr>
+          <w:lang w:val="pt_PT" w:bidi="pt_PT"/>
+        </w:rPr>
+        <w:t>At 3.1–11</w:t>
+      </w:r>
+      <w:r>
+        <w:rPr>
+          <w:lang w:val="pt_PT" w:bidi="pt_PT"/>
+        </w:rPr>
+        <w:t xml:space="preserve">; </w:t>
+      </w:r>
+      <w:r>
+        <w:rPr>
+          <w:lang w:val="pt_PT" w:bidi="pt_PT"/>
+        </w:rPr>
+        <w:t>5.12–16</w:t>
+      </w:r>
+      <w:r>
+        <w:rPr>
+          <w:lang w:val="pt_PT" w:bidi="pt_PT"/>
+        </w:rPr>
+        <w:t xml:space="preserve">; </w:t>
+      </w:r>
+      <w:r>
+        <w:rPr>
+          <w:lang w:val="pt_PT" w:bidi="pt_PT"/>
+        </w:rPr>
+        <w:t>9.32–43</w:t>
+      </w:r>
       <w:r>
         <w:rPr>
           <w:lang w:val="pt_PT" w:bidi="pt_PT"/>
@@ -6068,36 +4562,24 @@
         </w:rPr>
         <w:t>Ele falou destemidamente às autoridades mesmo quando foi preso (</w:t>
       </w:r>
-      <w:hyperlink r:id="rId219">
-        <w:r>
-          <w:rPr>
-            <w:lang w:val="pt_PT" w:bidi="pt_PT"/>
-          </w:rPr>
-          <w:rPr>
-            <w:color w:val="0000EE"/>
-            <w:u w:val="single"/>
-          </w:rPr>
-          <w:t>At 4.1–20</w:t>
-        </w:r>
-      </w:hyperlink>
-      <w:r>
-        <w:rPr>
-          <w:lang w:val="pt_PT" w:bidi="pt_PT"/>
-        </w:rPr>
-        <w:t xml:space="preserve">; </w:t>
-      </w:r>
-      <w:hyperlink r:id="rId220">
-        <w:r>
-          <w:rPr>
-            <w:lang w:val="pt_PT" w:bidi="pt_PT"/>
-          </w:rPr>
-          <w:rPr>
-            <w:color w:val="0000EE"/>
-            <w:u w:val="single"/>
-          </w:rPr>
-          <w:t>5.26–32</w:t>
-        </w:r>
-      </w:hyperlink>
+      <w:r>
+        <w:rPr>
+          <w:lang w:val="pt_PT" w:bidi="pt_PT"/>
+        </w:rPr>
+        <w:t>At 4.1–20</w:t>
+      </w:r>
+      <w:r>
+        <w:rPr>
+          <w:lang w:val="pt_PT" w:bidi="pt_PT"/>
+        </w:rPr>
+        <w:t xml:space="preserve">; </w:t>
+      </w:r>
+      <w:r>
+        <w:rPr>
+          <w:lang w:val="pt_PT" w:bidi="pt_PT"/>
+        </w:rPr>
+        <w:t>5.26–32</w:t>
+      </w:r>
       <w:r>
         <w:rPr>
           <w:lang w:val="pt_PT" w:bidi="pt_PT"/>
@@ -6122,36 +4604,24 @@
         </w:rPr>
         <w:t>Ele milagrosamente escapou da prisão duas vezes (</w:t>
       </w:r>
-      <w:hyperlink r:id="rId221">
-        <w:r>
-          <w:rPr>
-            <w:lang w:val="pt_PT" w:bidi="pt_PT"/>
-          </w:rPr>
-          <w:rPr>
-            <w:color w:val="0000EE"/>
-            <w:u w:val="single"/>
-          </w:rPr>
-          <w:t>At 5.18–25</w:t>
-        </w:r>
-      </w:hyperlink>
-      <w:r>
-        <w:rPr>
-          <w:lang w:val="pt_PT" w:bidi="pt_PT"/>
-        </w:rPr>
-        <w:t xml:space="preserve">; </w:t>
-      </w:r>
-      <w:hyperlink r:id="rId222">
-        <w:r>
-          <w:rPr>
-            <w:lang w:val="pt_PT" w:bidi="pt_PT"/>
-          </w:rPr>
-          <w:rPr>
-            <w:color w:val="0000EE"/>
-            <w:u w:val="single"/>
-          </w:rPr>
-          <w:t>12.6–11</w:t>
-        </w:r>
-      </w:hyperlink>
+      <w:r>
+        <w:rPr>
+          <w:lang w:val="pt_PT" w:bidi="pt_PT"/>
+        </w:rPr>
+        <w:t>At 5.18–25</w:t>
+      </w:r>
+      <w:r>
+        <w:rPr>
+          <w:lang w:val="pt_PT" w:bidi="pt_PT"/>
+        </w:rPr>
+        <w:t xml:space="preserve">; </w:t>
+      </w:r>
+      <w:r>
+        <w:rPr>
+          <w:lang w:val="pt_PT" w:bidi="pt_PT"/>
+        </w:rPr>
+        <w:t>12.6–11</w:t>
+      </w:r>
       <w:r>
         <w:rPr>
           <w:lang w:val="pt_PT" w:bidi="pt_PT"/>
@@ -6176,18 +4646,12 @@
         </w:rPr>
         <w:t>Ele também liderou na gestão da comunidade de discípulos em rápido crescimento (</w:t>
       </w:r>
-      <w:hyperlink r:id="rId223">
-        <w:r>
-          <w:rPr>
-            <w:lang w:val="pt_PT" w:bidi="pt_PT"/>
-          </w:rPr>
-          <w:rPr>
-            <w:color w:val="0000EE"/>
-            <w:u w:val="single"/>
-          </w:rPr>
-          <w:t>At 5.3–11</w:t>
-        </w:r>
-      </w:hyperlink>
+      <w:r>
+        <w:rPr>
+          <w:lang w:val="pt_PT" w:bidi="pt_PT"/>
+        </w:rPr>
+        <w:t>At 5.3–11</w:t>
+      </w:r>
       <w:r>
         <w:rPr>
           <w:lang w:val="pt_PT" w:bidi="pt_PT"/>
@@ -6208,72 +4672,48 @@
         </w:rPr>
         <w:t>Pedro foi o primeiro a compartilhar as boas-novas sobre Jesus com não-judeus (</w:t>
       </w:r>
-      <w:hyperlink r:id="rId224">
-        <w:r>
-          <w:rPr>
-            <w:lang w:val="pt_PT" w:bidi="pt_PT"/>
-          </w:rPr>
-          <w:rPr>
-            <w:color w:val="0000EE"/>
-            <w:u w:val="single"/>
-          </w:rPr>
-          <w:t>At 10.1–48</w:t>
-        </w:r>
-      </w:hyperlink>
+      <w:r>
+        <w:rPr>
+          <w:lang w:val="pt_PT" w:bidi="pt_PT"/>
+        </w:rPr>
+        <w:t>At 10.1–48</w:t>
+      </w:r>
       <w:r>
         <w:rPr>
           <w:lang w:val="pt_PT" w:bidi="pt_PT"/>
         </w:rPr>
         <w:t xml:space="preserve">; veja </w:t>
       </w:r>
-      <w:hyperlink r:id="rId225">
-        <w:r>
-          <w:rPr>
-            <w:lang w:val="pt_PT" w:bidi="pt_PT"/>
-          </w:rPr>
-          <w:rPr>
-            <w:color w:val="0000EE"/>
-            <w:u w:val="single"/>
-          </w:rPr>
-          <w:t>Mt 16.18</w:t>
-        </w:r>
-      </w:hyperlink>
+      <w:r>
+        <w:rPr>
+          <w:lang w:val="pt_PT" w:bidi="pt_PT"/>
+        </w:rPr>
+        <w:t>Mt 16.18</w:t>
+      </w:r>
       <w:r>
         <w:rPr>
           <w:lang w:val="pt_PT" w:bidi="pt_PT"/>
         </w:rPr>
         <w:t>). Ele desempenhou um papel fundamental no conselho de Jerusalém sobre os convertidos não-judeus, argumentando que eles não deveriam ter que seguir a lei de Moisés. Em vez disso, deveriam ser aceitos com base apenas na sua fé em Jesus (</w:t>
       </w:r>
-      <w:hyperlink r:id="rId226">
-        <w:r>
-          <w:rPr>
-            <w:lang w:val="pt_PT" w:bidi="pt_PT"/>
-          </w:rPr>
-          <w:rPr>
-            <w:color w:val="0000EE"/>
-            <w:u w:val="single"/>
-          </w:rPr>
-          <w:t>At 15.7–11</w:t>
-        </w:r>
-      </w:hyperlink>
+      <w:r>
+        <w:rPr>
+          <w:lang w:val="pt_PT" w:bidi="pt_PT"/>
+        </w:rPr>
+        <w:t>At 15.7–11</w:t>
+      </w:r>
       <w:r>
         <w:rPr>
           <w:lang w:val="pt_PT" w:bidi="pt_PT"/>
         </w:rPr>
         <w:t>). Mais tarde, ao visitar Antioquia, ele foi inconsistente sobre isso, e Paulo o criticou fortemente (</w:t>
       </w:r>
-      <w:hyperlink r:id="rId227">
-        <w:r>
-          <w:rPr>
-            <w:lang w:val="pt_PT" w:bidi="pt_PT"/>
-          </w:rPr>
-          <w:rPr>
-            <w:color w:val="0000EE"/>
-            <w:u w:val="single"/>
-          </w:rPr>
-          <w:t>Gl 2.11–16</w:t>
-        </w:r>
-      </w:hyperlink>
+      <w:r>
+        <w:rPr>
+          <w:lang w:val="pt_PT" w:bidi="pt_PT"/>
+        </w:rPr>
+        <w:t>Gl 2.11–16</w:t>
+      </w:r>
       <w:r>
         <w:rPr>
           <w:lang w:val="pt_PT" w:bidi="pt_PT"/>
@@ -6294,72 +4734,48 @@
         </w:rPr>
         <w:t>Pedro levou sua esposa em algumas viagens missionárias (</w:t>
       </w:r>
-      <w:hyperlink r:id="rId169">
-        <w:r>
-          <w:rPr>
-            <w:lang w:val="pt_PT" w:bidi="pt_PT"/>
-          </w:rPr>
-          <w:rPr>
-            <w:color w:val="0000EE"/>
-            <w:u w:val="single"/>
-          </w:rPr>
-          <w:t>1Co 9.5</w:t>
-        </w:r>
-      </w:hyperlink>
+      <w:r>
+        <w:rPr>
+          <w:lang w:val="pt_PT" w:bidi="pt_PT"/>
+        </w:rPr>
+        <w:t>1Co 9.5</w:t>
+      </w:r>
       <w:r>
         <w:rPr>
           <w:lang w:val="pt_PT" w:bidi="pt_PT"/>
         </w:rPr>
         <w:t>). Não sabemos muitos outros detalhes sobre a vida posterior de Pedro e seu trabalho missionário. Ele pode ter passado um tempo em Corinto (</w:t>
       </w:r>
-      <w:hyperlink r:id="rId228">
-        <w:r>
-          <w:rPr>
-            <w:lang w:val="pt_PT" w:bidi="pt_PT"/>
-          </w:rPr>
-          <w:rPr>
-            <w:color w:val="0000EE"/>
-            <w:u w:val="single"/>
-          </w:rPr>
-          <w:t>1Co 1.12</w:t>
-        </w:r>
-      </w:hyperlink>
-      <w:r>
-        <w:rPr>
-          <w:lang w:val="pt_PT" w:bidi="pt_PT"/>
-        </w:rPr>
-        <w:t xml:space="preserve">; </w:t>
-      </w:r>
-      <w:hyperlink r:id="rId229">
-        <w:r>
-          <w:rPr>
-            <w:lang w:val="pt_PT" w:bidi="pt_PT"/>
-          </w:rPr>
-          <w:rPr>
-            <w:color w:val="0000EE"/>
-            <w:u w:val="single"/>
-          </w:rPr>
-          <w:t>3.22</w:t>
-        </w:r>
-      </w:hyperlink>
+      <w:r>
+        <w:rPr>
+          <w:lang w:val="pt_PT" w:bidi="pt_PT"/>
+        </w:rPr>
+        <w:t>1Co 1.12</w:t>
+      </w:r>
+      <w:r>
+        <w:rPr>
+          <w:lang w:val="pt_PT" w:bidi="pt_PT"/>
+        </w:rPr>
+        <w:t xml:space="preserve">; </w:t>
+      </w:r>
+      <w:r>
+        <w:rPr>
+          <w:lang w:val="pt_PT" w:bidi="pt_PT"/>
+        </w:rPr>
+        <w:t>3.22</w:t>
+      </w:r>
       <w:r>
         <w:rPr>
           <w:lang w:val="pt_PT" w:bidi="pt_PT"/>
         </w:rPr>
         <w:t>). A tradição antiga diz que Pedro foi crucificado (morto por ser pregado em uma cruz) em Roma durante a perseguição aos cristãos por Nero em 64–65 d.C. Jesus disse que isso aconteceria (</w:t>
       </w:r>
-      <w:hyperlink r:id="rId230">
-        <w:r>
-          <w:rPr>
-            <w:lang w:val="pt_PT" w:bidi="pt_PT"/>
-          </w:rPr>
-          <w:rPr>
-            <w:color w:val="0000EE"/>
-            <w:u w:val="single"/>
-          </w:rPr>
-          <w:t>Jo 21.18–19</w:t>
-        </w:r>
-      </w:hyperlink>
+      <w:r>
+        <w:rPr>
+          <w:lang w:val="pt_PT" w:bidi="pt_PT"/>
+        </w:rPr>
+        <w:t>Jo 21.18–19</w:t>
+      </w:r>
       <w:r>
         <w:rPr>
           <w:lang w:val="pt_PT" w:bidi="pt_PT"/>
@@ -6380,18 +4796,12 @@
         </w:rPr>
         <w:t xml:space="preserve">Pedro provavelmente forneceu as informações que Marcos registrou em seu Evangelho. Marcos provavelmente aprendeu isso enquanto ajudava Pedro com seu trabalho evangelístico na Itália, perto do fim da vida de Pedro. A tradição também diz que Pedro escreveu 1 Pedro (de Roma, referida como "Babilônia", </w:t>
       </w:r>
-      <w:hyperlink r:id="rId231">
-        <w:r>
-          <w:rPr>
-            <w:lang w:val="pt_PT" w:bidi="pt_PT"/>
-          </w:rPr>
-          <w:rPr>
-            <w:color w:val="0000EE"/>
-            <w:u w:val="single"/>
-          </w:rPr>
-          <w:t>1Pe 5.13</w:t>
-        </w:r>
-      </w:hyperlink>
+      <w:r>
+        <w:rPr>
+          <w:lang w:val="pt_PT" w:bidi="pt_PT"/>
+        </w:rPr>
+        <w:t>1Pe 5.13</w:t>
+      </w:r>
       <w:r>
         <w:rPr>
           <w:lang w:val="pt_PT" w:bidi="pt_PT"/>
@@ -6435,1062 +4845,708 @@
           <w:lang w:val="pt_PT" w:bidi="pt_PT"/>
         </w:rPr>
       </w:r>
-      <w:hyperlink r:id="rId232">
-        <w:r>
-          <w:rPr>
-            <w:lang w:val="pt_PT" w:bidi="pt_PT"/>
-          </w:rPr>
-          <w:rPr>
-            <w:color w:val="0000EE"/>
-            <w:u w:val="single"/>
-          </w:rPr>
-          <w:t>Mateus 4.18–20</w:t>
-        </w:r>
-      </w:hyperlink>
-      <w:r>
-        <w:rPr>
-          <w:lang w:val="pt_PT" w:bidi="pt_PT"/>
-        </w:rPr>
-        <w:t xml:space="preserve">; </w:t>
-      </w:r>
-      <w:hyperlink r:id="rId233">
-        <w:r>
-          <w:rPr>
-            <w:lang w:val="pt_PT" w:bidi="pt_PT"/>
-          </w:rPr>
-          <w:rPr>
-            <w:color w:val="0000EE"/>
-            <w:u w:val="single"/>
-          </w:rPr>
-          <w:t>8.14</w:t>
-        </w:r>
-      </w:hyperlink>
-      <w:r>
-        <w:rPr>
-          <w:lang w:val="pt_PT" w:bidi="pt_PT"/>
-        </w:rPr>
-        <w:t xml:space="preserve">; </w:t>
-      </w:r>
-      <w:hyperlink r:id="rId178">
-        <w:r>
-          <w:rPr>
-            <w:lang w:val="pt_PT" w:bidi="pt_PT"/>
-          </w:rPr>
-          <w:rPr>
-            <w:color w:val="0000EE"/>
-            <w:u w:val="single"/>
-          </w:rPr>
-          <w:t>10.2</w:t>
-        </w:r>
-      </w:hyperlink>
-      <w:r>
-        <w:rPr>
-          <w:lang w:val="pt_PT" w:bidi="pt_PT"/>
-        </w:rPr>
-        <w:t xml:space="preserve">; </w:t>
-      </w:r>
-      <w:hyperlink r:id="rId234">
-        <w:r>
-          <w:rPr>
-            <w:lang w:val="pt_PT" w:bidi="pt_PT"/>
-          </w:rPr>
-          <w:rPr>
-            <w:color w:val="0000EE"/>
-            <w:u w:val="single"/>
-          </w:rPr>
-          <w:t>14.28–31</w:t>
-        </w:r>
-      </w:hyperlink>
-      <w:r>
-        <w:rPr>
-          <w:lang w:val="pt_PT" w:bidi="pt_PT"/>
-        </w:rPr>
-        <w:t xml:space="preserve">; </w:t>
-      </w:r>
-      <w:hyperlink r:id="rId235">
-        <w:r>
-          <w:rPr>
-            <w:lang w:val="pt_PT" w:bidi="pt_PT"/>
-          </w:rPr>
-          <w:rPr>
-            <w:color w:val="0000EE"/>
-            <w:u w:val="single"/>
-          </w:rPr>
-          <w:t>15.15</w:t>
-        </w:r>
-      </w:hyperlink>
-      <w:r>
-        <w:rPr>
-          <w:lang w:val="pt_PT" w:bidi="pt_PT"/>
-        </w:rPr>
-        <w:t xml:space="preserve">; </w:t>
-      </w:r>
-      <w:hyperlink r:id="rId236">
-        <w:r>
-          <w:rPr>
-            <w:lang w:val="pt_PT" w:bidi="pt_PT"/>
-          </w:rPr>
-          <w:rPr>
-            <w:color w:val="0000EE"/>
-            <w:u w:val="single"/>
-          </w:rPr>
-          <w:t>16.16–19</w:t>
-        </w:r>
-      </w:hyperlink>
+      <w:r>
+        <w:rPr>
+          <w:lang w:val="pt_PT" w:bidi="pt_PT"/>
+        </w:rPr>
+        <w:t>Mateus 4.18–20</w:t>
+      </w:r>
+      <w:r>
+        <w:rPr>
+          <w:lang w:val="pt_PT" w:bidi="pt_PT"/>
+        </w:rPr>
+        <w:t xml:space="preserve">; </w:t>
+      </w:r>
+      <w:r>
+        <w:rPr>
+          <w:lang w:val="pt_PT" w:bidi="pt_PT"/>
+        </w:rPr>
+        <w:t>8.14</w:t>
+      </w:r>
+      <w:r>
+        <w:rPr>
+          <w:lang w:val="pt_PT" w:bidi="pt_PT"/>
+        </w:rPr>
+        <w:t xml:space="preserve">; </w:t>
+      </w:r>
+      <w:r>
+        <w:rPr>
+          <w:lang w:val="pt_PT" w:bidi="pt_PT"/>
+        </w:rPr>
+        <w:t>10.2</w:t>
+      </w:r>
+      <w:r>
+        <w:rPr>
+          <w:lang w:val="pt_PT" w:bidi="pt_PT"/>
+        </w:rPr>
+        <w:t xml:space="preserve">; </w:t>
+      </w:r>
+      <w:r>
+        <w:rPr>
+          <w:lang w:val="pt_PT" w:bidi="pt_PT"/>
+        </w:rPr>
+        <w:t>14.28–31</w:t>
+      </w:r>
+      <w:r>
+        <w:rPr>
+          <w:lang w:val="pt_PT" w:bidi="pt_PT"/>
+        </w:rPr>
+        <w:t xml:space="preserve">; </w:t>
+      </w:r>
+      <w:r>
+        <w:rPr>
+          <w:lang w:val="pt_PT" w:bidi="pt_PT"/>
+        </w:rPr>
+        <w:t>15.15</w:t>
+      </w:r>
+      <w:r>
+        <w:rPr>
+          <w:lang w:val="pt_PT" w:bidi="pt_PT"/>
+        </w:rPr>
+        <w:t xml:space="preserve">; </w:t>
+      </w:r>
+      <w:r>
+        <w:rPr>
+          <w:lang w:val="pt_PT" w:bidi="pt_PT"/>
+        </w:rPr>
+        <w:t>16.16–19</w:t>
+      </w:r>
       <w:r>
         <w:rPr>
           <w:lang w:val="pt_PT" w:bidi="pt_PT"/>
         </w:rPr>
         <w:t>,</w:t>
       </w:r>
-      <w:hyperlink r:id="rId237">
-        <w:r>
-          <w:rPr>
-            <w:lang w:val="pt_PT" w:bidi="pt_PT"/>
-          </w:rPr>
-          <w:rPr>
-            <w:color w:val="0000EE"/>
-            <w:u w:val="single"/>
-          </w:rPr>
-          <w:t>22–23</w:t>
-        </w:r>
-      </w:hyperlink>
-      <w:r>
-        <w:rPr>
-          <w:lang w:val="pt_PT" w:bidi="pt_PT"/>
-        </w:rPr>
-        <w:t xml:space="preserve">; </w:t>
-      </w:r>
-      <w:hyperlink r:id="rId238">
-        <w:r>
-          <w:rPr>
-            <w:lang w:val="pt_PT" w:bidi="pt_PT"/>
-          </w:rPr>
-          <w:rPr>
-            <w:color w:val="0000EE"/>
-            <w:u w:val="single"/>
-          </w:rPr>
-          <w:t>17.1–4</w:t>
-        </w:r>
-      </w:hyperlink>
+      <w:r>
+        <w:rPr>
+          <w:lang w:val="pt_PT" w:bidi="pt_PT"/>
+        </w:rPr>
+        <w:t>22–23</w:t>
+      </w:r>
+      <w:r>
+        <w:rPr>
+          <w:lang w:val="pt_PT" w:bidi="pt_PT"/>
+        </w:rPr>
+        <w:t xml:space="preserve">; </w:t>
+      </w:r>
+      <w:r>
+        <w:rPr>
+          <w:lang w:val="pt_PT" w:bidi="pt_PT"/>
+        </w:rPr>
+        <w:t>17.1–4</w:t>
+      </w:r>
       <w:r>
         <w:rPr>
           <w:lang w:val="pt_PT" w:bidi="pt_PT"/>
         </w:rPr>
         <w:t>,</w:t>
       </w:r>
-      <w:hyperlink r:id="rId239">
-        <w:r>
-          <w:rPr>
-            <w:lang w:val="pt_PT" w:bidi="pt_PT"/>
-          </w:rPr>
-          <w:rPr>
-            <w:color w:val="0000EE"/>
-            <w:u w:val="single"/>
-          </w:rPr>
-          <w:t>24–27</w:t>
-        </w:r>
-      </w:hyperlink>
-      <w:r>
-        <w:rPr>
-          <w:lang w:val="pt_PT" w:bidi="pt_PT"/>
-        </w:rPr>
-        <w:t xml:space="preserve">; </w:t>
-      </w:r>
-      <w:hyperlink r:id="rId240">
-        <w:r>
-          <w:rPr>
-            <w:lang w:val="pt_PT" w:bidi="pt_PT"/>
-          </w:rPr>
-          <w:rPr>
-            <w:color w:val="0000EE"/>
-            <w:u w:val="single"/>
-          </w:rPr>
-          <w:t>18.21</w:t>
-        </w:r>
-      </w:hyperlink>
-      <w:r>
-        <w:rPr>
-          <w:lang w:val="pt_PT" w:bidi="pt_PT"/>
-        </w:rPr>
-        <w:t xml:space="preserve">; </w:t>
-      </w:r>
-      <w:hyperlink r:id="rId241">
-        <w:r>
-          <w:rPr>
-            <w:lang w:val="pt_PT" w:bidi="pt_PT"/>
-          </w:rPr>
-          <w:rPr>
-            <w:color w:val="0000EE"/>
-            <w:u w:val="single"/>
-          </w:rPr>
-          <w:t>19.27</w:t>
-        </w:r>
-      </w:hyperlink>
-      <w:r>
-        <w:rPr>
-          <w:lang w:val="pt_PT" w:bidi="pt_PT"/>
-        </w:rPr>
-        <w:t xml:space="preserve">; </w:t>
-      </w:r>
-      <w:hyperlink r:id="rId242">
-        <w:r>
-          <w:rPr>
-            <w:lang w:val="pt_PT" w:bidi="pt_PT"/>
-          </w:rPr>
-          <w:rPr>
-            <w:color w:val="0000EE"/>
-            <w:u w:val="single"/>
-          </w:rPr>
-          <w:t>26.33–45</w:t>
-        </w:r>
-      </w:hyperlink>
+      <w:r>
+        <w:rPr>
+          <w:lang w:val="pt_PT" w:bidi="pt_PT"/>
+        </w:rPr>
+        <w:t>24–27</w:t>
+      </w:r>
+      <w:r>
+        <w:rPr>
+          <w:lang w:val="pt_PT" w:bidi="pt_PT"/>
+        </w:rPr>
+        <w:t xml:space="preserve">; </w:t>
+      </w:r>
+      <w:r>
+        <w:rPr>
+          <w:lang w:val="pt_PT" w:bidi="pt_PT"/>
+        </w:rPr>
+        <w:t>18.21</w:t>
+      </w:r>
+      <w:r>
+        <w:rPr>
+          <w:lang w:val="pt_PT" w:bidi="pt_PT"/>
+        </w:rPr>
+        <w:t xml:space="preserve">; </w:t>
+      </w:r>
+      <w:r>
+        <w:rPr>
+          <w:lang w:val="pt_PT" w:bidi="pt_PT"/>
+        </w:rPr>
+        <w:t>19.27</w:t>
+      </w:r>
+      <w:r>
+        <w:rPr>
+          <w:lang w:val="pt_PT" w:bidi="pt_PT"/>
+        </w:rPr>
+        <w:t xml:space="preserve">; </w:t>
+      </w:r>
+      <w:r>
+        <w:rPr>
+          <w:lang w:val="pt_PT" w:bidi="pt_PT"/>
+        </w:rPr>
+        <w:t>26.33–45</w:t>
+      </w:r>
       <w:r>
         <w:rPr>
           <w:lang w:val="pt_PT" w:bidi="pt_PT"/>
         </w:rPr>
         <w:t>,</w:t>
       </w:r>
-      <w:hyperlink r:id="rId243">
-        <w:r>
-          <w:rPr>
-            <w:lang w:val="pt_PT" w:bidi="pt_PT"/>
-          </w:rPr>
-          <w:rPr>
-            <w:color w:val="0000EE"/>
-            <w:u w:val="single"/>
-          </w:rPr>
-          <w:t>58</w:t>
-        </w:r>
-      </w:hyperlink>
+      <w:r>
+        <w:rPr>
+          <w:lang w:val="pt_PT" w:bidi="pt_PT"/>
+        </w:rPr>
+        <w:t>58</w:t>
+      </w:r>
       <w:r>
         <w:rPr>
           <w:lang w:val="pt_PT" w:bidi="pt_PT"/>
         </w:rPr>
         <w:t>,</w:t>
       </w:r>
-      <w:hyperlink r:id="rId201">
-        <w:r>
-          <w:rPr>
-            <w:lang w:val="pt_PT" w:bidi="pt_PT"/>
-          </w:rPr>
-          <w:rPr>
-            <w:color w:val="0000EE"/>
-            <w:u w:val="single"/>
-          </w:rPr>
-          <w:t>69–75</w:t>
-        </w:r>
-      </w:hyperlink>
-      <w:r>
-        <w:rPr>
-          <w:lang w:val="pt_PT" w:bidi="pt_PT"/>
-        </w:rPr>
-        <w:t xml:space="preserve">; </w:t>
-      </w:r>
-      <w:hyperlink r:id="rId244">
-        <w:r>
-          <w:rPr>
-            <w:lang w:val="pt_PT" w:bidi="pt_PT"/>
-          </w:rPr>
-          <w:rPr>
-            <w:color w:val="0000EE"/>
-            <w:u w:val="single"/>
-          </w:rPr>
-          <w:t>Marcos 1.16–18</w:t>
-        </w:r>
-      </w:hyperlink>
+      <w:r>
+        <w:rPr>
+          <w:lang w:val="pt_PT" w:bidi="pt_PT"/>
+        </w:rPr>
+        <w:t>69–75</w:t>
+      </w:r>
+      <w:r>
+        <w:rPr>
+          <w:lang w:val="pt_PT" w:bidi="pt_PT"/>
+        </w:rPr>
+        <w:t xml:space="preserve">; </w:t>
+      </w:r>
+      <w:r>
+        <w:rPr>
+          <w:lang w:val="pt_PT" w:bidi="pt_PT"/>
+        </w:rPr>
+        <w:t>Marcos 1.16–18</w:t>
+      </w:r>
       <w:r>
         <w:rPr>
           <w:lang w:val="pt_PT" w:bidi="pt_PT"/>
         </w:rPr>
         <w:t>,</w:t>
       </w:r>
-      <w:hyperlink r:id="rId245">
-        <w:r>
-          <w:rPr>
-            <w:lang w:val="pt_PT" w:bidi="pt_PT"/>
-          </w:rPr>
-          <w:rPr>
-            <w:color w:val="0000EE"/>
-            <w:u w:val="single"/>
-          </w:rPr>
-          <w:t>29–30</w:t>
-        </w:r>
-      </w:hyperlink>
+      <w:r>
+        <w:rPr>
+          <w:lang w:val="pt_PT" w:bidi="pt_PT"/>
+        </w:rPr>
+        <w:t>29–30</w:t>
+      </w:r>
       <w:r>
         <w:rPr>
           <w:lang w:val="pt_PT" w:bidi="pt_PT"/>
         </w:rPr>
         <w:t>,</w:t>
       </w:r>
-      <w:hyperlink r:id="rId246">
-        <w:r>
-          <w:rPr>
-            <w:lang w:val="pt_PT" w:bidi="pt_PT"/>
-          </w:rPr>
-          <w:rPr>
-            <w:color w:val="0000EE"/>
-            <w:u w:val="single"/>
-          </w:rPr>
-          <w:t>36–37</w:t>
-        </w:r>
-      </w:hyperlink>
-      <w:r>
-        <w:rPr>
-          <w:lang w:val="pt_PT" w:bidi="pt_PT"/>
-        </w:rPr>
-        <w:t xml:space="preserve">; </w:t>
-      </w:r>
-      <w:hyperlink r:id="rId179">
-        <w:r>
-          <w:rPr>
-            <w:lang w:val="pt_PT" w:bidi="pt_PT"/>
-          </w:rPr>
-          <w:rPr>
-            <w:color w:val="0000EE"/>
-            <w:u w:val="single"/>
-          </w:rPr>
-          <w:t>3.16</w:t>
-        </w:r>
-      </w:hyperlink>
-      <w:r>
-        <w:rPr>
-          <w:lang w:val="pt_PT" w:bidi="pt_PT"/>
-        </w:rPr>
-        <w:t xml:space="preserve">; </w:t>
-      </w:r>
-      <w:hyperlink r:id="rId182">
-        <w:r>
-          <w:rPr>
-            <w:lang w:val="pt_PT" w:bidi="pt_PT"/>
-          </w:rPr>
-          <w:rPr>
-            <w:color w:val="0000EE"/>
-            <w:u w:val="single"/>
-          </w:rPr>
-          <w:t>5.37</w:t>
-        </w:r>
-      </w:hyperlink>
-      <w:r>
-        <w:rPr>
-          <w:lang w:val="pt_PT" w:bidi="pt_PT"/>
-        </w:rPr>
-        <w:t xml:space="preserve">; </w:t>
-      </w:r>
-      <w:hyperlink r:id="rId247">
-        <w:r>
-          <w:rPr>
-            <w:lang w:val="pt_PT" w:bidi="pt_PT"/>
-          </w:rPr>
-          <w:rPr>
-            <w:color w:val="0000EE"/>
-            <w:u w:val="single"/>
-          </w:rPr>
-          <w:t>8.29–33</w:t>
-        </w:r>
-      </w:hyperlink>
-      <w:r>
-        <w:rPr>
-          <w:lang w:val="pt_PT" w:bidi="pt_PT"/>
-        </w:rPr>
-        <w:t xml:space="preserve">; </w:t>
-      </w:r>
-      <w:hyperlink r:id="rId248">
-        <w:r>
-          <w:rPr>
-            <w:lang w:val="pt_PT" w:bidi="pt_PT"/>
-          </w:rPr>
-          <w:rPr>
-            <w:color w:val="0000EE"/>
-            <w:u w:val="single"/>
-          </w:rPr>
-          <w:t>9.2–6</w:t>
-        </w:r>
-      </w:hyperlink>
-      <w:r>
-        <w:rPr>
-          <w:lang w:val="pt_PT" w:bidi="pt_PT"/>
-        </w:rPr>
-        <w:t xml:space="preserve">; </w:t>
-      </w:r>
-      <w:hyperlink r:id="rId249">
-        <w:r>
-          <w:rPr>
-            <w:lang w:val="pt_PT" w:bidi="pt_PT"/>
-          </w:rPr>
-          <w:rPr>
-            <w:color w:val="0000EE"/>
-            <w:u w:val="single"/>
-          </w:rPr>
-          <w:t>10.28</w:t>
-        </w:r>
-      </w:hyperlink>
-      <w:r>
-        <w:rPr>
-          <w:lang w:val="pt_PT" w:bidi="pt_PT"/>
-        </w:rPr>
-        <w:t xml:space="preserve">; </w:t>
-      </w:r>
-      <w:hyperlink r:id="rId250">
-        <w:r>
-          <w:rPr>
-            <w:lang w:val="pt_PT" w:bidi="pt_PT"/>
-          </w:rPr>
-          <w:rPr>
-            <w:color w:val="0000EE"/>
-            <w:u w:val="single"/>
-          </w:rPr>
-          <w:t>11.21</w:t>
-        </w:r>
-      </w:hyperlink>
-      <w:r>
-        <w:rPr>
-          <w:lang w:val="pt_PT" w:bidi="pt_PT"/>
-        </w:rPr>
-        <w:t xml:space="preserve">; </w:t>
-      </w:r>
-      <w:hyperlink r:id="rId251">
-        <w:r>
-          <w:rPr>
-            <w:lang w:val="pt_PT" w:bidi="pt_PT"/>
-          </w:rPr>
-          <w:rPr>
-            <w:color w:val="0000EE"/>
-            <w:u w:val="single"/>
-          </w:rPr>
-          <w:t>13.3–4</w:t>
-        </w:r>
-      </w:hyperlink>
-      <w:r>
-        <w:rPr>
-          <w:lang w:val="pt_PT" w:bidi="pt_PT"/>
-        </w:rPr>
-        <w:t xml:space="preserve">; </w:t>
-      </w:r>
-      <w:hyperlink r:id="rId252">
-        <w:r>
-          <w:rPr>
-            <w:lang w:val="pt_PT" w:bidi="pt_PT"/>
-          </w:rPr>
-          <w:rPr>
-            <w:color w:val="0000EE"/>
-            <w:u w:val="single"/>
-          </w:rPr>
-          <w:t>14.29–42</w:t>
-        </w:r>
-      </w:hyperlink>
+      <w:r>
+        <w:rPr>
+          <w:lang w:val="pt_PT" w:bidi="pt_PT"/>
+        </w:rPr>
+        <w:t>36–37</w:t>
+      </w:r>
+      <w:r>
+        <w:rPr>
+          <w:lang w:val="pt_PT" w:bidi="pt_PT"/>
+        </w:rPr>
+        <w:t xml:space="preserve">; </w:t>
+      </w:r>
+      <w:r>
+        <w:rPr>
+          <w:lang w:val="pt_PT" w:bidi="pt_PT"/>
+        </w:rPr>
+        <w:t>3.16</w:t>
+      </w:r>
+      <w:r>
+        <w:rPr>
+          <w:lang w:val="pt_PT" w:bidi="pt_PT"/>
+        </w:rPr>
+        <w:t xml:space="preserve">; </w:t>
+      </w:r>
+      <w:r>
+        <w:rPr>
+          <w:lang w:val="pt_PT" w:bidi="pt_PT"/>
+        </w:rPr>
+        <w:t>5.37</w:t>
+      </w:r>
+      <w:r>
+        <w:rPr>
+          <w:lang w:val="pt_PT" w:bidi="pt_PT"/>
+        </w:rPr>
+        <w:t xml:space="preserve">; </w:t>
+      </w:r>
+      <w:r>
+        <w:rPr>
+          <w:lang w:val="pt_PT" w:bidi="pt_PT"/>
+        </w:rPr>
+        <w:t>8.29–33</w:t>
+      </w:r>
+      <w:r>
+        <w:rPr>
+          <w:lang w:val="pt_PT" w:bidi="pt_PT"/>
+        </w:rPr>
+        <w:t xml:space="preserve">; </w:t>
+      </w:r>
+      <w:r>
+        <w:rPr>
+          <w:lang w:val="pt_PT" w:bidi="pt_PT"/>
+        </w:rPr>
+        <w:t>9.2–6</w:t>
+      </w:r>
+      <w:r>
+        <w:rPr>
+          <w:lang w:val="pt_PT" w:bidi="pt_PT"/>
+        </w:rPr>
+        <w:t xml:space="preserve">; </w:t>
+      </w:r>
+      <w:r>
+        <w:rPr>
+          <w:lang w:val="pt_PT" w:bidi="pt_PT"/>
+        </w:rPr>
+        <w:t>10.28</w:t>
+      </w:r>
+      <w:r>
+        <w:rPr>
+          <w:lang w:val="pt_PT" w:bidi="pt_PT"/>
+        </w:rPr>
+        <w:t xml:space="preserve">; </w:t>
+      </w:r>
+      <w:r>
+        <w:rPr>
+          <w:lang w:val="pt_PT" w:bidi="pt_PT"/>
+        </w:rPr>
+        <w:t>11.21</w:t>
+      </w:r>
+      <w:r>
+        <w:rPr>
+          <w:lang w:val="pt_PT" w:bidi="pt_PT"/>
+        </w:rPr>
+        <w:t xml:space="preserve">; </w:t>
+      </w:r>
+      <w:r>
+        <w:rPr>
+          <w:lang w:val="pt_PT" w:bidi="pt_PT"/>
+        </w:rPr>
+        <w:t>13.3–4</w:t>
+      </w:r>
+      <w:r>
+        <w:rPr>
+          <w:lang w:val="pt_PT" w:bidi="pt_PT"/>
+        </w:rPr>
+        <w:t xml:space="preserve">; </w:t>
+      </w:r>
+      <w:r>
+        <w:rPr>
+          <w:lang w:val="pt_PT" w:bidi="pt_PT"/>
+        </w:rPr>
+        <w:t>14.29–42</w:t>
+      </w:r>
       <w:r>
         <w:rPr>
           <w:lang w:val="pt_PT" w:bidi="pt_PT"/>
         </w:rPr>
         <w:t>,</w:t>
       </w:r>
-      <w:hyperlink r:id="rId253">
-        <w:r>
-          <w:rPr>
-            <w:lang w:val="pt_PT" w:bidi="pt_PT"/>
-          </w:rPr>
-          <w:rPr>
-            <w:color w:val="0000EE"/>
-            <w:u w:val="single"/>
-          </w:rPr>
-          <w:t>54</w:t>
-        </w:r>
-      </w:hyperlink>
+      <w:r>
+        <w:rPr>
+          <w:lang w:val="pt_PT" w:bidi="pt_PT"/>
+        </w:rPr>
+        <w:t>54</w:t>
+      </w:r>
       <w:r>
         <w:rPr>
           <w:lang w:val="pt_PT" w:bidi="pt_PT"/>
         </w:rPr>
         <w:t>,</w:t>
       </w:r>
-      <w:hyperlink r:id="rId202">
-        <w:r>
-          <w:rPr>
-            <w:lang w:val="pt_PT" w:bidi="pt_PT"/>
-          </w:rPr>
-          <w:rPr>
-            <w:color w:val="0000EE"/>
-            <w:u w:val="single"/>
-          </w:rPr>
-          <w:t>66–72</w:t>
-        </w:r>
-      </w:hyperlink>
-      <w:r>
-        <w:rPr>
-          <w:lang w:val="pt_PT" w:bidi="pt_PT"/>
-        </w:rPr>
-        <w:t xml:space="preserve">; </w:t>
-      </w:r>
-      <w:hyperlink r:id="rId254">
-        <w:r>
-          <w:rPr>
-            <w:lang w:val="pt_PT" w:bidi="pt_PT"/>
-          </w:rPr>
-          <w:rPr>
-            <w:color w:val="0000EE"/>
-            <w:u w:val="single"/>
-          </w:rPr>
-          <w:t>16.7–8</w:t>
-        </w:r>
-      </w:hyperlink>
-      <w:r>
-        <w:rPr>
-          <w:lang w:val="pt_PT" w:bidi="pt_PT"/>
-        </w:rPr>
-        <w:t xml:space="preserve">; </w:t>
-      </w:r>
-      <w:hyperlink r:id="rId255">
-        <w:r>
-          <w:rPr>
-            <w:lang w:val="pt_PT" w:bidi="pt_PT"/>
-          </w:rPr>
-          <w:rPr>
-            <w:color w:val="0000EE"/>
-            <w:u w:val="single"/>
-          </w:rPr>
-          <w:t>Lucas 4.38</w:t>
-        </w:r>
-      </w:hyperlink>
-      <w:r>
-        <w:rPr>
-          <w:lang w:val="pt_PT" w:bidi="pt_PT"/>
-        </w:rPr>
-        <w:t xml:space="preserve">; </w:t>
-      </w:r>
-      <w:hyperlink r:id="rId256">
-        <w:r>
-          <w:rPr>
-            <w:lang w:val="pt_PT" w:bidi="pt_PT"/>
-          </w:rPr>
-          <w:rPr>
-            <w:color w:val="0000EE"/>
-            <w:u w:val="single"/>
-          </w:rPr>
-          <w:t>5.3–10</w:t>
-        </w:r>
-      </w:hyperlink>
-      <w:r>
-        <w:rPr>
-          <w:lang w:val="pt_PT" w:bidi="pt_PT"/>
-        </w:rPr>
-        <w:t xml:space="preserve">; </w:t>
-      </w:r>
-      <w:hyperlink r:id="rId180">
-        <w:r>
-          <w:rPr>
-            <w:lang w:val="pt_PT" w:bidi="pt_PT"/>
-          </w:rPr>
-          <w:rPr>
-            <w:color w:val="0000EE"/>
-            <w:u w:val="single"/>
-          </w:rPr>
-          <w:t>6.14</w:t>
-        </w:r>
-      </w:hyperlink>
-      <w:r>
-        <w:rPr>
-          <w:lang w:val="pt_PT" w:bidi="pt_PT"/>
-        </w:rPr>
-        <w:t xml:space="preserve">; </w:t>
-      </w:r>
-      <w:hyperlink r:id="rId257">
-        <w:r>
-          <w:rPr>
-            <w:lang w:val="pt_PT" w:bidi="pt_PT"/>
-          </w:rPr>
-          <w:rPr>
-            <w:color w:val="0000EE"/>
-            <w:u w:val="single"/>
-          </w:rPr>
-          <w:t>8.45</w:t>
-        </w:r>
-      </w:hyperlink>
+      <w:r>
+        <w:rPr>
+          <w:lang w:val="pt_PT" w:bidi="pt_PT"/>
+        </w:rPr>
+        <w:t>66–72</w:t>
+      </w:r>
+      <w:r>
+        <w:rPr>
+          <w:lang w:val="pt_PT" w:bidi="pt_PT"/>
+        </w:rPr>
+        <w:t xml:space="preserve">; </w:t>
+      </w:r>
+      <w:r>
+        <w:rPr>
+          <w:lang w:val="pt_PT" w:bidi="pt_PT"/>
+        </w:rPr>
+        <w:t>16.7–8</w:t>
+      </w:r>
+      <w:r>
+        <w:rPr>
+          <w:lang w:val="pt_PT" w:bidi="pt_PT"/>
+        </w:rPr>
+        <w:t xml:space="preserve">; </w:t>
+      </w:r>
+      <w:r>
+        <w:rPr>
+          <w:lang w:val="pt_PT" w:bidi="pt_PT"/>
+        </w:rPr>
+        <w:t>Lucas 4.38</w:t>
+      </w:r>
+      <w:r>
+        <w:rPr>
+          <w:lang w:val="pt_PT" w:bidi="pt_PT"/>
+        </w:rPr>
+        <w:t xml:space="preserve">; </w:t>
+      </w:r>
+      <w:r>
+        <w:rPr>
+          <w:lang w:val="pt_PT" w:bidi="pt_PT"/>
+        </w:rPr>
+        <w:t>5.3–10</w:t>
+      </w:r>
+      <w:r>
+        <w:rPr>
+          <w:lang w:val="pt_PT" w:bidi="pt_PT"/>
+        </w:rPr>
+        <w:t xml:space="preserve">; </w:t>
+      </w:r>
+      <w:r>
+        <w:rPr>
+          <w:lang w:val="pt_PT" w:bidi="pt_PT"/>
+        </w:rPr>
+        <w:t>6.14</w:t>
+      </w:r>
+      <w:r>
+        <w:rPr>
+          <w:lang w:val="pt_PT" w:bidi="pt_PT"/>
+        </w:rPr>
+        <w:t xml:space="preserve">; </w:t>
+      </w:r>
+      <w:r>
+        <w:rPr>
+          <w:lang w:val="pt_PT" w:bidi="pt_PT"/>
+        </w:rPr>
+        <w:t>8.45</w:t>
+      </w:r>
       <w:r>
         <w:rPr>
           <w:lang w:val="pt_PT" w:bidi="pt_PT"/>
         </w:rPr>
         <w:t>,</w:t>
       </w:r>
-      <w:hyperlink r:id="rId183">
-        <w:r>
-          <w:rPr>
-            <w:lang w:val="pt_PT" w:bidi="pt_PT"/>
-          </w:rPr>
-          <w:rPr>
-            <w:color w:val="0000EE"/>
-            <w:u w:val="single"/>
-          </w:rPr>
-          <w:t>51</w:t>
-        </w:r>
-      </w:hyperlink>
-      <w:r>
-        <w:rPr>
-          <w:lang w:val="pt_PT" w:bidi="pt_PT"/>
-        </w:rPr>
-        <w:t xml:space="preserve">; </w:t>
-      </w:r>
-      <w:hyperlink r:id="rId197">
-        <w:r>
-          <w:rPr>
-            <w:lang w:val="pt_PT" w:bidi="pt_PT"/>
-          </w:rPr>
-          <w:rPr>
-            <w:color w:val="0000EE"/>
-            <w:u w:val="single"/>
-          </w:rPr>
-          <w:t>9.20</w:t>
-        </w:r>
-      </w:hyperlink>
+      <w:r>
+        <w:rPr>
+          <w:lang w:val="pt_PT" w:bidi="pt_PT"/>
+        </w:rPr>
+        <w:t>51</w:t>
+      </w:r>
+      <w:r>
+        <w:rPr>
+          <w:lang w:val="pt_PT" w:bidi="pt_PT"/>
+        </w:rPr>
+        <w:t xml:space="preserve">; </w:t>
+      </w:r>
+      <w:r>
+        <w:rPr>
+          <w:lang w:val="pt_PT" w:bidi="pt_PT"/>
+        </w:rPr>
+        <w:t>9.20</w:t>
+      </w:r>
       <w:r>
         <w:rPr>
           <w:lang w:val="pt_PT" w:bidi="pt_PT"/>
         </w:rPr>
         <w:t>,</w:t>
       </w:r>
-      <w:hyperlink r:id="rId258">
-        <w:r>
-          <w:rPr>
-            <w:lang w:val="pt_PT" w:bidi="pt_PT"/>
-          </w:rPr>
-          <w:rPr>
-            <w:color w:val="0000EE"/>
-            <w:u w:val="single"/>
-          </w:rPr>
-          <w:t>28–33</w:t>
-        </w:r>
-      </w:hyperlink>
-      <w:r>
-        <w:rPr>
-          <w:lang w:val="pt_PT" w:bidi="pt_PT"/>
-        </w:rPr>
-        <w:t xml:space="preserve">; </w:t>
-      </w:r>
-      <w:hyperlink r:id="rId259">
-        <w:r>
-          <w:rPr>
-            <w:lang w:val="pt_PT" w:bidi="pt_PT"/>
-          </w:rPr>
-          <w:rPr>
-            <w:color w:val="0000EE"/>
-            <w:u w:val="single"/>
-          </w:rPr>
-          <w:t>12.41</w:t>
-        </w:r>
-      </w:hyperlink>
-      <w:r>
-        <w:rPr>
-          <w:lang w:val="pt_PT" w:bidi="pt_PT"/>
-        </w:rPr>
-        <w:t xml:space="preserve">; </w:t>
-      </w:r>
-      <w:hyperlink r:id="rId260">
-        <w:r>
-          <w:rPr>
-            <w:lang w:val="pt_PT" w:bidi="pt_PT"/>
-          </w:rPr>
-          <w:rPr>
-            <w:color w:val="0000EE"/>
-            <w:u w:val="single"/>
-          </w:rPr>
-          <w:t>18.28</w:t>
-        </w:r>
-      </w:hyperlink>
-      <w:r>
-        <w:rPr>
-          <w:lang w:val="pt_PT" w:bidi="pt_PT"/>
-        </w:rPr>
-        <w:t xml:space="preserve">; </w:t>
-      </w:r>
-      <w:hyperlink r:id="rId261">
-        <w:r>
-          <w:rPr>
-            <w:lang w:val="pt_PT" w:bidi="pt_PT"/>
-          </w:rPr>
-          <w:rPr>
-            <w:color w:val="0000EE"/>
-            <w:u w:val="single"/>
-          </w:rPr>
-          <w:t>22.8</w:t>
-        </w:r>
-      </w:hyperlink>
+      <w:r>
+        <w:rPr>
+          <w:lang w:val="pt_PT" w:bidi="pt_PT"/>
+        </w:rPr>
+        <w:t>28–33</w:t>
+      </w:r>
+      <w:r>
+        <w:rPr>
+          <w:lang w:val="pt_PT" w:bidi="pt_PT"/>
+        </w:rPr>
+        <w:t xml:space="preserve">; </w:t>
+      </w:r>
+      <w:r>
+        <w:rPr>
+          <w:lang w:val="pt_PT" w:bidi="pt_PT"/>
+        </w:rPr>
+        <w:t>12.41</w:t>
+      </w:r>
+      <w:r>
+        <w:rPr>
+          <w:lang w:val="pt_PT" w:bidi="pt_PT"/>
+        </w:rPr>
+        <w:t xml:space="preserve">; </w:t>
+      </w:r>
+      <w:r>
+        <w:rPr>
+          <w:lang w:val="pt_PT" w:bidi="pt_PT"/>
+        </w:rPr>
+        <w:t>18.28</w:t>
+      </w:r>
+      <w:r>
+        <w:rPr>
+          <w:lang w:val="pt_PT" w:bidi="pt_PT"/>
+        </w:rPr>
+        <w:t xml:space="preserve">; </w:t>
+      </w:r>
+      <w:r>
+        <w:rPr>
+          <w:lang w:val="pt_PT" w:bidi="pt_PT"/>
+        </w:rPr>
+        <w:t>22.8</w:t>
+      </w:r>
       <w:r>
         <w:rPr>
           <w:lang w:val="pt_PT" w:bidi="pt_PT"/>
         </w:rPr>
         <w:t>,</w:t>
       </w:r>
-      <w:hyperlink r:id="rId206">
-        <w:r>
-          <w:rPr>
-            <w:lang w:val="pt_PT" w:bidi="pt_PT"/>
-          </w:rPr>
-          <w:rPr>
-            <w:color w:val="0000EE"/>
-            <w:u w:val="single"/>
-          </w:rPr>
-          <w:t>31–34</w:t>
-        </w:r>
-      </w:hyperlink>
+      <w:r>
+        <w:rPr>
+          <w:lang w:val="pt_PT" w:bidi="pt_PT"/>
+        </w:rPr>
+        <w:t>31–34</w:t>
+      </w:r>
       <w:r>
         <w:rPr>
           <w:lang w:val="pt_PT" w:bidi="pt_PT"/>
         </w:rPr>
         <w:t>,</w:t>
       </w:r>
-      <w:hyperlink r:id="rId262">
-        <w:r>
-          <w:rPr>
-            <w:lang w:val="pt_PT" w:bidi="pt_PT"/>
-          </w:rPr>
-          <w:rPr>
-            <w:color w:val="0000EE"/>
-            <w:u w:val="single"/>
-          </w:rPr>
-          <w:t>55–62</w:t>
-        </w:r>
-      </w:hyperlink>
-      <w:r>
-        <w:rPr>
-          <w:lang w:val="pt_PT" w:bidi="pt_PT"/>
-        </w:rPr>
-        <w:t xml:space="preserve">; </w:t>
-      </w:r>
-      <w:hyperlink r:id="rId263">
-        <w:r>
-          <w:rPr>
-            <w:lang w:val="pt_PT" w:bidi="pt_PT"/>
-          </w:rPr>
-          <w:rPr>
-            <w:color w:val="0000EE"/>
-            <w:u w:val="single"/>
-          </w:rPr>
-          <w:t>24.12</w:t>
-        </w:r>
-      </w:hyperlink>
+      <w:r>
+        <w:rPr>
+          <w:lang w:val="pt_PT" w:bidi="pt_PT"/>
+        </w:rPr>
+        <w:t>55–62</w:t>
+      </w:r>
+      <w:r>
+        <w:rPr>
+          <w:lang w:val="pt_PT" w:bidi="pt_PT"/>
+        </w:rPr>
+        <w:t xml:space="preserve">; </w:t>
+      </w:r>
+      <w:r>
+        <w:rPr>
+          <w:lang w:val="pt_PT" w:bidi="pt_PT"/>
+        </w:rPr>
+        <w:t>24.12</w:t>
+      </w:r>
       <w:r>
         <w:rPr>
           <w:lang w:val="pt_PT" w:bidi="pt_PT"/>
         </w:rPr>
         <w:t>,</w:t>
       </w:r>
-      <w:hyperlink r:id="rId264">
-        <w:r>
-          <w:rPr>
-            <w:lang w:val="pt_PT" w:bidi="pt_PT"/>
-          </w:rPr>
-          <w:rPr>
-            <w:color w:val="0000EE"/>
-            <w:u w:val="single"/>
-          </w:rPr>
-          <w:t>34</w:t>
-        </w:r>
-      </w:hyperlink>
-      <w:r>
-        <w:rPr>
-          <w:lang w:val="pt_PT" w:bidi="pt_PT"/>
-        </w:rPr>
-        <w:t xml:space="preserve">; </w:t>
-      </w:r>
-      <w:hyperlink r:id="rId265">
-        <w:r>
-          <w:rPr>
-            <w:lang w:val="pt_PT" w:bidi="pt_PT"/>
-          </w:rPr>
-          <w:rPr>
-            <w:color w:val="0000EE"/>
-            <w:u w:val="single"/>
-          </w:rPr>
-          <w:t>João 1.40–42</w:t>
-        </w:r>
-      </w:hyperlink>
+      <w:r>
+        <w:rPr>
+          <w:lang w:val="pt_PT" w:bidi="pt_PT"/>
+        </w:rPr>
+        <w:t>34</w:t>
+      </w:r>
+      <w:r>
+        <w:rPr>
+          <w:lang w:val="pt_PT" w:bidi="pt_PT"/>
+        </w:rPr>
+        <w:t xml:space="preserve">; </w:t>
+      </w:r>
+      <w:r>
+        <w:rPr>
+          <w:lang w:val="pt_PT" w:bidi="pt_PT"/>
+        </w:rPr>
+        <w:t>João 1.40–42</w:t>
+      </w:r>
       <w:r>
         <w:rPr>
           <w:lang w:val="pt_PT" w:bidi="pt_PT"/>
         </w:rPr>
         <w:t>,</w:t>
       </w:r>
-      <w:hyperlink r:id="rId168">
-        <w:r>
-          <w:rPr>
-            <w:lang w:val="pt_PT" w:bidi="pt_PT"/>
-          </w:rPr>
-          <w:rPr>
-            <w:color w:val="0000EE"/>
-            <w:u w:val="single"/>
-          </w:rPr>
-          <w:t>44</w:t>
-        </w:r>
-      </w:hyperlink>
-      <w:r>
-        <w:rPr>
-          <w:lang w:val="pt_PT" w:bidi="pt_PT"/>
-        </w:rPr>
-        <w:t xml:space="preserve">; </w:t>
-      </w:r>
-      <w:hyperlink r:id="rId266">
-        <w:r>
-          <w:rPr>
-            <w:lang w:val="pt_PT" w:bidi="pt_PT"/>
-          </w:rPr>
-          <w:rPr>
-            <w:color w:val="0000EE"/>
-            <w:u w:val="single"/>
-          </w:rPr>
-          <w:t>6.8</w:t>
-        </w:r>
-      </w:hyperlink>
+      <w:r>
+        <w:rPr>
+          <w:lang w:val="pt_PT" w:bidi="pt_PT"/>
+        </w:rPr>
+        <w:t>44</w:t>
+      </w:r>
+      <w:r>
+        <w:rPr>
+          <w:lang w:val="pt_PT" w:bidi="pt_PT"/>
+        </w:rPr>
+        <w:t xml:space="preserve">; </w:t>
+      </w:r>
+      <w:r>
+        <w:rPr>
+          <w:lang w:val="pt_PT" w:bidi="pt_PT"/>
+        </w:rPr>
+        <w:t>6.8</w:t>
+      </w:r>
       <w:r>
         <w:rPr>
           <w:lang w:val="pt_PT" w:bidi="pt_PT"/>
         </w:rPr>
         <w:t>,</w:t>
       </w:r>
-      <w:hyperlink r:id="rId267">
-        <w:r>
-          <w:rPr>
-            <w:lang w:val="pt_PT" w:bidi="pt_PT"/>
-          </w:rPr>
-          <w:rPr>
-            <w:color w:val="0000EE"/>
-            <w:u w:val="single"/>
-          </w:rPr>
-          <w:t>68</w:t>
-        </w:r>
-      </w:hyperlink>
-      <w:r>
-        <w:rPr>
-          <w:lang w:val="pt_PT" w:bidi="pt_PT"/>
-        </w:rPr>
-        <w:t xml:space="preserve">; </w:t>
-      </w:r>
-      <w:hyperlink r:id="rId268">
-        <w:r>
-          <w:rPr>
-            <w:lang w:val="pt_PT" w:bidi="pt_PT"/>
-          </w:rPr>
-          <w:rPr>
-            <w:color w:val="0000EE"/>
-            <w:u w:val="single"/>
-          </w:rPr>
-          <w:t>13.6–10</w:t>
-        </w:r>
-      </w:hyperlink>
+      <w:r>
+        <w:rPr>
+          <w:lang w:val="pt_PT" w:bidi="pt_PT"/>
+        </w:rPr>
+        <w:t>68</w:t>
+      </w:r>
+      <w:r>
+        <w:rPr>
+          <w:lang w:val="pt_PT" w:bidi="pt_PT"/>
+        </w:rPr>
+        <w:t xml:space="preserve">; </w:t>
+      </w:r>
+      <w:r>
+        <w:rPr>
+          <w:lang w:val="pt_PT" w:bidi="pt_PT"/>
+        </w:rPr>
+        <w:t>13.6–10</w:t>
+      </w:r>
       <w:r>
         <w:rPr>
           <w:lang w:val="pt_PT" w:bidi="pt_PT"/>
         </w:rPr>
         <w:t>,</w:t>
       </w:r>
-      <w:hyperlink r:id="rId269">
-        <w:r>
-          <w:rPr>
-            <w:lang w:val="pt_PT" w:bidi="pt_PT"/>
-          </w:rPr>
-          <w:rPr>
-            <w:color w:val="0000EE"/>
-            <w:u w:val="single"/>
-          </w:rPr>
-          <w:t>24</w:t>
-        </w:r>
-      </w:hyperlink>
+      <w:r>
+        <w:rPr>
+          <w:lang w:val="pt_PT" w:bidi="pt_PT"/>
+        </w:rPr>
+        <w:t>24</w:t>
+      </w:r>
       <w:r>
         <w:rPr>
           <w:lang w:val="pt_PT" w:bidi="pt_PT"/>
         </w:rPr>
         <w:t>,</w:t>
       </w:r>
-      <w:hyperlink r:id="rId270">
-        <w:r>
-          <w:rPr>
-            <w:lang w:val="pt_PT" w:bidi="pt_PT"/>
-          </w:rPr>
-          <w:rPr>
-            <w:color w:val="0000EE"/>
-            <w:u w:val="single"/>
-          </w:rPr>
-          <w:t>36–38</w:t>
-        </w:r>
-      </w:hyperlink>
-      <w:r>
-        <w:rPr>
-          <w:lang w:val="pt_PT" w:bidi="pt_PT"/>
-        </w:rPr>
-        <w:t xml:space="preserve">; </w:t>
-      </w:r>
-      <w:hyperlink r:id="rId271">
-        <w:r>
-          <w:rPr>
-            <w:lang w:val="pt_PT" w:bidi="pt_PT"/>
-          </w:rPr>
-          <w:rPr>
-            <w:color w:val="0000EE"/>
-            <w:u w:val="single"/>
-          </w:rPr>
-          <w:t>18.10–11</w:t>
-        </w:r>
-      </w:hyperlink>
+      <w:r>
+        <w:rPr>
+          <w:lang w:val="pt_PT" w:bidi="pt_PT"/>
+        </w:rPr>
+        <w:t>36–38</w:t>
+      </w:r>
+      <w:r>
+        <w:rPr>
+          <w:lang w:val="pt_PT" w:bidi="pt_PT"/>
+        </w:rPr>
+        <w:t xml:space="preserve">; </w:t>
+      </w:r>
+      <w:r>
+        <w:rPr>
+          <w:lang w:val="pt_PT" w:bidi="pt_PT"/>
+        </w:rPr>
+        <w:t>18.10–11</w:t>
+      </w:r>
       <w:r>
         <w:rPr>
           <w:lang w:val="pt_PT" w:bidi="pt_PT"/>
         </w:rPr>
         <w:t>,</w:t>
       </w:r>
-      <w:hyperlink r:id="rId272">
-        <w:r>
-          <w:rPr>
-            <w:lang w:val="pt_PT" w:bidi="pt_PT"/>
-          </w:rPr>
-          <w:rPr>
-            <w:color w:val="0000EE"/>
-            <w:u w:val="single"/>
-          </w:rPr>
-          <w:t>15–18</w:t>
-        </w:r>
-      </w:hyperlink>
+      <w:r>
+        <w:rPr>
+          <w:lang w:val="pt_PT" w:bidi="pt_PT"/>
+        </w:rPr>
+        <w:t>15–18</w:t>
+      </w:r>
       <w:r>
         <w:rPr>
           <w:lang w:val="pt_PT" w:bidi="pt_PT"/>
         </w:rPr>
         <w:t>,</w:t>
       </w:r>
-      <w:hyperlink r:id="rId273">
-        <w:r>
-          <w:rPr>
-            <w:lang w:val="pt_PT" w:bidi="pt_PT"/>
-          </w:rPr>
-          <w:rPr>
-            <w:color w:val="0000EE"/>
-            <w:u w:val="single"/>
-          </w:rPr>
-          <w:t>25–27</w:t>
-        </w:r>
-      </w:hyperlink>
-      <w:r>
-        <w:rPr>
-          <w:lang w:val="pt_PT" w:bidi="pt_PT"/>
-        </w:rPr>
-        <w:t xml:space="preserve">; </w:t>
-      </w:r>
-      <w:hyperlink r:id="rId274">
-        <w:r>
-          <w:rPr>
-            <w:lang w:val="pt_PT" w:bidi="pt_PT"/>
-          </w:rPr>
-          <w:rPr>
-            <w:color w:val="0000EE"/>
-            <w:u w:val="single"/>
-          </w:rPr>
-          <w:t>20.2–6</w:t>
-        </w:r>
-      </w:hyperlink>
-      <w:r>
-        <w:rPr>
-          <w:lang w:val="pt_PT" w:bidi="pt_PT"/>
-        </w:rPr>
-        <w:t xml:space="preserve">; </w:t>
-      </w:r>
-      <w:hyperlink r:id="rId275">
-        <w:r>
-          <w:rPr>
-            <w:lang w:val="pt_PT" w:bidi="pt_PT"/>
-          </w:rPr>
-          <w:rPr>
-            <w:color w:val="0000EE"/>
-            <w:u w:val="single"/>
-          </w:rPr>
-          <w:t>21.2–21</w:t>
-        </w:r>
-      </w:hyperlink>
-      <w:r>
-        <w:rPr>
-          <w:lang w:val="pt_PT" w:bidi="pt_PT"/>
-        </w:rPr>
-        <w:t xml:space="preserve">; </w:t>
-      </w:r>
-      <w:hyperlink r:id="rId276">
-        <w:r>
-          <w:rPr>
-            <w:lang w:val="pt_PT" w:bidi="pt_PT"/>
-          </w:rPr>
-          <w:rPr>
-            <w:color w:val="0000EE"/>
-            <w:u w:val="single"/>
-          </w:rPr>
-          <w:t>Atos 1.1–12.25</w:t>
-        </w:r>
-      </w:hyperlink>
-      <w:r>
-        <w:rPr>
-          <w:lang w:val="pt_PT" w:bidi="pt_PT"/>
-        </w:rPr>
-        <w:t xml:space="preserve">; </w:t>
-      </w:r>
-      <w:hyperlink r:id="rId226">
-        <w:r>
-          <w:rPr>
-            <w:lang w:val="pt_PT" w:bidi="pt_PT"/>
-          </w:rPr>
-          <w:rPr>
-            <w:color w:val="0000EE"/>
-            <w:u w:val="single"/>
-          </w:rPr>
-          <w:t>15.7–11</w:t>
-        </w:r>
-      </w:hyperlink>
-      <w:r>
-        <w:rPr>
-          <w:lang w:val="pt_PT" w:bidi="pt_PT"/>
-        </w:rPr>
-        <w:t xml:space="preserve">; </w:t>
-      </w:r>
-      <w:hyperlink r:id="rId277">
-        <w:r>
-          <w:rPr>
-            <w:lang w:val="pt_PT" w:bidi="pt_PT"/>
-          </w:rPr>
-          <w:rPr>
-            <w:color w:val="0000EE"/>
-            <w:u w:val="single"/>
-          </w:rPr>
-          <w:t>Gálatas 2.7–16</w:t>
-        </w:r>
-      </w:hyperlink>
-      <w:r>
-        <w:rPr>
-          <w:lang w:val="pt_PT" w:bidi="pt_PT"/>
-        </w:rPr>
-        <w:t xml:space="preserve">; </w:t>
-      </w:r>
-      <w:hyperlink r:id="rId278">
-        <w:r>
-          <w:rPr>
-            <w:lang w:val="pt_PT" w:bidi="pt_PT"/>
-          </w:rPr>
-          <w:rPr>
-            <w:color w:val="0000EE"/>
-            <w:u w:val="single"/>
-          </w:rPr>
-          <w:t>1 Pedro 1.1–5.14</w:t>
-        </w:r>
-      </w:hyperlink>
-      <w:r>
-        <w:rPr>
-          <w:lang w:val="pt_PT" w:bidi="pt_PT"/>
-        </w:rPr>
-        <w:t xml:space="preserve">; </w:t>
-      </w:r>
-      <w:hyperlink r:id="rId279">
-        <w:r>
-          <w:rPr>
-            <w:lang w:val="pt_PT" w:bidi="pt_PT"/>
-          </w:rPr>
-          <w:rPr>
-            <w:color w:val="0000EE"/>
-            <w:u w:val="single"/>
-          </w:rPr>
-          <w:t>2 Pedro 1.1–3.18</w:t>
-        </w:r>
-      </w:hyperlink>
+      <w:r>
+        <w:rPr>
+          <w:lang w:val="pt_PT" w:bidi="pt_PT"/>
+        </w:rPr>
+        <w:t>25–27</w:t>
+      </w:r>
+      <w:r>
+        <w:rPr>
+          <w:lang w:val="pt_PT" w:bidi="pt_PT"/>
+        </w:rPr>
+        <w:t xml:space="preserve">; </w:t>
+      </w:r>
+      <w:r>
+        <w:rPr>
+          <w:lang w:val="pt_PT" w:bidi="pt_PT"/>
+        </w:rPr>
+        <w:t>20.2–6</w:t>
+      </w:r>
+      <w:r>
+        <w:rPr>
+          <w:lang w:val="pt_PT" w:bidi="pt_PT"/>
+        </w:rPr>
+        <w:t xml:space="preserve">; </w:t>
+      </w:r>
+      <w:r>
+        <w:rPr>
+          <w:lang w:val="pt_PT" w:bidi="pt_PT"/>
+        </w:rPr>
+        <w:t>21.2–21</w:t>
+      </w:r>
+      <w:r>
+        <w:rPr>
+          <w:lang w:val="pt_PT" w:bidi="pt_PT"/>
+        </w:rPr>
+        <w:t xml:space="preserve">; </w:t>
+      </w:r>
+      <w:r>
+        <w:rPr>
+          <w:lang w:val="pt_PT" w:bidi="pt_PT"/>
+        </w:rPr>
+        <w:t>Atos 1.1–12.25</w:t>
+      </w:r>
+      <w:r>
+        <w:rPr>
+          <w:lang w:val="pt_PT" w:bidi="pt_PT"/>
+        </w:rPr>
+        <w:t xml:space="preserve">; </w:t>
+      </w:r>
+      <w:r>
+        <w:rPr>
+          <w:lang w:val="pt_PT" w:bidi="pt_PT"/>
+        </w:rPr>
+        <w:t>15.7–11</w:t>
+      </w:r>
+      <w:r>
+        <w:rPr>
+          <w:lang w:val="pt_PT" w:bidi="pt_PT"/>
+        </w:rPr>
+        <w:t xml:space="preserve">; </w:t>
+      </w:r>
+      <w:r>
+        <w:rPr>
+          <w:lang w:val="pt_PT" w:bidi="pt_PT"/>
+        </w:rPr>
+        <w:t>Gálatas 2.7–16</w:t>
+      </w:r>
+      <w:r>
+        <w:rPr>
+          <w:lang w:val="pt_PT" w:bidi="pt_PT"/>
+        </w:rPr>
+        <w:t xml:space="preserve">; </w:t>
+      </w:r>
+      <w:r>
+        <w:rPr>
+          <w:lang w:val="pt_PT" w:bidi="pt_PT"/>
+        </w:rPr>
+        <w:t>1 Pedro 1.1–5.14</w:t>
+      </w:r>
+      <w:r>
+        <w:rPr>
+          <w:lang w:val="pt_PT" w:bidi="pt_PT"/>
+        </w:rPr>
+        <w:t xml:space="preserve">; </w:t>
+      </w:r>
+      <w:r>
+        <w:rPr>
+          <w:lang w:val="pt_PT" w:bidi="pt_PT"/>
+        </w:rPr>
+        <w:t>2 Pedro 1.1–3.18</w:t>
+      </w:r>
       <w:r>
         <w:rPr>
           <w:lang w:val="pt_PT" w:bidi="pt_PT"/>
